--- a/CMA_Summaries_B4_Ch08.docx
+++ b/CMA_Summaries_B4_Ch08.docx
@@ -244,7 +244,21 @@
           <w:sz w:val="19"/>
           <w:szCs w:val="19"/>
         </w:rPr>
-        <w:t xml:space="preserve">A leased line is a </w:t>
+        <w:t xml:space="preserve">A leased line is a connection the company pays for and nobody else uses. </w:t>
+      </w:r>
+      <w:r>
+        <w:rPr>
+          <w:sz w:val="19"/>
+          <w:szCs w:val="19"/>
+        </w:rPr>
+        <w:t xml:space="preserve">The internet is a shared road. </w:t>
+      </w:r>
+      <w:r>
+        <w:rPr>
+          <w:sz w:val="19"/>
+          <w:szCs w:val="19"/>
+        </w:rPr>
+        <w:t xml:space="preserve">The traffic crosses </w:t>
       </w:r>
       <w:r>
         <w:rPr>
@@ -262,7 +276,7 @@
           <w:sz w:val="19"/>
           <w:szCs w:val="19"/>
         </w:rPr>
-        <w:t xml:space="preserve">            </w:t>
+        <w:t xml:space="preserve">           </w:t>
       </w:r>
       <w:r>
         <w:rPr>
@@ -276,7 +290,7 @@
           <w:sz w:val="19"/>
           <w:szCs w:val="19"/>
         </w:rPr>
-        <w:t xml:space="preserve"> the company pays for and </w:t>
+        <w:t xml:space="preserve"> owned by strangers, by a route </w:t>
       </w:r>
       <w:r>
         <w:rPr>
@@ -308,14 +322,7 @@
           <w:sz w:val="19"/>
           <w:szCs w:val="19"/>
         </w:rPr>
-        <w:t xml:space="preserve"> else uses. </w:t>
-      </w:r>
-      <w:r>
-        <w:rPr>
-          <w:sz w:val="19"/>
-          <w:szCs w:val="19"/>
-        </w:rPr>
-        <w:t xml:space="preserve">The </w:t>
+        <w:t xml:space="preserve"> at the time, and </w:t>
       </w:r>
       <w:r>
         <w:rPr>
@@ -347,14 +354,7 @@
           <w:sz w:val="19"/>
           <w:szCs w:val="19"/>
         </w:rPr>
-        <w:t xml:space="preserve"> is a shared road. </w:t>
-      </w:r>
-      <w:r>
-        <w:rPr>
-          <w:sz w:val="19"/>
-          <w:szCs w:val="19"/>
-        </w:rPr>
-        <w:t xml:space="preserve">The traffic crosses </w:t>
+        <w:t xml:space="preserve"> on that route can in </w:t>
       </w:r>
       <w:r>
         <w:rPr>
@@ -386,7 +386,7 @@
           <w:sz w:val="19"/>
           <w:szCs w:val="19"/>
         </w:rPr>
-        <w:t xml:space="preserve"> owned by strangers, by a route chosen at the time, and anything on that route can in principle read or alter what passes. </w:t>
+        <w:t xml:space="preserve"> read or alter what passes. </w:t>
       </w:r>
     </w:p>
     <w:tbl>
@@ -444,7 +444,7 @@
                 <w:sz w:val="16"/>
                 <w:szCs w:val="16"/>
               </w:rPr>
-              <w:t xml:space="preserve">crosses   ·   nobody   ·   equipment   ·   connection   ·   internet</w:t>
+              <w:t xml:space="preserve">strangers   ·   chosen   ·   principle   ·   equipment   ·   anything</w:t>
             </w:r>
           </w:p>
         </w:tc>
@@ -1264,7 +1264,7 @@
                 <w:sz w:val="16"/>
                 <w:szCs w:val="16"/>
               </w:rPr>
-              <w:t xml:space="preserve">Traffic crosses networks nobody controls   ·   Reading data in transit   ·   An order site unavailable for a day   ·   A convincing but fake supplier portal   ·   Altering a payment instruction   ·   Data changed in transit   ·   Hostile software carried over the connection</w:t>
+              <w:t xml:space="preserve">Traffic crosses networks nobody controls   ·   man in the middle   ·   An order site unavailable for a day   ·   A convincing but fake supplier portal   ·   Altering a payment instruction   ·   Data changed in transit   ·   Hostile software carried over the connection</w:t>
             </w:r>
           </w:p>
         </w:tc>
@@ -2364,7 +2364,7 @@
                 <w:sz w:val="16"/>
                 <w:szCs w:val="16"/>
               </w:rPr>
-              <w:t xml:space="preserve">connection</w:t>
+              <w:t xml:space="preserve">equipment</w:t>
             </w:r>
           </w:p>
         </w:tc>
@@ -2432,7 +2432,7 @@
                 <w:sz w:val="16"/>
                 <w:szCs w:val="16"/>
               </w:rPr>
-              <w:t xml:space="preserve">nobody</w:t>
+              <w:t xml:space="preserve">chosen</w:t>
             </w:r>
           </w:p>
         </w:tc>
@@ -2500,7 +2500,7 @@
                 <w:sz w:val="16"/>
                 <w:szCs w:val="16"/>
               </w:rPr>
-              <w:t xml:space="preserve">internet</w:t>
+              <w:t xml:space="preserve">anything</w:t>
             </w:r>
           </w:p>
         </w:tc>
@@ -2568,7 +2568,7 @@
                 <w:sz w:val="16"/>
                 <w:szCs w:val="16"/>
               </w:rPr>
-              <w:t xml:space="preserve">equipment</w:t>
+              <w:t xml:space="preserve">principle</w:t>
             </w:r>
           </w:p>
         </w:tc>
@@ -5179,7 +5179,7 @@
           <w:sz w:val="19"/>
           <w:szCs w:val="19"/>
         </w:rPr>
-        <w:t xml:space="preserve">A </w:t>
+        <w:t xml:space="preserve">A firewall sits between two </w:t>
       </w:r>
       <w:r>
         <w:rPr>
@@ -5211,7 +5211,7 @@
           <w:sz w:val="19"/>
           <w:szCs w:val="19"/>
         </w:rPr>
-        <w:t xml:space="preserve"> sits between two networks and allows or blocks traffic </w:t>
+        <w:t xml:space="preserve"> and allows or blocks traffic </w:t>
       </w:r>
       <w:r>
         <w:rPr>
@@ -5340,581 +5340,7 @@
                 <w:sz w:val="16"/>
                 <w:szCs w:val="16"/>
               </w:rPr>
-              <w:t xml:space="preserve">granted   ·   everything   ·   according   ·   firewall</w:t>
-            </w:r>
-          </w:p>
-        </w:tc>
-      </w:tr>
-    </w:tbl>
-    <w:p/>
-    <w:tbl>
-      <w:tblPr>
-        <w:tblW w:type="pct" w:w="100%"/>
-        <w:tblLayout w:type="fixed"/>
-        <w:tblBorders>
-          <w:top w:val="single" w:color="353A7C" w:sz="6"/>
-          <w:left w:val="single" w:color="353A7C" w:sz="6"/>
-          <w:bottom w:val="single" w:color="353A7C" w:sz="6"/>
-          <w:right w:val="single" w:color="353A7C" w:sz="6"/>
-          <w:insideH w:val="single" w:color="353A7C" w:sz="6"/>
-          <w:insideV w:val="single" w:color="353A7C" w:sz="6"/>
-        </w:tblBorders>
-      </w:tblPr>
-      <w:tblGrid>
-        <w:gridCol w:w="2743"/>
-        <w:gridCol w:w="3954"/>
-        <w:gridCol w:w="2903"/>
-      </w:tblGrid>
-      <w:tr>
-        <w:tc>
-          <w:tcPr>
-            <w:tcW w:type="pct" w:w="5000"/>
-            <w:gridSpan w:val="3"/>
-            <w:shd w:fill="353A7C" w:val="clear"/>
-            <w:tcMar>
-              <w:top w:type="dxa" w:w="60"/>
-              <w:left w:type="dxa" w:w="120"/>
-              <w:bottom w:type="dxa" w:w="60"/>
-              <w:right w:type="dxa" w:w="120"/>
-            </w:tcMar>
-          </w:tcPr>
-          <w:p>
-            <w:pPr>
-              <w:spacing w:before="40" w:after="40"/>
-            </w:pPr>
-            <w:r>
-              <w:rPr>
-                <w:b/>
-                <w:bCs/>
-                <w:color w:val="FFFFFF"/>
-                <w:sz w:val="17"/>
-                <w:szCs w:val="17"/>
-              </w:rPr>
-              <w:t xml:space="preserve">Types of firewall</w:t>
-            </w:r>
-          </w:p>
-        </w:tc>
-      </w:tr>
-      <w:tr>
-        <w:tc>
-          <w:tcPr>
-            <w:tcW w:type="pct" w:w="1429"/>
-            <w:shd w:fill="353A7C" w:val="clear"/>
-            <w:tcMar>
-              <w:top w:type="dxa" w:w="50"/>
-              <w:left w:type="dxa" w:w="110"/>
-              <w:bottom w:type="dxa" w:w="50"/>
-              <w:right w:type="dxa" w:w="110"/>
-            </w:tcMar>
-          </w:tcPr>
-          <w:p>
-            <w:pPr>
-              <w:spacing w:before="30" w:after="30"/>
-            </w:pPr>
-            <w:r>
-              <w:rPr>
-                <w:b/>
-                <w:bCs/>
-                <w:color w:val="FFFFFF"/>
-                <w:sz w:val="15"/>
-                <w:szCs w:val="15"/>
-              </w:rPr>
-              <w:t xml:space="preserve">Type of firewall (E.2.j)</w:t>
-            </w:r>
-          </w:p>
-        </w:tc>
-        <w:tc>
-          <w:tcPr>
-            <w:tcW w:type="pct" w:w="2059"/>
-            <w:shd w:fill="353A7C" w:val="clear"/>
-            <w:tcMar>
-              <w:top w:type="dxa" w:w="50"/>
-              <w:left w:type="dxa" w:w="110"/>
-              <w:bottom w:type="dxa" w:w="50"/>
-              <w:right w:type="dxa" w:w="110"/>
-            </w:tcMar>
-          </w:tcPr>
-          <w:p>
-            <w:pPr>
-              <w:spacing w:before="30" w:after="30"/>
-            </w:pPr>
-            <w:r>
-              <w:rPr>
-                <w:b/>
-                <w:bCs/>
-                <w:color w:val="FFFFFF"/>
-                <w:sz w:val="15"/>
-                <w:szCs w:val="15"/>
-              </w:rPr>
-              <w:t xml:space="preserve">What it does</w:t>
-            </w:r>
-          </w:p>
-        </w:tc>
-        <w:tc>
-          <w:tcPr>
-            <w:tcW w:type="pct" w:w="1512"/>
-            <w:shd w:fill="353A7C" w:val="clear"/>
-            <w:tcMar>
-              <w:top w:type="dxa" w:w="50"/>
-              <w:left w:type="dxa" w:w="110"/>
-              <w:bottom w:type="dxa" w:w="50"/>
-              <w:right w:type="dxa" w:w="110"/>
-            </w:tcMar>
-          </w:tcPr>
-          <w:p>
-            <w:pPr>
-              <w:spacing w:before="30" w:after="30"/>
-            </w:pPr>
-            <w:r>
-              <w:rPr>
-                <w:b/>
-                <w:bCs/>
-                <w:color w:val="FFFFFF"/>
-                <w:sz w:val="15"/>
-                <w:szCs w:val="15"/>
-              </w:rPr>
-              <w:t xml:space="preserve">Note</w:t>
-            </w:r>
-          </w:p>
-        </w:tc>
-      </w:tr>
-      <w:tr>
-        <w:tc>
-          <w:tcPr>
-            <w:tcW w:type="pct" w:w="1429"/>
-            <w:tcMar>
-              <w:top w:type="dxa" w:w="50"/>
-              <w:left w:type="dxa" w:w="110"/>
-              <w:bottom w:type="dxa" w:w="50"/>
-              <w:right w:type="dxa" w:w="110"/>
-            </w:tcMar>
-          </w:tcPr>
-          <w:p>
-            <w:pPr>
-              <w:spacing w:before="28" w:after="28"/>
-            </w:pPr>
-            <w:r>
-              <w:rPr>
-                <w:sz w:val="15"/>
-                <w:szCs w:val="15"/>
-              </w:rPr>
-              <w:t xml:space="preserve">Packet filtering</w:t>
-            </w:r>
-          </w:p>
-        </w:tc>
-        <w:tc>
-          <w:tcPr>
-            <w:tcW w:type="pct" w:w="2059"/>
-            <w:shd w:fill="FFFFFF" w:val="clear"/>
-            <w:tcMar>
-              <w:top w:type="dxa" w:w="50"/>
-              <w:left w:type="dxa" w:w="110"/>
-              <w:bottom w:type="dxa" w:w="50"/>
-              <w:right w:type="dxa" w:w="110"/>
-            </w:tcMar>
-          </w:tcPr>
-          <w:p>
-            <w:pPr>
-              <w:spacing w:before="46" w:after="46"/>
-            </w:pPr>
-            <w:r>
-              <w:rPr>
-                <w:b/>
-                <w:bCs/>
-                <w:color w:val="8186EF"/>
-                <w:sz w:val="14"/>
-                <w:szCs w:val="14"/>
-              </w:rPr>
-              <w:t xml:space="preserve">(4)</w:t>
-            </w:r>
-          </w:p>
-        </w:tc>
-        <w:tc>
-          <w:tcPr>
-            <w:tcW w:type="pct" w:w="1512"/>
-            <w:tcMar>
-              <w:top w:type="dxa" w:w="50"/>
-              <w:left w:type="dxa" w:w="110"/>
-              <w:bottom w:type="dxa" w:w="50"/>
-              <w:right w:type="dxa" w:w="110"/>
-            </w:tcMar>
-          </w:tcPr>
-          <w:p>
-            <w:pPr>
-              <w:spacing w:before="28" w:after="28"/>
-            </w:pPr>
-            <w:r>
-              <w:rPr>
-                <w:sz w:val="15"/>
-                <w:szCs w:val="15"/>
-              </w:rPr>
-              <w:t xml:space="preserve">Cheap and fast; blind to content</w:t>
-            </w:r>
-          </w:p>
-        </w:tc>
-      </w:tr>
-      <w:tr>
-        <w:tc>
-          <w:tcPr>
-            <w:tcW w:type="pct" w:w="1429"/>
-            <w:shd w:fill="FBFAF6" w:val="clear"/>
-            <w:tcMar>
-              <w:top w:type="dxa" w:w="50"/>
-              <w:left w:type="dxa" w:w="110"/>
-              <w:bottom w:type="dxa" w:w="50"/>
-              <w:right w:type="dxa" w:w="110"/>
-            </w:tcMar>
-          </w:tcPr>
-          <w:p>
-            <w:pPr>
-              <w:spacing w:before="28" w:after="28"/>
-            </w:pPr>
-            <w:r>
-              <w:rPr>
-                <w:sz w:val="15"/>
-                <w:szCs w:val="15"/>
-              </w:rPr>
-              <w:t xml:space="preserve">Stateful inspection</w:t>
-            </w:r>
-          </w:p>
-        </w:tc>
-        <w:tc>
-          <w:tcPr>
-            <w:tcW w:type="pct" w:w="2059"/>
-            <w:shd w:fill="FBFAF6" w:val="clear"/>
-            <w:tcMar>
-              <w:top w:type="dxa" w:w="50"/>
-              <w:left w:type="dxa" w:w="110"/>
-              <w:bottom w:type="dxa" w:w="50"/>
-              <w:right w:type="dxa" w:w="110"/>
-            </w:tcMar>
-          </w:tcPr>
-          <w:p>
-            <w:pPr>
-              <w:spacing w:before="28" w:after="28"/>
-            </w:pPr>
-            <w:r>
-              <w:rPr>
-                <w:sz w:val="15"/>
-                <w:szCs w:val="15"/>
-              </w:rPr>
-              <w:t xml:space="preserve">Tracks whole conversations, not single packets</w:t>
-            </w:r>
-          </w:p>
-        </w:tc>
-        <w:tc>
-          <w:tcPr>
-            <w:tcW w:type="pct" w:w="1512"/>
-            <w:shd w:fill="FFFFFF" w:val="clear"/>
-            <w:tcMar>
-              <w:top w:type="dxa" w:w="50"/>
-              <w:left w:type="dxa" w:w="110"/>
-              <w:bottom w:type="dxa" w:w="50"/>
-              <w:right w:type="dxa" w:w="110"/>
-            </w:tcMar>
-          </w:tcPr>
-          <w:p>
-            <w:pPr>
-              <w:spacing w:before="46" w:after="46"/>
-            </w:pPr>
-            <w:r>
-              <w:rPr>
-                <w:b/>
-                <w:bCs/>
-                <w:color w:val="8186EF"/>
-                <w:sz w:val="14"/>
-                <w:szCs w:val="14"/>
-              </w:rPr>
-              <w:t xml:space="preserve">(5)</w:t>
-            </w:r>
-          </w:p>
-        </w:tc>
-      </w:tr>
-      <w:tr>
-        <w:tc>
-          <w:tcPr>
-            <w:tcW w:type="pct" w:w="1429"/>
-            <w:tcMar>
-              <w:top w:type="dxa" w:w="50"/>
-              <w:left w:type="dxa" w:w="110"/>
-              <w:bottom w:type="dxa" w:w="50"/>
-              <w:right w:type="dxa" w:w="110"/>
-            </w:tcMar>
-          </w:tcPr>
-          <w:p>
-            <w:pPr>
-              <w:spacing w:before="28" w:after="28"/>
-            </w:pPr>
-            <w:r>
-              <w:rPr>
-                <w:sz w:val="15"/>
-                <w:szCs w:val="15"/>
-              </w:rPr>
-              <w:t xml:space="preserve">Proxy or application gateway</w:t>
-            </w:r>
-          </w:p>
-        </w:tc>
-        <w:tc>
-          <w:tcPr>
-            <w:tcW w:type="pct" w:w="2059"/>
-            <w:tcMar>
-              <w:top w:type="dxa" w:w="50"/>
-              <w:left w:type="dxa" w:w="110"/>
-              <w:bottom w:type="dxa" w:w="50"/>
-              <w:right w:type="dxa" w:w="110"/>
-            </w:tcMar>
-          </w:tcPr>
-          <w:p>
-            <w:pPr>
-              <w:spacing w:before="28" w:after="28"/>
-            </w:pPr>
-            <w:r>
-              <w:rPr>
-                <w:sz w:val="15"/>
-                <w:szCs w:val="15"/>
-              </w:rPr>
-              <w:t xml:space="preserve">Stands between the two sides and inspects content</w:t>
-            </w:r>
-          </w:p>
-        </w:tc>
-        <w:tc>
-          <w:tcPr>
-            <w:tcW w:type="pct" w:w="1512"/>
-            <w:shd w:fill="FFFFFF" w:val="clear"/>
-            <w:tcMar>
-              <w:top w:type="dxa" w:w="50"/>
-              <w:left w:type="dxa" w:w="110"/>
-              <w:bottom w:type="dxa" w:w="50"/>
-              <w:right w:type="dxa" w:w="110"/>
-            </w:tcMar>
-          </w:tcPr>
-          <w:p>
-            <w:pPr>
-              <w:spacing w:before="46" w:after="46"/>
-            </w:pPr>
-            <w:r>
-              <w:rPr>
-                <w:b/>
-                <w:bCs/>
-                <w:color w:val="8186EF"/>
-                <w:sz w:val="14"/>
-                <w:szCs w:val="14"/>
-              </w:rPr>
-              <w:t xml:space="preserve">(6)</w:t>
-            </w:r>
-          </w:p>
-        </w:tc>
-      </w:tr>
-      <w:tr>
-        <w:tc>
-          <w:tcPr>
-            <w:tcW w:type="pct" w:w="1429"/>
-            <w:shd w:fill="FBFAF6" w:val="clear"/>
-            <w:tcMar>
-              <w:top w:type="dxa" w:w="50"/>
-              <w:left w:type="dxa" w:w="110"/>
-              <w:bottom w:type="dxa" w:w="50"/>
-              <w:right w:type="dxa" w:w="110"/>
-            </w:tcMar>
-          </w:tcPr>
-          <w:p>
-            <w:pPr>
-              <w:spacing w:before="28" w:after="28"/>
-            </w:pPr>
-            <w:r>
-              <w:rPr>
-                <w:sz w:val="15"/>
-                <w:szCs w:val="15"/>
-              </w:rPr>
-              <w:t xml:space="preserve">Next-generation</w:t>
-            </w:r>
-          </w:p>
-        </w:tc>
-        <w:tc>
-          <w:tcPr>
-            <w:tcW w:type="pct" w:w="2059"/>
-            <w:shd w:fill="FFFFFF" w:val="clear"/>
-            <w:tcMar>
-              <w:top w:type="dxa" w:w="50"/>
-              <w:left w:type="dxa" w:w="110"/>
-              <w:bottom w:type="dxa" w:w="50"/>
-              <w:right w:type="dxa" w:w="110"/>
-            </w:tcMar>
-          </w:tcPr>
-          <w:p>
-            <w:pPr>
-              <w:spacing w:before="46" w:after="46"/>
-            </w:pPr>
-            <w:r>
-              <w:rPr>
-                <w:b/>
-                <w:bCs/>
-                <w:color w:val="8186EF"/>
-                <w:sz w:val="14"/>
-                <w:szCs w:val="14"/>
-              </w:rPr>
-              <w:t xml:space="preserve">(7)</w:t>
-            </w:r>
-          </w:p>
-        </w:tc>
-        <w:tc>
-          <w:tcPr>
-            <w:tcW w:type="pct" w:w="1512"/>
-            <w:shd w:fill="FBFAF6" w:val="clear"/>
-            <w:tcMar>
-              <w:top w:type="dxa" w:w="50"/>
-              <w:left w:type="dxa" w:w="110"/>
-              <w:bottom w:type="dxa" w:w="50"/>
-              <w:right w:type="dxa" w:w="110"/>
-            </w:tcMar>
-          </w:tcPr>
-          <w:p>
-            <w:pPr>
-              <w:spacing w:before="28" w:after="28"/>
-            </w:pPr>
-            <w:r>
-              <w:rPr>
-                <w:sz w:val="15"/>
-                <w:szCs w:val="15"/>
-              </w:rPr>
-              <w:t xml:space="preserve">The common corporate standard</w:t>
-            </w:r>
-          </w:p>
-        </w:tc>
-      </w:tr>
-      <w:tr>
-        <w:tc>
-          <w:tcPr>
-            <w:tcW w:type="pct" w:w="1429"/>
-            <w:tcMar>
-              <w:top w:type="dxa" w:w="50"/>
-              <w:left w:type="dxa" w:w="110"/>
-              <w:bottom w:type="dxa" w:w="50"/>
-              <w:right w:type="dxa" w:w="110"/>
-            </w:tcMar>
-          </w:tcPr>
-          <w:p>
-            <w:pPr>
-              <w:spacing w:before="28" w:after="28"/>
-            </w:pPr>
-            <w:r>
-              <w:rPr>
-                <w:sz w:val="15"/>
-                <w:szCs w:val="15"/>
-              </w:rPr>
-              <w:t xml:space="preserve">Web application firewall</w:t>
-            </w:r>
-          </w:p>
-        </w:tc>
-        <w:tc>
-          <w:tcPr>
-            <w:tcW w:type="pct" w:w="2059"/>
-            <w:shd w:fill="FFFFFF" w:val="clear"/>
-            <w:tcMar>
-              <w:top w:type="dxa" w:w="50"/>
-              <w:left w:type="dxa" w:w="110"/>
-              <w:bottom w:type="dxa" w:w="50"/>
-              <w:right w:type="dxa" w:w="110"/>
-            </w:tcMar>
-          </w:tcPr>
-          <w:p>
-            <w:pPr>
-              <w:spacing w:before="46" w:after="46"/>
-            </w:pPr>
-            <w:r>
-              <w:rPr>
-                <w:b/>
-                <w:bCs/>
-                <w:color w:val="8186EF"/>
-                <w:sz w:val="14"/>
-                <w:szCs w:val="14"/>
-              </w:rPr>
-              <w:t xml:space="preserve">(8)</w:t>
-            </w:r>
-          </w:p>
-        </w:tc>
-        <w:tc>
-          <w:tcPr>
-            <w:tcW w:type="pct" w:w="1512"/>
-            <w:tcMar>
-              <w:top w:type="dxa" w:w="50"/>
-              <w:left w:type="dxa" w:w="110"/>
-              <w:bottom w:type="dxa" w:w="50"/>
-              <w:right w:type="dxa" w:w="110"/>
-            </w:tcMar>
-          </w:tcPr>
-          <w:p>
-            <w:pPr>
-              <w:spacing w:before="28" w:after="28"/>
-            </w:pPr>
-            <w:r>
-              <w:rPr>
-                <w:sz w:val="15"/>
-                <w:szCs w:val="15"/>
-              </w:rPr>
-              <w:t xml:space="preserve">Used in front of a public website</w:t>
-            </w:r>
-          </w:p>
-        </w:tc>
-      </w:tr>
-    </w:tbl>
-    <w:p/>
-    <w:tbl>
-      <w:tblPr>
-        <w:tblW w:type="pct" w:w="100%"/>
-        <w:tblLayout w:type="fixed"/>
-        <w:tblBorders>
-          <w:top w:val="single" w:color="FBFAF6" w:sz="4"/>
-          <w:left w:val="single" w:color="FBFAF6" w:sz="4"/>
-          <w:bottom w:val="single" w:color="FBFAF6" w:sz="4"/>
-          <w:right w:val="single" w:color="FBFAF6" w:sz="4"/>
-          <w:insideH w:val="single" w:color="FBFAF6" w:sz="4"/>
-          <w:insideV w:val="single" w:color="FBFAF6" w:sz="4"/>
-        </w:tblBorders>
-      </w:tblPr>
-      <w:tblGrid>
-        <w:gridCol w:w="9600"/>
-      </w:tblGrid>
-      <w:tr>
-        <w:tc>
-          <w:tcPr>
-            <w:tcW w:type="pct" w:w="5000"/>
-            <w:shd w:fill="FBFAF6" w:val="clear"/>
-            <w:tcMar>
-              <w:top w:type="dxa" w:w="40"/>
-              <w:left w:type="dxa" w:w="100"/>
-              <w:bottom w:type="dxa" w:w="40"/>
-              <w:right w:type="dxa" w:w="100"/>
-            </w:tcMar>
-          </w:tcPr>
-          <w:p>
-            <w:pPr>
-              <w:spacing w:before="18" w:after="6"/>
-            </w:pPr>
-            <w:r>
-              <w:rPr>
-                <w:b/>
-                <w:bCs/>
-                <w:color w:val="6B7280"/>
-                <w:sz w:val="14"/>
-                <w:szCs w:val="14"/>
-              </w:rPr>
-              <w:t xml:space="preserve">word list</w:t>
-            </w:r>
-          </w:p>
-          <w:p>
-            <w:pPr>
-              <w:spacing w:before="0" w:after="18"/>
-            </w:pPr>
-            <w:r>
-              <w:rPr>
-                <w:b/>
-                <w:bCs/>
-                <w:color w:val="353A7C"/>
-                <w:sz w:val="16"/>
-                <w:szCs w:val="16"/>
-              </w:rPr>
-              <w:t xml:space="preserve">Protects one application from hostile requests   ·   Slower; sees what the traffic actually contains   ·   Application-aware, with intrusion prevention built in   ·   Blocks traffic that does not belong to a session   ·   Allows or blocks by address and port   ·   Tracks whole conversations, not single packets</w:t>
+              <w:t xml:space="preserve">granted   ·   everything   ·   according   ·   networks</w:t>
             </w:r>
           </w:p>
         </w:tc>
@@ -5941,7 +5367,7 @@
           <w:sz w:val="16"/>
           <w:szCs w:val="16"/>
         </w:rPr>
-        <w:t xml:space="preserve">      gaps 9–12</w:t>
+        <w:t xml:space="preserve">      gaps 4–7</w:t>
       </w:r>
     </w:p>
     <w:p>
@@ -5964,7 +5390,7 @@
           <w:sz w:val="15"/>
           <w:szCs w:val="15"/>
         </w:rPr>
-        <w:t xml:space="preserve"> (9) </w:t>
+        <w:t xml:space="preserve"> (4) </w:t>
       </w:r>
       <w:r>
         <w:rPr>
@@ -6003,7 +5429,7 @@
           <w:sz w:val="15"/>
           <w:szCs w:val="15"/>
         </w:rPr>
-        <w:t xml:space="preserve"> (10) </w:t>
+        <w:t xml:space="preserve"> (5) </w:t>
       </w:r>
       <w:r>
         <w:rPr>
@@ -6042,7 +5468,7 @@
           <w:sz w:val="15"/>
           <w:szCs w:val="15"/>
         </w:rPr>
-        <w:t xml:space="preserve"> (11) </w:t>
+        <w:t xml:space="preserve"> (6) </w:t>
       </w:r>
       <w:r>
         <w:rPr>
@@ -6081,7 +5507,7 @@
           <w:sz w:val="15"/>
           <w:szCs w:val="15"/>
         </w:rPr>
-        <w:t xml:space="preserve"> (12) </w:t>
+        <w:t xml:space="preserve"> (7) </w:t>
       </w:r>
       <w:r>
         <w:rPr>
@@ -6161,7 +5587,7 @@
                 <w:sz w:val="16"/>
                 <w:szCs w:val="16"/>
               </w:rPr>
-              <w:t xml:space="preserve">internet   ·   protected   ·   compromise   ·   traffic   ·   common</w:t>
+              <w:t xml:space="preserve">compromise   ·   protected   ·   internet   ·   building   ·   common</w:t>
             </w:r>
           </w:p>
         </w:tc>
@@ -6235,7 +5661,7 @@
           <w:sz w:val="16"/>
           <w:szCs w:val="16"/>
         </w:rPr>
-        <w:t xml:space="preserve">      gaps 13–21</w:t>
+        <w:t xml:space="preserve">      gaps 8–16</w:t>
       </w:r>
     </w:p>
     <w:p>
@@ -6258,7 +5684,7 @@
           <w:sz w:val="15"/>
           <w:szCs w:val="15"/>
         </w:rPr>
-        <w:t xml:space="preserve"> (13) </w:t>
+        <w:t xml:space="preserve"> (8) </w:t>
       </w:r>
       <w:r>
         <w:rPr>
@@ -6290,7 +5716,7 @@
           <w:sz w:val="15"/>
           <w:szCs w:val="15"/>
         </w:rPr>
-        <w:t xml:space="preserve"> (14) </w:t>
+        <w:t xml:space="preserve"> (9) </w:t>
       </w:r>
       <w:r>
         <w:rPr>
@@ -6329,7 +5755,7 @@
           <w:sz w:val="15"/>
           <w:szCs w:val="15"/>
         </w:rPr>
-        <w:t xml:space="preserve"> (15) </w:t>
+        <w:t xml:space="preserve"> (10) </w:t>
       </w:r>
       <w:r>
         <w:rPr>
@@ -6368,7 +5794,7 @@
           <w:sz w:val="15"/>
           <w:szCs w:val="15"/>
         </w:rPr>
-        <w:t xml:space="preserve"> (16) </w:t>
+        <w:t xml:space="preserve"> (11) </w:t>
       </w:r>
       <w:r>
         <w:rPr>
@@ -6400,7 +5826,7 @@
           <w:sz w:val="15"/>
           <w:szCs w:val="15"/>
         </w:rPr>
-        <w:t xml:space="preserve"> (17) </w:t>
+        <w:t xml:space="preserve"> (12) </w:t>
       </w:r>
       <w:r>
         <w:rPr>
@@ -6439,7 +5865,7 @@
           <w:sz w:val="15"/>
           <w:szCs w:val="15"/>
         </w:rPr>
-        <w:t xml:space="preserve"> (18) </w:t>
+        <w:t xml:space="preserve"> (13) </w:t>
       </w:r>
       <w:r>
         <w:rPr>
@@ -6485,7 +5911,7 @@
           <w:sz w:val="15"/>
           <w:szCs w:val="15"/>
         </w:rPr>
-        <w:t xml:space="preserve"> (19) </w:t>
+        <w:t xml:space="preserve"> (14) </w:t>
       </w:r>
       <w:r>
         <w:rPr>
@@ -6517,7 +5943,7 @@
           <w:sz w:val="15"/>
           <w:szCs w:val="15"/>
         </w:rPr>
-        <w:t xml:space="preserve"> (20) </w:t>
+        <w:t xml:space="preserve"> (15) </w:t>
       </w:r>
       <w:r>
         <w:rPr>
@@ -6556,7 +5982,7 @@
           <w:sz w:val="15"/>
           <w:szCs w:val="15"/>
         </w:rPr>
-        <w:t xml:space="preserve"> (21) </w:t>
+        <w:t xml:space="preserve"> (16) </w:t>
       </w:r>
       <w:r>
         <w:rPr>
@@ -6636,7 +6062,7 @@
                 <w:sz w:val="16"/>
                 <w:szCs w:val="16"/>
               </w:rPr>
-              <w:t xml:space="preserve">reachable   ·   periodic   ·   malware   ·   building   ·   insider   ·   accumulate   ·   question   ·   exceptions   ·   invites   ·   phishing</w:t>
+              <w:t xml:space="preserve">phishing   ·   insider   ·   malware   ·   exceptions   ·   accumulate   ·   question   ·   building   ·   internet   ·   periodic   ·   invites</w:t>
             </w:r>
           </w:p>
         </w:tc>
@@ -6680,7 +6106,7 @@
           <w:sz w:val="15"/>
           <w:szCs w:val="15"/>
         </w:rPr>
-        <w:t xml:space="preserve">Each term sits against what it means.</w:t>
+        <w:t xml:space="preserve">Each term sits against what it means, and an instance of it.</w:t>
       </w:r>
     </w:p>
     <w:p>
@@ -6691,7 +6117,7 @@
       <w:r>
         <w:drawing>
           <wp:inline distT="0" distB="0" distL="0" distR="0">
-            <wp:extent cx="5734050" cy="3266900"/>
+            <wp:extent cx="5734050" cy="3455525"/>
             <wp:effectExtent t="0" r="0" b="0" l="0"/>
             <wp:docPr id="1" name="" descr="" title=""/>
             <wp:cNvGraphicFramePr>
@@ -6716,7 +6142,7 @@
                   <pic:spPr bwMode="auto">
                     <a:xfrm>
                       <a:off x="0" y="0"/>
-                      <a:ext cx="5734050" cy="3266900"/>
+                      <a:ext cx="5734050" cy="3455525"/>
                     </a:xfrm>
                     <a:prstGeom prst="rect">
                       <a:avLst/>
@@ -6784,7 +6210,7 @@
                 <w:sz w:val="16"/>
                 <w:szCs w:val="16"/>
               </w:rPr>
-              <w:t xml:space="preserve">Stateful inspection   ·   remote site   ·   Proxy or application gateway   ·   Web application firewall</w:t>
+              <w:t xml:space="preserve">Packet filtering   ·   recovery time objective   ·   Web application firewall</w:t>
             </w:r>
           </w:p>
         </w:tc>
@@ -7041,7 +6467,7 @@
                 <w:sz w:val="16"/>
                 <w:szCs w:val="16"/>
               </w:rPr>
-              <w:t xml:space="preserve">firewall</w:t>
+              <w:t xml:space="preserve">networks</w:t>
             </w:r>
           </w:p>
         </w:tc>
@@ -7067,14 +6493,14 @@
                 <w:sz w:val="16"/>
                 <w:szCs w:val="16"/>
               </w:rPr>
-              <w:t xml:space="preserve">13  </w:t>
-            </w:r>
-            <w:r>
-              <w:rPr>
-                <w:sz w:val="16"/>
-                <w:szCs w:val="16"/>
-              </w:rPr>
-              <w:t xml:space="preserve">phishing</w:t>
+              <w:t xml:space="preserve">10  </w:t>
+            </w:r>
+            <w:r>
+              <w:rPr>
+                <w:sz w:val="16"/>
+                <w:szCs w:val="16"/>
+              </w:rPr>
+              <w:t xml:space="preserve">insider</w:t>
             </w:r>
           </w:p>
         </w:tc>
@@ -7135,14 +6561,14 @@
                 <w:sz w:val="16"/>
                 <w:szCs w:val="16"/>
               </w:rPr>
-              <w:t xml:space="preserve">14  </w:t>
-            </w:r>
-            <w:r>
-              <w:rPr>
-                <w:sz w:val="16"/>
-                <w:szCs w:val="16"/>
-              </w:rPr>
-              <w:t xml:space="preserve">invites</w:t>
+              <w:t xml:space="preserve">11  </w:t>
+            </w:r>
+            <w:r>
+              <w:rPr>
+                <w:sz w:val="16"/>
+                <w:szCs w:val="16"/>
+              </w:rPr>
+              <w:t xml:space="preserve">malware</w:t>
             </w:r>
           </w:p>
         </w:tc>
@@ -7203,14 +6629,14 @@
                 <w:sz w:val="16"/>
                 <w:szCs w:val="16"/>
               </w:rPr>
-              <w:t xml:space="preserve">15  </w:t>
-            </w:r>
-            <w:r>
-              <w:rPr>
-                <w:sz w:val="16"/>
-                <w:szCs w:val="16"/>
-              </w:rPr>
-              <w:t xml:space="preserve">insider</w:t>
+              <w:t xml:space="preserve">12  </w:t>
+            </w:r>
+            <w:r>
+              <w:rPr>
+                <w:sz w:val="16"/>
+                <w:szCs w:val="16"/>
+              </w:rPr>
+              <w:t xml:space="preserve">building</w:t>
             </w:r>
           </w:p>
         </w:tc>
@@ -7245,7 +6671,7 @@
                 <w:sz w:val="16"/>
                 <w:szCs w:val="16"/>
               </w:rPr>
-              <w:t xml:space="preserve">Allows or blocks by address and port</w:t>
+              <w:t xml:space="preserve">common</w:t>
             </w:r>
           </w:p>
         </w:tc>
@@ -7271,14 +6697,14 @@
                 <w:sz w:val="16"/>
                 <w:szCs w:val="16"/>
               </w:rPr>
-              <w:t xml:space="preserve">16  </w:t>
-            </w:r>
-            <w:r>
-              <w:rPr>
-                <w:sz w:val="16"/>
-                <w:szCs w:val="16"/>
-              </w:rPr>
-              <w:t xml:space="preserve">malware</w:t>
+              <w:t xml:space="preserve">13  </w:t>
+            </w:r>
+            <w:r>
+              <w:rPr>
+                <w:sz w:val="16"/>
+                <w:szCs w:val="16"/>
+              </w:rPr>
+              <w:t xml:space="preserve">question</w:t>
             </w:r>
           </w:p>
         </w:tc>
@@ -7313,7 +6739,7 @@
                 <w:sz w:val="16"/>
                 <w:szCs w:val="16"/>
               </w:rPr>
-              <w:t xml:space="preserve">Blocks traffic that does not belong to a session</w:t>
+              <w:t xml:space="preserve">internet</w:t>
             </w:r>
           </w:p>
         </w:tc>
@@ -7339,14 +6765,14 @@
                 <w:sz w:val="16"/>
                 <w:szCs w:val="16"/>
               </w:rPr>
-              <w:t xml:space="preserve">17  </w:t>
-            </w:r>
-            <w:r>
-              <w:rPr>
-                <w:sz w:val="16"/>
-                <w:szCs w:val="16"/>
-              </w:rPr>
-              <w:t xml:space="preserve">building</w:t>
+              <w:t xml:space="preserve">14  </w:t>
+            </w:r>
+            <w:r>
+              <w:rPr>
+                <w:sz w:val="16"/>
+                <w:szCs w:val="16"/>
+              </w:rPr>
+              <w:t xml:space="preserve">exceptions</w:t>
             </w:r>
           </w:p>
         </w:tc>
@@ -7381,7 +6807,7 @@
                 <w:sz w:val="16"/>
                 <w:szCs w:val="16"/>
               </w:rPr>
-              <w:t xml:space="preserve">Slower; sees what the traffic actually contains</w:t>
+              <w:t xml:space="preserve">compromise</w:t>
             </w:r>
           </w:p>
         </w:tc>
@@ -7407,14 +6833,14 @@
                 <w:sz w:val="16"/>
                 <w:szCs w:val="16"/>
               </w:rPr>
-              <w:t xml:space="preserve">18  </w:t>
-            </w:r>
-            <w:r>
-              <w:rPr>
-                <w:sz w:val="16"/>
-                <w:szCs w:val="16"/>
-              </w:rPr>
-              <w:t xml:space="preserve">question</w:t>
+              <w:t xml:space="preserve">15  </w:t>
+            </w:r>
+            <w:r>
+              <w:rPr>
+                <w:sz w:val="16"/>
+                <w:szCs w:val="16"/>
+              </w:rPr>
+              <w:t xml:space="preserve">accumulate</w:t>
             </w:r>
           </w:p>
         </w:tc>
@@ -7449,7 +6875,7 @@
                 <w:sz w:val="16"/>
                 <w:szCs w:val="16"/>
               </w:rPr>
-              <w:t xml:space="preserve">Application-aware, with intrusion prevention built in</w:t>
+              <w:t xml:space="preserve">protected</w:t>
             </w:r>
           </w:p>
         </w:tc>
@@ -7475,14 +6901,14 @@
                 <w:sz w:val="16"/>
                 <w:szCs w:val="16"/>
               </w:rPr>
-              <w:t xml:space="preserve">19  </w:t>
-            </w:r>
-            <w:r>
-              <w:rPr>
-                <w:sz w:val="16"/>
-                <w:szCs w:val="16"/>
-              </w:rPr>
-              <w:t xml:space="preserve">exceptions</w:t>
+              <w:t xml:space="preserve">16  </w:t>
+            </w:r>
+            <w:r>
+              <w:rPr>
+                <w:sz w:val="16"/>
+                <w:szCs w:val="16"/>
+              </w:rPr>
+              <w:t xml:space="preserve">periodic</w:t>
             </w:r>
           </w:p>
         </w:tc>
@@ -7517,7 +6943,7 @@
                 <w:sz w:val="16"/>
                 <w:szCs w:val="16"/>
               </w:rPr>
-              <w:t xml:space="preserve">Protects one application from hostile requests</w:t>
+              <w:t xml:space="preserve">phishing</w:t>
             </w:r>
           </w:p>
         </w:tc>
@@ -7543,14 +6969,14 @@
                 <w:sz w:val="16"/>
                 <w:szCs w:val="16"/>
               </w:rPr>
-              <w:t xml:space="preserve">20  </w:t>
-            </w:r>
-            <w:r>
-              <w:rPr>
-                <w:sz w:val="16"/>
-                <w:szCs w:val="16"/>
-              </w:rPr>
-              <w:t xml:space="preserve">accumulate</w:t>
+              <w:t xml:space="preserve">17  </w:t>
+            </w:r>
+            <w:r>
+              <w:rPr>
+                <w:sz w:val="16"/>
+                <w:szCs w:val="16"/>
+              </w:rPr>
+              <w:t xml:space="preserve">Packet filtering</w:t>
             </w:r>
           </w:p>
         </w:tc>
@@ -7585,7 +7011,7 @@
                 <w:sz w:val="16"/>
                 <w:szCs w:val="16"/>
               </w:rPr>
-              <w:t xml:space="preserve">common</w:t>
+              <w:t xml:space="preserve">invites</w:t>
             </w:r>
           </w:p>
         </w:tc>
@@ -7611,211 +7037,7 @@
                 <w:sz w:val="16"/>
                 <w:szCs w:val="16"/>
               </w:rPr>
-              <w:t xml:space="preserve">21  </w:t>
-            </w:r>
-            <w:r>
-              <w:rPr>
-                <w:sz w:val="16"/>
-                <w:szCs w:val="16"/>
-              </w:rPr>
-              <w:t xml:space="preserve">periodic</w:t>
-            </w:r>
-          </w:p>
-        </w:tc>
-      </w:tr>
-      <w:tr>
-        <w:tc>
-          <w:tcPr>
-            <w:tcW w:type="pct" w:w="2500"/>
-            <w:tcMar>
-              <w:top w:type="dxa" w:w="20"/>
-              <w:left w:type="dxa" w:w="80"/>
-              <w:bottom w:type="dxa" w:w="20"/>
-              <w:right w:type="dxa" w:w="80"/>
-            </w:tcMar>
-          </w:tcPr>
-          <w:p>
-            <w:pPr>
-              <w:spacing w:before="12" w:after="12"/>
-            </w:pPr>
-            <w:r>
-              <w:rPr>
-                <w:b/>
-                <w:bCs/>
-                <w:color w:val="8186EF"/>
-                <w:sz w:val="16"/>
-                <w:szCs w:val="16"/>
-              </w:rPr>
-              <w:t xml:space="preserve">10  </w:t>
-            </w:r>
-            <w:r>
-              <w:rPr>
-                <w:sz w:val="16"/>
-                <w:szCs w:val="16"/>
-              </w:rPr>
-              <w:t xml:space="preserve">internet</w:t>
-            </w:r>
-          </w:p>
-        </w:tc>
-        <w:tc>
-          <w:tcPr>
-            <w:tcW w:type="pct" w:w="2500"/>
-            <w:tcMar>
-              <w:top w:type="dxa" w:w="20"/>
-              <w:left w:type="dxa" w:w="80"/>
-              <w:bottom w:type="dxa" w:w="20"/>
-              <w:right w:type="dxa" w:w="80"/>
-            </w:tcMar>
-          </w:tcPr>
-          <w:p>
-            <w:pPr>
-              <w:spacing w:before="12" w:after="12"/>
-            </w:pPr>
-            <w:r>
-              <w:rPr>
-                <w:b/>
-                <w:bCs/>
-                <w:color w:val="8186EF"/>
-                <w:sz w:val="16"/>
-                <w:szCs w:val="16"/>
-              </w:rPr>
-              <w:t xml:space="preserve">22  </w:t>
-            </w:r>
-            <w:r>
-              <w:rPr>
-                <w:sz w:val="16"/>
-                <w:szCs w:val="16"/>
-              </w:rPr>
-              <w:t xml:space="preserve">Stateful inspection</w:t>
-            </w:r>
-          </w:p>
-        </w:tc>
-      </w:tr>
-      <w:tr>
-        <w:tc>
-          <w:tcPr>
-            <w:tcW w:type="pct" w:w="2500"/>
-            <w:tcMar>
-              <w:top w:type="dxa" w:w="20"/>
-              <w:left w:type="dxa" w:w="80"/>
-              <w:bottom w:type="dxa" w:w="20"/>
-              <w:right w:type="dxa" w:w="80"/>
-            </w:tcMar>
-          </w:tcPr>
-          <w:p>
-            <w:pPr>
-              <w:spacing w:before="12" w:after="12"/>
-            </w:pPr>
-            <w:r>
-              <w:rPr>
-                <w:b/>
-                <w:bCs/>
-                <w:color w:val="8186EF"/>
-                <w:sz w:val="16"/>
-                <w:szCs w:val="16"/>
-              </w:rPr>
-              <w:t xml:space="preserve">11  </w:t>
-            </w:r>
-            <w:r>
-              <w:rPr>
-                <w:sz w:val="16"/>
-                <w:szCs w:val="16"/>
-              </w:rPr>
-              <w:t xml:space="preserve">compromise</w:t>
-            </w:r>
-          </w:p>
-        </w:tc>
-        <w:tc>
-          <w:tcPr>
-            <w:tcW w:type="pct" w:w="2500"/>
-            <w:tcMar>
-              <w:top w:type="dxa" w:w="20"/>
-              <w:left w:type="dxa" w:w="80"/>
-              <w:bottom w:type="dxa" w:w="20"/>
-              <w:right w:type="dxa" w:w="80"/>
-            </w:tcMar>
-          </w:tcPr>
-          <w:p>
-            <w:pPr>
-              <w:spacing w:before="12" w:after="12"/>
-            </w:pPr>
-            <w:r>
-              <w:rPr>
-                <w:b/>
-                <w:bCs/>
-                <w:color w:val="8186EF"/>
-                <w:sz w:val="16"/>
-                <w:szCs w:val="16"/>
-              </w:rPr>
-              <w:t xml:space="preserve">23  </w:t>
-            </w:r>
-            <w:r>
-              <w:rPr>
-                <w:sz w:val="16"/>
-                <w:szCs w:val="16"/>
-              </w:rPr>
-              <w:t xml:space="preserve">Proxy or application gateway</w:t>
-            </w:r>
-          </w:p>
-        </w:tc>
-      </w:tr>
-      <w:tr>
-        <w:tc>
-          <w:tcPr>
-            <w:tcW w:type="pct" w:w="2500"/>
-            <w:tcMar>
-              <w:top w:type="dxa" w:w="20"/>
-              <w:left w:type="dxa" w:w="80"/>
-              <w:bottom w:type="dxa" w:w="20"/>
-              <w:right w:type="dxa" w:w="80"/>
-            </w:tcMar>
-          </w:tcPr>
-          <w:p>
-            <w:pPr>
-              <w:spacing w:before="12" w:after="12"/>
-            </w:pPr>
-            <w:r>
-              <w:rPr>
-                <w:b/>
-                <w:bCs/>
-                <w:color w:val="8186EF"/>
-                <w:sz w:val="16"/>
-                <w:szCs w:val="16"/>
-              </w:rPr>
-              <w:t xml:space="preserve">12  </w:t>
-            </w:r>
-            <w:r>
-              <w:rPr>
-                <w:sz w:val="16"/>
-                <w:szCs w:val="16"/>
-              </w:rPr>
-              <w:t xml:space="preserve">protected</w:t>
-            </w:r>
-          </w:p>
-        </w:tc>
-        <w:tc>
-          <w:tcPr>
-            <w:tcW w:type="pct" w:w="2500"/>
-            <w:tcMar>
-              <w:top w:type="dxa" w:w="20"/>
-              <w:left w:type="dxa" w:w="80"/>
-              <w:bottom w:type="dxa" w:w="20"/>
-              <w:right w:type="dxa" w:w="80"/>
-            </w:tcMar>
-          </w:tcPr>
-          <w:p>
-            <w:pPr>
-              <w:spacing w:before="12" w:after="12"/>
-            </w:pPr>
-            <w:r>
-              <w:rPr>
-                <w:b/>
-                <w:bCs/>
-                <w:color w:val="8186EF"/>
-                <w:sz w:val="16"/>
-                <w:szCs w:val="16"/>
-              </w:rPr>
-              <w:t xml:space="preserve">24  </w:t>
+              <w:t xml:space="preserve">18  </w:t>
             </w:r>
             <w:r>
               <w:rPr>
@@ -9304,7 +8526,7 @@
           <w:sz w:val="16"/>
           <w:szCs w:val="16"/>
         </w:rPr>
-        <w:t xml:space="preserve">      gaps 1–7</w:t>
+        <w:t xml:space="preserve">      gaps 1–5</w:t>
       </w:r>
     </w:p>
     <w:p>
@@ -9317,7 +8539,7 @@
           <w:sz w:val="19"/>
           <w:szCs w:val="19"/>
         </w:rPr>
-        <w:t xml:space="preserve">Business </w:t>
+        <w:t xml:space="preserve">Business continuity planning is the work of </w:t>
       </w:r>
       <w:r>
         <w:rPr>
@@ -9335,7 +8557,7 @@
           <w:sz w:val="19"/>
           <w:szCs w:val="19"/>
         </w:rPr>
-        <w:t xml:space="preserve">            </w:t>
+        <w:t xml:space="preserve">           </w:t>
       </w:r>
       <w:r>
         <w:rPr>
@@ -9349,7 +8571,14 @@
           <w:sz w:val="19"/>
           <w:szCs w:val="19"/>
         </w:rPr>
-        <w:t xml:space="preserve"> planning is the work of making sure the critical functions of the business can keep running during and after a </w:t>
+        <w:t xml:space="preserve"> sure the critical functions of the business can keep running during and after a disruption. </w:t>
+      </w:r>
+      <w:r>
+        <w:rPr>
+          <w:sz w:val="19"/>
+          <w:szCs w:val="19"/>
+        </w:rPr>
+        <w:t xml:space="preserve">Disaster recovery planning is the part of it that </w:t>
       </w:r>
       <w:r>
         <w:rPr>
@@ -9367,7 +8596,7 @@
           <w:sz w:val="19"/>
           <w:szCs w:val="19"/>
         </w:rPr>
-        <w:t xml:space="preserve">            </w:t>
+        <w:t xml:space="preserve">           </w:t>
       </w:r>
       <w:r>
         <w:rPr>
@@ -9381,14 +8610,14 @@
           <w:sz w:val="19"/>
           <w:szCs w:val="19"/>
         </w:rPr>
-        <w:t xml:space="preserve">. </w:t>
-      </w:r>
-      <w:r>
-        <w:rPr>
-          <w:sz w:val="19"/>
-          <w:szCs w:val="19"/>
-        </w:rPr>
-        <w:t xml:space="preserve"/>
+        <w:t xml:space="preserve"> the systems and the data. </w:t>
+      </w:r>
+      <w:r>
+        <w:rPr>
+          <w:sz w:val="19"/>
+          <w:szCs w:val="19"/>
+        </w:rPr>
+        <w:t xml:space="preserve">Both start from the business impact analysis, which asks what must not stop, for how long it could stop without </w:t>
       </w:r>
       <w:r>
         <w:rPr>
@@ -9420,7 +8649,14 @@
           <w:sz w:val="19"/>
           <w:szCs w:val="19"/>
         </w:rPr>
-        <w:t xml:space="preserve"> recovery planning is the part of it that </w:t>
+        <w:t xml:space="preserve"> harm, and what it would cost per day. </w:t>
+      </w:r>
+      <w:r>
+        <w:rPr>
+          <w:sz w:val="19"/>
+          <w:szCs w:val="19"/>
+        </w:rPr>
+        <w:t xml:space="preserve">Without that analysis every system looks critical and the plan </w:t>
       </w:r>
       <w:r>
         <w:rPr>
@@ -9452,14 +8688,7 @@
           <w:sz w:val="19"/>
           <w:szCs w:val="19"/>
         </w:rPr>
-        <w:t xml:space="preserve"> the systems and the data. </w:t>
-      </w:r>
-      <w:r>
-        <w:rPr>
-          <w:sz w:val="19"/>
-          <w:szCs w:val="19"/>
-        </w:rPr>
-        <w:t xml:space="preserve">Both start from the business </w:t>
+        <w:t xml:space="preserve"> nothing in </w:t>
       </w:r>
       <w:r>
         <w:rPr>
@@ -9470,77 +8699,6 @@
           <w:szCs w:val="15"/>
         </w:rPr>
         <w:t xml:space="preserve"> (5) </w:t>
-      </w:r>
-      <w:r>
-        <w:rPr>
-          <w:u w:val="single"/>
-          <w:sz w:val="19"/>
-          <w:szCs w:val="19"/>
-        </w:rPr>
-        <w:t xml:space="preserve">           </w:t>
-      </w:r>
-      <w:r>
-        <w:rPr>
-          <w:sz w:val="19"/>
-          <w:szCs w:val="19"/>
-        </w:rPr>
-        <w:t xml:space="preserve"> </w:t>
-      </w:r>
-      <w:r>
-        <w:rPr>
-          <w:sz w:val="19"/>
-          <w:szCs w:val="19"/>
-        </w:rPr>
-        <w:t xml:space="preserve"> analysis, which asks what must not stop, for how long it could stop without </w:t>
-      </w:r>
-      <w:r>
-        <w:rPr>
-          <w:b/>
-          <w:bCs/>
-          <w:color w:val="8186EF"/>
-          <w:sz w:val="15"/>
-          <w:szCs w:val="15"/>
-        </w:rPr>
-        <w:t xml:space="preserve"> (6) </w:t>
-      </w:r>
-      <w:r>
-        <w:rPr>
-          <w:u w:val="single"/>
-          <w:sz w:val="19"/>
-          <w:szCs w:val="19"/>
-        </w:rPr>
-        <w:t xml:space="preserve">           </w:t>
-      </w:r>
-      <w:r>
-        <w:rPr>
-          <w:sz w:val="19"/>
-          <w:szCs w:val="19"/>
-        </w:rPr>
-        <w:t xml:space="preserve"> </w:t>
-      </w:r>
-      <w:r>
-        <w:rPr>
-          <w:sz w:val="19"/>
-          <w:szCs w:val="19"/>
-        </w:rPr>
-        <w:t xml:space="preserve"> harm, and what it would cost per day. </w:t>
-      </w:r>
-      <w:r>
-        <w:rPr>
-          <w:sz w:val="19"/>
-          <w:szCs w:val="19"/>
-        </w:rPr>
-        <w:t xml:space="preserve">Without that analysis every system looks critical and the plan protects nothing in </w:t>
-      </w:r>
-      <w:r>
-        <w:rPr>
-          <w:b/>
-          <w:bCs/>
-          <w:color w:val="8186EF"/>
-          <w:sz w:val="15"/>
-          <w:szCs w:val="15"/>
-        </w:rPr>
-        <w:t xml:space="preserve"> (7) </w:t>
       </w:r>
       <w:r>
         <w:rPr>
@@ -9620,7 +8778,396 @@
                 <w:sz w:val="16"/>
                 <w:szCs w:val="16"/>
               </w:rPr>
-              <w:t xml:space="preserve">Disaster   ·   restores   ·   disruption   ·   impact   ·   particular   ·   suppliers   ·   continuity   ·   serious</w:t>
+              <w:t xml:space="preserve">restores   ·   protects   ·   recovered   ·   particular   ·   making   ·   serious</w:t>
+            </w:r>
+          </w:p>
+        </w:tc>
+      </w:tr>
+    </w:tbl>
+    <w:p/>
+    <w:p>
+      <w:pPr>
+        <w:spacing w:before="44" w:after="14"/>
+      </w:pPr>
+      <w:r>
+        <w:rPr>
+          <w:b/>
+          <w:bCs/>
+          <w:color w:val="353A7C"/>
+          <w:sz w:val="18"/>
+          <w:szCs w:val="18"/>
+        </w:rPr>
+        <w:t xml:space="preserve">Summary 2</w:t>
+      </w:r>
+      <w:r>
+        <w:rPr>
+          <w:color w:val="6B7280"/>
+          <w:sz w:val="16"/>
+          <w:szCs w:val="16"/>
+        </w:rPr>
+        <w:t xml:space="preserve">      gaps 6–13</w:t>
+      </w:r>
+    </w:p>
+    <w:p>
+      <w:pPr>
+        <w:spacing w:before="20" w:after="20" w:line="360" w:lineRule="auto"/>
+        <w:ind w:left="200"/>
+      </w:pPr>
+      <w:r>
+        <w:rPr>
+          <w:sz w:val="19"/>
+          <w:szCs w:val="19"/>
+        </w:rPr>
+        <w:t xml:space="preserve">The last </w:t>
+      </w:r>
+      <w:r>
+        <w:rPr>
+          <w:b/>
+          <w:bCs/>
+          <w:color w:val="8186EF"/>
+          <w:sz w:val="15"/>
+          <w:szCs w:val="15"/>
+        </w:rPr>
+        <w:t xml:space="preserve"> (6) </w:t>
+      </w:r>
+      <w:r>
+        <w:rPr>
+          <w:u w:val="single"/>
+          <w:sz w:val="19"/>
+          <w:szCs w:val="19"/>
+        </w:rPr>
+        <w:t xml:space="preserve">           </w:t>
+      </w:r>
+      <w:r>
+        <w:rPr>
+          <w:sz w:val="19"/>
+          <w:szCs w:val="19"/>
+        </w:rPr>
+        <w:t xml:space="preserve"> </w:t>
+      </w:r>
+      <w:r>
+        <w:rPr>
+          <w:sz w:val="19"/>
+          <w:szCs w:val="19"/>
+        </w:rPr>
+        <w:t xml:space="preserve"> carries the most </w:t>
+      </w:r>
+      <w:r>
+        <w:rPr>
+          <w:b/>
+          <w:bCs/>
+          <w:color w:val="8186EF"/>
+          <w:sz w:val="15"/>
+          <w:szCs w:val="15"/>
+        </w:rPr>
+        <w:t xml:space="preserve"> (7) </w:t>
+      </w:r>
+      <w:r>
+        <w:rPr>
+          <w:u w:val="single"/>
+          <w:sz w:val="19"/>
+          <w:szCs w:val="19"/>
+        </w:rPr>
+        <w:t xml:space="preserve">           </w:t>
+      </w:r>
+      <w:r>
+        <w:rPr>
+          <w:sz w:val="19"/>
+          <w:szCs w:val="19"/>
+        </w:rPr>
+        <w:t xml:space="preserve"> </w:t>
+      </w:r>
+      <w:r>
+        <w:rPr>
+          <w:sz w:val="19"/>
+          <w:szCs w:val="19"/>
+        </w:rPr>
+        <w:t xml:space="preserve">. </w:t>
+      </w:r>
+      <w:r>
+        <w:rPr>
+          <w:sz w:val="19"/>
+          <w:szCs w:val="19"/>
+        </w:rPr>
+        <w:t xml:space="preserve">A plan that has never been </w:t>
+      </w:r>
+      <w:r>
+        <w:rPr>
+          <w:b/>
+          <w:bCs/>
+          <w:color w:val="8186EF"/>
+          <w:sz w:val="15"/>
+          <w:szCs w:val="15"/>
+        </w:rPr>
+        <w:t xml:space="preserve"> (8) </w:t>
+      </w:r>
+      <w:r>
+        <w:rPr>
+          <w:u w:val="single"/>
+          <w:sz w:val="19"/>
+          <w:szCs w:val="19"/>
+        </w:rPr>
+        <w:t xml:space="preserve">           </w:t>
+      </w:r>
+      <w:r>
+        <w:rPr>
+          <w:sz w:val="19"/>
+          <w:szCs w:val="19"/>
+        </w:rPr>
+        <w:t xml:space="preserve"> </w:t>
+      </w:r>
+      <w:r>
+        <w:rPr>
+          <w:sz w:val="19"/>
+          <w:szCs w:val="19"/>
+        </w:rPr>
+        <w:t xml:space="preserve"> is a set of </w:t>
+      </w:r>
+      <w:r>
+        <w:rPr>
+          <w:b/>
+          <w:bCs/>
+          <w:color w:val="8186EF"/>
+          <w:sz w:val="15"/>
+          <w:szCs w:val="15"/>
+        </w:rPr>
+        <w:t xml:space="preserve"> (9) </w:t>
+      </w:r>
+      <w:r>
+        <w:rPr>
+          <w:u w:val="single"/>
+          <w:sz w:val="19"/>
+          <w:szCs w:val="19"/>
+        </w:rPr>
+        <w:t xml:space="preserve">             </w:t>
+      </w:r>
+      <w:r>
+        <w:rPr>
+          <w:sz w:val="19"/>
+          <w:szCs w:val="19"/>
+        </w:rPr>
+        <w:t xml:space="preserve"> </w:t>
+      </w:r>
+      <w:r>
+        <w:rPr>
+          <w:sz w:val="19"/>
+          <w:szCs w:val="19"/>
+        </w:rPr>
+        <w:t xml:space="preserve">. </w:t>
+      </w:r>
+      <w:r>
+        <w:rPr>
+          <w:sz w:val="19"/>
+          <w:szCs w:val="19"/>
+        </w:rPr>
+        <w:t xml:space="preserve">The assumption that fails is </w:t>
+      </w:r>
+      <w:r>
+        <w:rPr>
+          <w:b/>
+          <w:bCs/>
+          <w:color w:val="8186EF"/>
+          <w:sz w:val="15"/>
+          <w:szCs w:val="15"/>
+        </w:rPr>
+        <w:t xml:space="preserve"> (10) </w:t>
+      </w:r>
+      <w:r>
+        <w:rPr>
+          <w:u w:val="single"/>
+          <w:sz w:val="19"/>
+          <w:szCs w:val="19"/>
+        </w:rPr>
+        <w:t xml:space="preserve">           </w:t>
+      </w:r>
+      <w:r>
+        <w:rPr>
+          <w:sz w:val="19"/>
+          <w:szCs w:val="19"/>
+        </w:rPr>
+        <w:t xml:space="preserve"> </w:t>
+      </w:r>
+      <w:r>
+        <w:rPr>
+          <w:sz w:val="19"/>
+          <w:szCs w:val="19"/>
+        </w:rPr>
+        <w:t xml:space="preserve"> a small one: a </w:t>
+      </w:r>
+      <w:r>
+        <w:rPr>
+          <w:b/>
+          <w:bCs/>
+          <w:color w:val="8186EF"/>
+          <w:sz w:val="15"/>
+          <w:szCs w:val="15"/>
+        </w:rPr>
+        <w:t xml:space="preserve"> (11) </w:t>
+      </w:r>
+      <w:r>
+        <w:rPr>
+          <w:u w:val="single"/>
+          <w:sz w:val="19"/>
+          <w:szCs w:val="19"/>
+        </w:rPr>
+        <w:t xml:space="preserve">           </w:t>
+      </w:r>
+      <w:r>
+        <w:rPr>
+          <w:sz w:val="19"/>
+          <w:szCs w:val="19"/>
+        </w:rPr>
+        <w:t xml:space="preserve"> </w:t>
+      </w:r>
+      <w:r>
+        <w:rPr>
+          <w:sz w:val="19"/>
+          <w:szCs w:val="19"/>
+        </w:rPr>
+        <w:t xml:space="preserve"> list held only on the system that is down, or a backup nobody has ever tried to restore. </w:t>
+      </w:r>
+      <w:r>
+        <w:rPr>
+          <w:sz w:val="19"/>
+          <w:szCs w:val="19"/>
+        </w:rPr>
+        <w:t xml:space="preserve">Continuity planning </w:t>
+      </w:r>
+      <w:r>
+        <w:rPr>
+          <w:b/>
+          <w:bCs/>
+          <w:color w:val="8186EF"/>
+          <w:sz w:val="15"/>
+          <w:szCs w:val="15"/>
+        </w:rPr>
+        <w:t xml:space="preserve"> (12) </w:t>
+      </w:r>
+      <w:r>
+        <w:rPr>
+          <w:u w:val="single"/>
+          <w:sz w:val="19"/>
+          <w:szCs w:val="19"/>
+        </w:rPr>
+        <w:t xml:space="preserve">           </w:t>
+      </w:r>
+      <w:r>
+        <w:rPr>
+          <w:sz w:val="19"/>
+          <w:szCs w:val="19"/>
+        </w:rPr>
+        <w:t xml:space="preserve"> </w:t>
+      </w:r>
+      <w:r>
+        <w:rPr>
+          <w:sz w:val="19"/>
+          <w:szCs w:val="19"/>
+        </w:rPr>
+        <w:t xml:space="preserve"> more than systems. </w:t>
+      </w:r>
+      <w:r>
+        <w:rPr>
+          <w:sz w:val="19"/>
+          <w:szCs w:val="19"/>
+        </w:rPr>
+        <w:t xml:space="preserve">It asks where staff would work, how </w:t>
+      </w:r>
+      <w:r>
+        <w:rPr>
+          <w:b/>
+          <w:bCs/>
+          <w:color w:val="8186EF"/>
+          <w:sz w:val="15"/>
+          <w:szCs w:val="15"/>
+        </w:rPr>
+        <w:t xml:space="preserve"> (13) </w:t>
+      </w:r>
+      <w:r>
+        <w:rPr>
+          <w:u w:val="single"/>
+          <w:sz w:val="19"/>
+          <w:szCs w:val="19"/>
+        </w:rPr>
+        <w:t xml:space="preserve">           </w:t>
+      </w:r>
+      <w:r>
+        <w:rPr>
+          <w:sz w:val="19"/>
+          <w:szCs w:val="19"/>
+        </w:rPr>
+        <w:t xml:space="preserve"> </w:t>
+      </w:r>
+      <w:r>
+        <w:rPr>
+          <w:sz w:val="19"/>
+          <w:szCs w:val="19"/>
+        </w:rPr>
+        <w:t xml:space="preserve"> and suppliers would be told, which premises could be used, and who may authorise spending in the first hours. </w:t>
+      </w:r>
+      <w:r>
+        <w:rPr>
+          <w:sz w:val="19"/>
+          <w:szCs w:val="19"/>
+        </w:rPr>
+        <w:t xml:space="preserve">A company whose systems recover into an unusable building has recovered nothing. </w:t>
+      </w:r>
+    </w:p>
+    <w:tbl>
+      <w:tblPr>
+        <w:tblW w:type="pct" w:w="100%"/>
+        <w:tblLayout w:type="fixed"/>
+        <w:tblBorders>
+          <w:top w:val="single" w:color="FBFAF6" w:sz="4"/>
+          <w:left w:val="single" w:color="FBFAF6" w:sz="4"/>
+          <w:bottom w:val="single" w:color="FBFAF6" w:sz="4"/>
+          <w:right w:val="single" w:color="FBFAF6" w:sz="4"/>
+          <w:insideH w:val="single" w:color="FBFAF6" w:sz="4"/>
+          <w:insideV w:val="single" w:color="FBFAF6" w:sz="4"/>
+        </w:tblBorders>
+      </w:tblPr>
+      <w:tblGrid>
+        <w:gridCol w:w="9600"/>
+      </w:tblGrid>
+      <w:tr>
+        <w:tc>
+          <w:tcPr>
+            <w:tcW w:type="pct" w:w="5000"/>
+            <w:shd w:fill="FBFAF6" w:val="clear"/>
+            <w:tcMar>
+              <w:top w:type="dxa" w:w="40"/>
+              <w:left w:type="dxa" w:w="100"/>
+              <w:bottom w:type="dxa" w:w="40"/>
+              <w:right w:type="dxa" w:w="100"/>
+            </w:tcMar>
+          </w:tcPr>
+          <w:p>
+            <w:pPr>
+              <w:spacing w:before="18" w:after="6"/>
+            </w:pPr>
+            <w:r>
+              <w:rPr>
+                <w:b/>
+                <w:bCs/>
+                <w:color w:val="6B7280"/>
+                <w:sz w:val="14"/>
+                <w:szCs w:val="14"/>
+              </w:rPr>
+              <w:t xml:space="preserve">word list</w:t>
+            </w:r>
+          </w:p>
+          <w:p>
+            <w:pPr>
+              <w:spacing w:before="0" w:after="18"/>
+            </w:pPr>
+            <w:r>
+              <w:rPr>
+                <w:b/>
+                <w:bCs/>
+                <w:color w:val="353A7C"/>
+                <w:sz w:val="16"/>
+                <w:szCs w:val="16"/>
+              </w:rPr>
+              <w:t xml:space="preserve">covers   ·   component   ·   contact   ·   usually   ·   functions   ·   assumptions   ·   tested   ·   customers   ·   weight</w:t>
             </w:r>
           </w:p>
         </w:tc>
@@ -9641,9 +9188,9 @@
         </w:tblBorders>
       </w:tblPr>
       <w:tblGrid>
-        <w:gridCol w:w="2779"/>
-        <w:gridCol w:w="3738"/>
-        <w:gridCol w:w="3083"/>
+        <w:gridCol w:w="1455"/>
+        <w:gridCol w:w="4224"/>
+        <w:gridCol w:w="3921"/>
       </w:tblGrid>
       <w:tr>
         <w:tc>
@@ -9670,7 +9217,7 @@
                 <w:sz w:val="17"/>
                 <w:szCs w:val="17"/>
               </w:rPr>
-              <w:t xml:space="preserve">The components of a disaster recovery plan</w:t>
+              <w:t xml:space="preserve">Business continuity planning against disaster recovery planning</w:t>
             </w:r>
           </w:p>
         </w:tc>
@@ -9678,7 +9225,7 @@
       <w:tr>
         <w:tc>
           <w:tcPr>
-            <w:tcW w:type="pct" w:w="1447"/>
+            <w:tcW w:type="pct" w:w="758"/>
             <w:shd w:fill="353A7C" w:val="clear"/>
             <w:tcMar>
               <w:top w:type="dxa" w:w="50"/>
@@ -9699,13 +9246,13 @@
                 <w:sz w:val="15"/>
                 <w:szCs w:val="15"/>
               </w:rPr>
-              <w:t xml:space="preserve">Component of a disaster recovery plan</w:t>
-            </w:r>
-          </w:p>
-        </w:tc>
-        <w:tc>
-          <w:tcPr>
-            <w:tcW w:type="pct" w:w="1947"/>
+              <w:t xml:space="preserve"/>
+            </w:r>
+          </w:p>
+        </w:tc>
+        <w:tc>
+          <w:tcPr>
+            <w:tcW w:type="pct" w:w="2200"/>
             <w:shd w:fill="353A7C" w:val="clear"/>
             <w:tcMar>
               <w:top w:type="dxa" w:w="50"/>
@@ -9726,13 +9273,13 @@
                 <w:sz w:val="15"/>
                 <w:szCs w:val="15"/>
               </w:rPr>
-              <w:t xml:space="preserve">What it covers</w:t>
-            </w:r>
-          </w:p>
-        </w:tc>
-        <w:tc>
-          <w:tcPr>
-            <w:tcW w:type="pct" w:w="1606"/>
+              <w:t xml:space="preserve">Business continuity plan (E.2.m)</w:t>
+            </w:r>
+          </w:p>
+        </w:tc>
+        <w:tc>
+          <w:tcPr>
+            <w:tcW w:type="pct" w:w="2042"/>
             <w:shd w:fill="353A7C" w:val="clear"/>
             <w:tcMar>
               <w:top w:type="dxa" w:w="50"/>
@@ -9753,7 +9300,7 @@
                 <w:sz w:val="15"/>
                 <w:szCs w:val="15"/>
               </w:rPr>
-              <w:t xml:space="preserve">Note</w:t>
+              <w:t xml:space="preserve">Disaster recovery plan (E.2.n)</w:t>
             </w:r>
           </w:p>
         </w:tc>
@@ -9761,7 +9308,7 @@
       <w:tr>
         <w:tc>
           <w:tcPr>
-            <w:tcW w:type="pct" w:w="1447"/>
+            <w:tcW w:type="pct" w:w="758"/>
             <w:tcMar>
               <w:top w:type="dxa" w:w="50"/>
               <w:left w:type="dxa" w:w="110"/>
@@ -9778,14 +9325,13 @@
                 <w:sz w:val="15"/>
                 <w:szCs w:val="15"/>
               </w:rPr>
-              <w:t xml:space="preserve">Roles and a recovery team</w:t>
-            </w:r>
-          </w:p>
-        </w:tc>
-        <w:tc>
-          <w:tcPr>
-            <w:tcW w:type="pct" w:w="1947"/>
-            <w:shd w:fill="FFFFFF" w:val="clear"/>
+              <w:t xml:space="preserve">Purpose</w:t>
+            </w:r>
+          </w:p>
+        </w:tc>
+        <w:tc>
+          <w:tcPr>
+            <w:tcW w:type="pct" w:w="2200"/>
             <w:tcMar>
               <w:top w:type="dxa" w:w="50"/>
               <w:left w:type="dxa" w:w="110"/>
@@ -9795,23 +9341,21 @@
           </w:tcPr>
           <w:p>
             <w:pPr>
-              <w:spacing w:before="46" w:after="46"/>
-            </w:pPr>
-            <w:r>
-              <w:rPr>
-                <w:b/>
-                <w:bCs/>
-                <w:color w:val="8186EF"/>
-                <w:sz w:val="14"/>
-                <w:szCs w:val="14"/>
-              </w:rPr>
-              <w:t xml:space="preserve">(8)</w:t>
-            </w:r>
-          </w:p>
-        </w:tc>
-        <w:tc>
-          <w:tcPr>
-            <w:tcW w:type="pct" w:w="1606"/>
+              <w:spacing w:before="28" w:after="28"/>
+            </w:pPr>
+            <w:r>
+              <w:rPr>
+                <w:sz w:val="15"/>
+                <w:szCs w:val="15"/>
+              </w:rPr>
+              <w:t xml:space="preserve">Keep critical business functions running during and after a disruption</w:t>
+            </w:r>
+          </w:p>
+        </w:tc>
+        <w:tc>
+          <w:tcPr>
+            <w:tcW w:type="pct" w:w="2042"/>
+            <w:shd w:fill="FFFFFF" w:val="clear"/>
             <w:tcMar>
               <w:top w:type="dxa" w:w="50"/>
               <w:left w:type="dxa" w:w="110"/>
@@ -9821,14 +9365,17 @@
           </w:tcPr>
           <w:p>
             <w:pPr>
-              <w:spacing w:before="28" w:after="28"/>
-            </w:pPr>
-            <w:r>
-              <w:rPr>
-                <w:sz w:val="15"/>
-                <w:szCs w:val="15"/>
-              </w:rPr>
-              <w:t xml:space="preserve">Named people, with deputies</w:t>
+              <w:spacing w:before="46" w:after="46"/>
+            </w:pPr>
+            <w:r>
+              <w:rPr>
+                <w:b/>
+                <w:bCs/>
+                <w:color w:val="8186EF"/>
+                <w:sz w:val="14"/>
+                <w:szCs w:val="14"/>
+              </w:rPr>
+              <w:t xml:space="preserve">(14)</w:t>
             </w:r>
           </w:p>
         </w:tc>
@@ -9836,7 +9383,7 @@
       <w:tr>
         <w:tc>
           <w:tcPr>
-            <w:tcW w:type="pct" w:w="1447"/>
+            <w:tcW w:type="pct" w:w="758"/>
             <w:shd w:fill="FBFAF6" w:val="clear"/>
             <w:tcMar>
               <w:top w:type="dxa" w:w="50"/>
@@ -9854,14 +9401,14 @@
                 <w:sz w:val="15"/>
                 <w:szCs w:val="15"/>
               </w:rPr>
-              <w:t xml:space="preserve">Critical application ranking</w:t>
-            </w:r>
-          </w:p>
-        </w:tc>
-        <w:tc>
-          <w:tcPr>
-            <w:tcW w:type="pct" w:w="1947"/>
-            <w:shd w:fill="FFFFFF" w:val="clear"/>
+              <w:t xml:space="preserve">Scope</w:t>
+            </w:r>
+          </w:p>
+        </w:tc>
+        <w:tc>
+          <w:tcPr>
+            <w:tcW w:type="pct" w:w="2200"/>
+            <w:shd w:fill="FBFAF6" w:val="clear"/>
             <w:tcMar>
               <w:top w:type="dxa" w:w="50"/>
               <w:left w:type="dxa" w:w="110"/>
@@ -9871,8 +9418,15 @@
           </w:tcPr>
           <w:p>
             <w:pPr>
-              <w:spacing w:before="46" w:after="46"/>
-            </w:pPr>
+              <w:spacing w:before="28" w:after="28"/>
+            </w:pPr>
+            <w:r>
+              <w:rPr>
+                <w:sz w:val="15"/>
+                <w:szCs w:val="15"/>
+              </w:rPr>
+              <w:t xml:space="preserve"/>
+            </w:r>
             <w:r>
               <w:rPr>
                 <w:b/>
@@ -9881,13 +9435,35 @@
                 <w:sz w:val="14"/>
                 <w:szCs w:val="14"/>
               </w:rPr>
-              <w:t xml:space="preserve">(9)</w:t>
-            </w:r>
-          </w:p>
-        </w:tc>
-        <w:tc>
-          <w:tcPr>
-            <w:tcW w:type="pct" w:w="1606"/>
+              <w:t xml:space="preserve"> (15) </w:t>
+            </w:r>
+            <w:r>
+              <w:rPr>
+                <w:u w:val="single"/>
+                <w:sz w:val="15"/>
+                <w:szCs w:val="15"/>
+              </w:rPr>
+              <w:t xml:space="preserve">              </w:t>
+            </w:r>
+            <w:r>
+              <w:rPr>
+                <w:sz w:val="15"/>
+                <w:szCs w:val="15"/>
+              </w:rPr>
+              <w:t xml:space="preserve"> </w:t>
+            </w:r>
+            <w:r>
+              <w:rPr>
+                <w:sz w:val="15"/>
+                <w:szCs w:val="15"/>
+              </w:rPr>
+              <w:t xml:space="preserve">: people, premises, suppliers, communications</w:t>
+            </w:r>
+          </w:p>
+        </w:tc>
+        <w:tc>
+          <w:tcPr>
+            <w:tcW w:type="pct" w:w="2042"/>
             <w:shd w:fill="FBFAF6" w:val="clear"/>
             <w:tcMar>
               <w:top w:type="dxa" w:w="50"/>
@@ -9905,7 +9481,7 @@
                 <w:sz w:val="15"/>
                 <w:szCs w:val="15"/>
               </w:rPr>
-              <w:t xml:space="preserve">From the business impact analysis</w:t>
+              <w:t xml:space="preserve">Systems, data, networks</w:t>
             </w:r>
           </w:p>
         </w:tc>
@@ -9913,7 +9489,7 @@
       <w:tr>
         <w:tc>
           <w:tcPr>
-            <w:tcW w:type="pct" w:w="1447"/>
+            <w:tcW w:type="pct" w:w="758"/>
             <w:tcMar>
               <w:top w:type="dxa" w:w="50"/>
               <w:left w:type="dxa" w:w="110"/>
@@ -9930,14 +9506,13 @@
                 <w:sz w:val="15"/>
                 <w:szCs w:val="15"/>
               </w:rPr>
-              <w:t xml:space="preserve">Communication plan</w:t>
-            </w:r>
-          </w:p>
-        </w:tc>
-        <w:tc>
-          <w:tcPr>
-            <w:tcW w:type="pct" w:w="1947"/>
-            <w:shd w:fill="FFFFFF" w:val="clear"/>
+              <w:t xml:space="preserve">Starts from</w:t>
+            </w:r>
+          </w:p>
+        </w:tc>
+        <w:tc>
+          <w:tcPr>
+            <w:tcW w:type="pct" w:w="2200"/>
             <w:tcMar>
               <w:top w:type="dxa" w:w="50"/>
               <w:left w:type="dxa" w:w="110"/>
@@ -9947,23 +9522,21 @@
           </w:tcPr>
           <w:p>
             <w:pPr>
-              <w:spacing w:before="46" w:after="46"/>
-            </w:pPr>
-            <w:r>
-              <w:rPr>
-                <w:b/>
-                <w:bCs/>
-                <w:color w:val="8186EF"/>
-                <w:sz w:val="14"/>
-                <w:szCs w:val="14"/>
-              </w:rPr>
-              <w:t xml:space="preserve">(10)</w:t>
-            </w:r>
-          </w:p>
-        </w:tc>
-        <w:tc>
-          <w:tcPr>
-            <w:tcW w:type="pct" w:w="1606"/>
+              <w:spacing w:before="28" w:after="28"/>
+            </w:pPr>
+            <w:r>
+              <w:rPr>
+                <w:sz w:val="15"/>
+                <w:szCs w:val="15"/>
+              </w:rPr>
+              <w:t xml:space="preserve">The business impact analysis: what must not stop, and for how long</w:t>
+            </w:r>
+          </w:p>
+        </w:tc>
+        <w:tc>
+          <w:tcPr>
+            <w:tcW w:type="pct" w:w="2042"/>
+            <w:shd w:fill="FFFFFF" w:val="clear"/>
             <w:tcMar>
               <w:top w:type="dxa" w:w="50"/>
               <w:left w:type="dxa" w:w="110"/>
@@ -9973,14 +9546,17 @@
           </w:tcPr>
           <w:p>
             <w:pPr>
-              <w:spacing w:before="28" w:after="28"/>
-            </w:pPr>
-            <w:r>
-              <w:rPr>
-                <w:sz w:val="15"/>
-                <w:szCs w:val="15"/>
-              </w:rPr>
-              <w:t xml:space="preserve">Contact details held off site as well</w:t>
+              <w:spacing w:before="46" w:after="46"/>
+            </w:pPr>
+            <w:r>
+              <w:rPr>
+                <w:b/>
+                <w:bCs/>
+                <w:color w:val="8186EF"/>
+                <w:sz w:val="14"/>
+                <w:szCs w:val="14"/>
+              </w:rPr>
+              <w:t xml:space="preserve">(16)</w:t>
             </w:r>
           </w:p>
         </w:tc>
@@ -9988,7 +9564,7 @@
       <w:tr>
         <w:tc>
           <w:tcPr>
-            <w:tcW w:type="pct" w:w="1447"/>
+            <w:tcW w:type="pct" w:w="758"/>
             <w:shd w:fill="FBFAF6" w:val="clear"/>
             <w:tcMar>
               <w:top w:type="dxa" w:w="50"/>
@@ -10006,13 +9582,13 @@
                 <w:sz w:val="15"/>
                 <w:szCs w:val="15"/>
               </w:rPr>
-              <w:t xml:space="preserve">Recovery procedures</w:t>
-            </w:r>
-          </w:p>
-        </w:tc>
-        <w:tc>
-          <w:tcPr>
-            <w:tcW w:type="pct" w:w="1947"/>
+              <w:t xml:space="preserve">Key measures</w:t>
+            </w:r>
+          </w:p>
+        </w:tc>
+        <w:tc>
+          <w:tcPr>
+            <w:tcW w:type="pct" w:w="2200"/>
             <w:shd w:fill="FBFAF6" w:val="clear"/>
             <w:tcMar>
               <w:top w:type="dxa" w:w="50"/>
@@ -10030,13 +9606,13 @@
                 <w:sz w:val="15"/>
                 <w:szCs w:val="15"/>
               </w:rPr>
-              <w:t xml:space="preserve">The steps, in order, to bring systems back</w:t>
-            </w:r>
-          </w:p>
-        </w:tc>
-        <w:tc>
-          <w:tcPr>
-            <w:tcW w:type="pct" w:w="1606"/>
+              <w:t xml:space="preserve">Maximum tolerable outage for each function</w:t>
+            </w:r>
+          </w:p>
+        </w:tc>
+        <w:tc>
+          <w:tcPr>
+            <w:tcW w:type="pct" w:w="2042"/>
             <w:shd w:fill="FFFFFF" w:val="clear"/>
             <w:tcMar>
               <w:top w:type="dxa" w:w="50"/>
@@ -10057,7 +9633,7 @@
                 <w:sz w:val="14"/>
                 <w:szCs w:val="14"/>
               </w:rPr>
-              <w:t xml:space="preserve">(11)</w:t>
+              <w:t xml:space="preserve">(17)</w:t>
             </w:r>
           </w:p>
         </w:tc>
@@ -10065,7 +9641,7 @@
       <w:tr>
         <w:tc>
           <w:tcPr>
-            <w:tcW w:type="pct" w:w="1447"/>
+            <w:tcW w:type="pct" w:w="758"/>
             <w:tcMar>
               <w:top w:type="dxa" w:w="50"/>
               <w:left w:type="dxa" w:w="110"/>
@@ -10082,13 +9658,13 @@
                 <w:sz w:val="15"/>
                 <w:szCs w:val="15"/>
               </w:rPr>
-              <w:t xml:space="preserve">Testing and updating</w:t>
-            </w:r>
-          </w:p>
-        </w:tc>
-        <w:tc>
-          <w:tcPr>
-            <w:tcW w:type="pct" w:w="1947"/>
+              <w:t xml:space="preserve">Relationship</w:t>
+            </w:r>
+          </w:p>
+        </w:tc>
+        <w:tc>
+          <w:tcPr>
+            <w:tcW w:type="pct" w:w="2200"/>
             <w:tcMar>
               <w:top w:type="dxa" w:w="50"/>
               <w:left w:type="dxa" w:w="110"/>
@@ -10105,14 +9681,13 @@
                 <w:sz w:val="15"/>
                 <w:szCs w:val="15"/>
               </w:rPr>
-              <w:t xml:space="preserve">Proof that the plan works, and maintenance of it</w:t>
-            </w:r>
-          </w:p>
-        </w:tc>
-        <w:tc>
-          <w:tcPr>
-            <w:tcW w:type="pct" w:w="1606"/>
-            <w:shd w:fill="FFFFFF" w:val="clear"/>
+              <w:t xml:space="preserve">The wider plan</w:t>
+            </w:r>
+          </w:p>
+        </w:tc>
+        <w:tc>
+          <w:tcPr>
+            <w:tcW w:type="pct" w:w="2042"/>
             <w:tcMar>
               <w:top w:type="dxa" w:w="50"/>
               <w:left w:type="dxa" w:w="110"/>
@@ -10122,17 +9697,14 @@
           </w:tcPr>
           <w:p>
             <w:pPr>
-              <w:spacing w:before="46" w:after="46"/>
-            </w:pPr>
-            <w:r>
-              <w:rPr>
-                <w:b/>
-                <w:bCs/>
-                <w:color w:val="8186EF"/>
-                <w:sz w:val="14"/>
-                <w:szCs w:val="14"/>
-              </w:rPr>
-              <w:t xml:space="preserve">(12)</w:t>
+              <w:spacing w:before="28" w:after="28"/>
+            </w:pPr>
+            <w:r>
+              <w:rPr>
+                <w:sz w:val="15"/>
+                <w:szCs w:val="15"/>
+              </w:rPr>
+              <w:t xml:space="preserve">The IT part of the wider plan</w:t>
             </w:r>
           </w:p>
         </w:tc>
@@ -10194,396 +9766,7 @@
                 <w:sz w:val="16"/>
                 <w:szCs w:val="16"/>
               </w:rPr>
-              <w:t xml:space="preserve">Keep critical business functions running during and after a disruption   ·   Which systems are restored first   ·   Who decides to invoke the plan, and who does what   ·   A plan never tested is an assumption   ·   Written to be followed under pressure   ·   How staff, customers and suppliers are told</w:t>
-            </w:r>
-          </w:p>
-        </w:tc>
-      </w:tr>
-    </w:tbl>
-    <w:p/>
-    <w:p>
-      <w:pPr>
-        <w:spacing w:before="44" w:after="14"/>
-      </w:pPr>
-      <w:r>
-        <w:rPr>
-          <w:b/>
-          <w:bCs/>
-          <w:color w:val="353A7C"/>
-          <w:sz w:val="18"/>
-          <w:szCs w:val="18"/>
-        </w:rPr>
-        <w:t xml:space="preserve">Summary 2</w:t>
-      </w:r>
-      <w:r>
-        <w:rPr>
-          <w:color w:val="6B7280"/>
-          <w:sz w:val="16"/>
-          <w:szCs w:val="16"/>
-        </w:rPr>
-        <w:t xml:space="preserve">      gaps 13–20</w:t>
-      </w:r>
-    </w:p>
-    <w:p>
-      <w:pPr>
-        <w:spacing w:before="20" w:after="20" w:line="360" w:lineRule="auto"/>
-        <w:ind w:left="200"/>
-      </w:pPr>
-      <w:r>
-        <w:rPr>
-          <w:sz w:val="19"/>
-          <w:szCs w:val="19"/>
-        </w:rPr>
-        <w:t xml:space="preserve">The last </w:t>
-      </w:r>
-      <w:r>
-        <w:rPr>
-          <w:b/>
-          <w:bCs/>
-          <w:color w:val="8186EF"/>
-          <w:sz w:val="15"/>
-          <w:szCs w:val="15"/>
-        </w:rPr>
-        <w:t xml:space="preserve"> (13) </w:t>
-      </w:r>
-      <w:r>
-        <w:rPr>
-          <w:u w:val="single"/>
-          <w:sz w:val="19"/>
-          <w:szCs w:val="19"/>
-        </w:rPr>
-        <w:t xml:space="preserve">           </w:t>
-      </w:r>
-      <w:r>
-        <w:rPr>
-          <w:sz w:val="19"/>
-          <w:szCs w:val="19"/>
-        </w:rPr>
-        <w:t xml:space="preserve"> </w:t>
-      </w:r>
-      <w:r>
-        <w:rPr>
-          <w:sz w:val="19"/>
-          <w:szCs w:val="19"/>
-        </w:rPr>
-        <w:t xml:space="preserve"> carries the most </w:t>
-      </w:r>
-      <w:r>
-        <w:rPr>
-          <w:b/>
-          <w:bCs/>
-          <w:color w:val="8186EF"/>
-          <w:sz w:val="15"/>
-          <w:szCs w:val="15"/>
-        </w:rPr>
-        <w:t xml:space="preserve"> (14) </w:t>
-      </w:r>
-      <w:r>
-        <w:rPr>
-          <w:u w:val="single"/>
-          <w:sz w:val="19"/>
-          <w:szCs w:val="19"/>
-        </w:rPr>
-        <w:t xml:space="preserve">           </w:t>
-      </w:r>
-      <w:r>
-        <w:rPr>
-          <w:sz w:val="19"/>
-          <w:szCs w:val="19"/>
-        </w:rPr>
-        <w:t xml:space="preserve"> </w:t>
-      </w:r>
-      <w:r>
-        <w:rPr>
-          <w:sz w:val="19"/>
-          <w:szCs w:val="19"/>
-        </w:rPr>
-        <w:t xml:space="preserve">. </w:t>
-      </w:r>
-      <w:r>
-        <w:rPr>
-          <w:sz w:val="19"/>
-          <w:szCs w:val="19"/>
-        </w:rPr>
-        <w:t xml:space="preserve">A plan that has never been </w:t>
-      </w:r>
-      <w:r>
-        <w:rPr>
-          <w:b/>
-          <w:bCs/>
-          <w:color w:val="8186EF"/>
-          <w:sz w:val="15"/>
-          <w:szCs w:val="15"/>
-        </w:rPr>
-        <w:t xml:space="preserve"> (15) </w:t>
-      </w:r>
-      <w:r>
-        <w:rPr>
-          <w:u w:val="single"/>
-          <w:sz w:val="19"/>
-          <w:szCs w:val="19"/>
-        </w:rPr>
-        <w:t xml:space="preserve">           </w:t>
-      </w:r>
-      <w:r>
-        <w:rPr>
-          <w:sz w:val="19"/>
-          <w:szCs w:val="19"/>
-        </w:rPr>
-        <w:t xml:space="preserve"> </w:t>
-      </w:r>
-      <w:r>
-        <w:rPr>
-          <w:sz w:val="19"/>
-          <w:szCs w:val="19"/>
-        </w:rPr>
-        <w:t xml:space="preserve"> is a set of </w:t>
-      </w:r>
-      <w:r>
-        <w:rPr>
-          <w:b/>
-          <w:bCs/>
-          <w:color w:val="8186EF"/>
-          <w:sz w:val="15"/>
-          <w:szCs w:val="15"/>
-        </w:rPr>
-        <w:t xml:space="preserve"> (16) </w:t>
-      </w:r>
-      <w:r>
-        <w:rPr>
-          <w:u w:val="single"/>
-          <w:sz w:val="19"/>
-          <w:szCs w:val="19"/>
-        </w:rPr>
-        <w:t xml:space="preserve">             </w:t>
-      </w:r>
-      <w:r>
-        <w:rPr>
-          <w:sz w:val="19"/>
-          <w:szCs w:val="19"/>
-        </w:rPr>
-        <w:t xml:space="preserve"> </w:t>
-      </w:r>
-      <w:r>
-        <w:rPr>
-          <w:sz w:val="19"/>
-          <w:szCs w:val="19"/>
-        </w:rPr>
-        <w:t xml:space="preserve">. </w:t>
-      </w:r>
-      <w:r>
-        <w:rPr>
-          <w:sz w:val="19"/>
-          <w:szCs w:val="19"/>
-        </w:rPr>
-        <w:t xml:space="preserve">The assumption that fails is </w:t>
-      </w:r>
-      <w:r>
-        <w:rPr>
-          <w:b/>
-          <w:bCs/>
-          <w:color w:val="8186EF"/>
-          <w:sz w:val="15"/>
-          <w:szCs w:val="15"/>
-        </w:rPr>
-        <w:t xml:space="preserve"> (17) </w:t>
-      </w:r>
-      <w:r>
-        <w:rPr>
-          <w:u w:val="single"/>
-          <w:sz w:val="19"/>
-          <w:szCs w:val="19"/>
-        </w:rPr>
-        <w:t xml:space="preserve">           </w:t>
-      </w:r>
-      <w:r>
-        <w:rPr>
-          <w:sz w:val="19"/>
-          <w:szCs w:val="19"/>
-        </w:rPr>
-        <w:t xml:space="preserve"> </w:t>
-      </w:r>
-      <w:r>
-        <w:rPr>
-          <w:sz w:val="19"/>
-          <w:szCs w:val="19"/>
-        </w:rPr>
-        <w:t xml:space="preserve"> a small one: a </w:t>
-      </w:r>
-      <w:r>
-        <w:rPr>
-          <w:b/>
-          <w:bCs/>
-          <w:color w:val="8186EF"/>
-          <w:sz w:val="15"/>
-          <w:szCs w:val="15"/>
-        </w:rPr>
-        <w:t xml:space="preserve"> (18) </w:t>
-      </w:r>
-      <w:r>
-        <w:rPr>
-          <w:u w:val="single"/>
-          <w:sz w:val="19"/>
-          <w:szCs w:val="19"/>
-        </w:rPr>
-        <w:t xml:space="preserve">           </w:t>
-      </w:r>
-      <w:r>
-        <w:rPr>
-          <w:sz w:val="19"/>
-          <w:szCs w:val="19"/>
-        </w:rPr>
-        <w:t xml:space="preserve"> </w:t>
-      </w:r>
-      <w:r>
-        <w:rPr>
-          <w:sz w:val="19"/>
-          <w:szCs w:val="19"/>
-        </w:rPr>
-        <w:t xml:space="preserve"> list held only on the system that is down, or a backup nobody has ever tried to restore. </w:t>
-      </w:r>
-      <w:r>
-        <w:rPr>
-          <w:sz w:val="19"/>
-          <w:szCs w:val="19"/>
-        </w:rPr>
-        <w:t xml:space="preserve"/>
-      </w:r>
-      <w:r>
-        <w:rPr>
-          <w:b/>
-          <w:bCs/>
-          <w:color w:val="8186EF"/>
-          <w:sz w:val="15"/>
-          <w:szCs w:val="15"/>
-        </w:rPr>
-        <w:t xml:space="preserve"> (19) </w:t>
-      </w:r>
-      <w:r>
-        <w:rPr>
-          <w:u w:val="single"/>
-          <w:sz w:val="19"/>
-          <w:szCs w:val="19"/>
-        </w:rPr>
-        <w:t xml:space="preserve">            </w:t>
-      </w:r>
-      <w:r>
-        <w:rPr>
-          <w:sz w:val="19"/>
-          <w:szCs w:val="19"/>
-        </w:rPr>
-        <w:t xml:space="preserve"> </w:t>
-      </w:r>
-      <w:r>
-        <w:rPr>
-          <w:sz w:val="19"/>
-          <w:szCs w:val="19"/>
-        </w:rPr>
-        <w:t xml:space="preserve"> planning covers more than systems. </w:t>
-      </w:r>
-      <w:r>
-        <w:rPr>
-          <w:sz w:val="19"/>
-          <w:szCs w:val="19"/>
-        </w:rPr>
-        <w:t xml:space="preserve">It asks where staff would work, how </w:t>
-      </w:r>
-      <w:r>
-        <w:rPr>
-          <w:b/>
-          <w:bCs/>
-          <w:color w:val="8186EF"/>
-          <w:sz w:val="15"/>
-          <w:szCs w:val="15"/>
-        </w:rPr>
-        <w:t xml:space="preserve"> (20) </w:t>
-      </w:r>
-      <w:r>
-        <w:rPr>
-          <w:u w:val="single"/>
-          <w:sz w:val="19"/>
-          <w:szCs w:val="19"/>
-        </w:rPr>
-        <w:t xml:space="preserve">           </w:t>
-      </w:r>
-      <w:r>
-        <w:rPr>
-          <w:sz w:val="19"/>
-          <w:szCs w:val="19"/>
-        </w:rPr>
-        <w:t xml:space="preserve"> </w:t>
-      </w:r>
-      <w:r>
-        <w:rPr>
-          <w:sz w:val="19"/>
-          <w:szCs w:val="19"/>
-        </w:rPr>
-        <w:t xml:space="preserve"> and suppliers would be told, which premises could be used, and who may authorise spending in the first hours. </w:t>
-      </w:r>
-      <w:r>
-        <w:rPr>
-          <w:sz w:val="19"/>
-          <w:szCs w:val="19"/>
-        </w:rPr>
-        <w:t xml:space="preserve">A company whose systems recover into an unusable building has recovered nothing. </w:t>
-      </w:r>
-    </w:p>
-    <w:tbl>
-      <w:tblPr>
-        <w:tblW w:type="pct" w:w="100%"/>
-        <w:tblLayout w:type="fixed"/>
-        <w:tblBorders>
-          <w:top w:val="single" w:color="FBFAF6" w:sz="4"/>
-          <w:left w:val="single" w:color="FBFAF6" w:sz="4"/>
-          <w:bottom w:val="single" w:color="FBFAF6" w:sz="4"/>
-          <w:right w:val="single" w:color="FBFAF6" w:sz="4"/>
-          <w:insideH w:val="single" w:color="FBFAF6" w:sz="4"/>
-          <w:insideV w:val="single" w:color="FBFAF6" w:sz="4"/>
-        </w:tblBorders>
-      </w:tblPr>
-      <w:tblGrid>
-        <w:gridCol w:w="9600"/>
-      </w:tblGrid>
-      <w:tr>
-        <w:tc>
-          <w:tcPr>
-            <w:tcW w:type="pct" w:w="5000"/>
-            <w:shd w:fill="FBFAF6" w:val="clear"/>
-            <w:tcMar>
-              <w:top w:type="dxa" w:w="40"/>
-              <w:left w:type="dxa" w:w="100"/>
-              <w:bottom w:type="dxa" w:w="40"/>
-              <w:right w:type="dxa" w:w="100"/>
-            </w:tcMar>
-          </w:tcPr>
-          <w:p>
-            <w:pPr>
-              <w:spacing w:before="18" w:after="6"/>
-            </w:pPr>
-            <w:r>
-              <w:rPr>
-                <w:b/>
-                <w:bCs/>
-                <w:color w:val="6B7280"/>
-                <w:sz w:val="14"/>
-                <w:szCs w:val="14"/>
-              </w:rPr>
-              <w:t xml:space="preserve">word list</w:t>
-            </w:r>
-          </w:p>
-          <w:p>
-            <w:pPr>
-              <w:spacing w:before="0" w:after="18"/>
-            </w:pPr>
-            <w:r>
-              <w:rPr>
-                <w:b/>
-                <w:bCs/>
-                <w:color w:val="353A7C"/>
-                <w:sz w:val="16"/>
-                <w:szCs w:val="16"/>
-              </w:rPr>
-              <w:t xml:space="preserve">contact   ·   weight   ·   Continuity   ·   component   ·   tested   ·   assumptions   ·   nothing   ·   customers   ·   usually</w:t>
+              <w:t xml:space="preserve">The criticality ranking the analysis produced   ·   Restore the IT systems and the data   ·   The IT part of the wider plan   ·   The whole business   ·   Recovery time objective and recovery point objective</w:t>
             </w:r>
           </w:p>
         </w:tc>
@@ -10602,637 +9785,6 @@
         <w:t xml:space="preserve"> </w:t>
       </w:r>
     </w:p>
-    <w:tbl>
-      <w:tblPr>
-        <w:tblW w:type="pct" w:w="100%"/>
-        <w:tblLayout w:type="fixed"/>
-        <w:tblBorders>
-          <w:top w:val="single" w:color="353A7C" w:sz="6"/>
-          <w:left w:val="single" w:color="353A7C" w:sz="6"/>
-          <w:bottom w:val="single" w:color="353A7C" w:sz="6"/>
-          <w:right w:val="single" w:color="353A7C" w:sz="6"/>
-          <w:insideH w:val="single" w:color="353A7C" w:sz="6"/>
-          <w:insideV w:val="single" w:color="353A7C" w:sz="6"/>
-        </w:tblBorders>
-      </w:tblPr>
-      <w:tblGrid>
-        <w:gridCol w:w="1455"/>
-        <w:gridCol w:w="4224"/>
-        <w:gridCol w:w="3921"/>
-      </w:tblGrid>
-      <w:tr>
-        <w:tc>
-          <w:tcPr>
-            <w:tcW w:type="pct" w:w="5000"/>
-            <w:gridSpan w:val="3"/>
-            <w:shd w:fill="353A7C" w:val="clear"/>
-            <w:tcMar>
-              <w:top w:type="dxa" w:w="60"/>
-              <w:left w:type="dxa" w:w="120"/>
-              <w:bottom w:type="dxa" w:w="60"/>
-              <w:right w:type="dxa" w:w="120"/>
-            </w:tcMar>
-          </w:tcPr>
-          <w:p>
-            <w:pPr>
-              <w:spacing w:before="40" w:after="40"/>
-            </w:pPr>
-            <w:r>
-              <w:rPr>
-                <w:b/>
-                <w:bCs/>
-                <w:color w:val="FFFFFF"/>
-                <w:sz w:val="17"/>
-                <w:szCs w:val="17"/>
-              </w:rPr>
-              <w:t xml:space="preserve">Business continuity planning against disaster recovery planning</w:t>
-            </w:r>
-          </w:p>
-        </w:tc>
-      </w:tr>
-      <w:tr>
-        <w:tc>
-          <w:tcPr>
-            <w:tcW w:type="pct" w:w="758"/>
-            <w:shd w:fill="353A7C" w:val="clear"/>
-            <w:tcMar>
-              <w:top w:type="dxa" w:w="50"/>
-              <w:left w:type="dxa" w:w="110"/>
-              <w:bottom w:type="dxa" w:w="50"/>
-              <w:right w:type="dxa" w:w="110"/>
-            </w:tcMar>
-          </w:tcPr>
-          <w:p>
-            <w:pPr>
-              <w:spacing w:before="30" w:after="30"/>
-            </w:pPr>
-            <w:r>
-              <w:rPr>
-                <w:b/>
-                <w:bCs/>
-                <w:color w:val="FFFFFF"/>
-                <w:sz w:val="15"/>
-                <w:szCs w:val="15"/>
-              </w:rPr>
-              <w:t xml:space="preserve"/>
-            </w:r>
-          </w:p>
-        </w:tc>
-        <w:tc>
-          <w:tcPr>
-            <w:tcW w:type="pct" w:w="2200"/>
-            <w:shd w:fill="353A7C" w:val="clear"/>
-            <w:tcMar>
-              <w:top w:type="dxa" w:w="50"/>
-              <w:left w:type="dxa" w:w="110"/>
-              <w:bottom w:type="dxa" w:w="50"/>
-              <w:right w:type="dxa" w:w="110"/>
-            </w:tcMar>
-          </w:tcPr>
-          <w:p>
-            <w:pPr>
-              <w:spacing w:before="30" w:after="30"/>
-            </w:pPr>
-            <w:r>
-              <w:rPr>
-                <w:b/>
-                <w:bCs/>
-                <w:color w:val="FFFFFF"/>
-                <w:sz w:val="15"/>
-                <w:szCs w:val="15"/>
-              </w:rPr>
-              <w:t xml:space="preserve">Business continuity plan (E.2.m)</w:t>
-            </w:r>
-          </w:p>
-        </w:tc>
-        <w:tc>
-          <w:tcPr>
-            <w:tcW w:type="pct" w:w="2042"/>
-            <w:shd w:fill="353A7C" w:val="clear"/>
-            <w:tcMar>
-              <w:top w:type="dxa" w:w="50"/>
-              <w:left w:type="dxa" w:w="110"/>
-              <w:bottom w:type="dxa" w:w="50"/>
-              <w:right w:type="dxa" w:w="110"/>
-            </w:tcMar>
-          </w:tcPr>
-          <w:p>
-            <w:pPr>
-              <w:spacing w:before="30" w:after="30"/>
-            </w:pPr>
-            <w:r>
-              <w:rPr>
-                <w:b/>
-                <w:bCs/>
-                <w:color w:val="FFFFFF"/>
-                <w:sz w:val="15"/>
-                <w:szCs w:val="15"/>
-              </w:rPr>
-              <w:t xml:space="preserve">Disaster recovery plan (E.2.n)</w:t>
-            </w:r>
-          </w:p>
-        </w:tc>
-      </w:tr>
-      <w:tr>
-        <w:tc>
-          <w:tcPr>
-            <w:tcW w:type="pct" w:w="758"/>
-            <w:tcMar>
-              <w:top w:type="dxa" w:w="50"/>
-              <w:left w:type="dxa" w:w="110"/>
-              <w:bottom w:type="dxa" w:w="50"/>
-              <w:right w:type="dxa" w:w="110"/>
-            </w:tcMar>
-          </w:tcPr>
-          <w:p>
-            <w:pPr>
-              <w:spacing w:before="28" w:after="28"/>
-            </w:pPr>
-            <w:r>
-              <w:rPr>
-                <w:sz w:val="15"/>
-                <w:szCs w:val="15"/>
-              </w:rPr>
-              <w:t xml:space="preserve">Purpose</w:t>
-            </w:r>
-          </w:p>
-        </w:tc>
-        <w:tc>
-          <w:tcPr>
-            <w:tcW w:type="pct" w:w="2200"/>
-            <w:tcMar>
-              <w:top w:type="dxa" w:w="50"/>
-              <w:left w:type="dxa" w:w="110"/>
-              <w:bottom w:type="dxa" w:w="50"/>
-              <w:right w:type="dxa" w:w="110"/>
-            </w:tcMar>
-          </w:tcPr>
-          <w:p>
-            <w:pPr>
-              <w:spacing w:before="28" w:after="28"/>
-            </w:pPr>
-            <w:r>
-              <w:rPr>
-                <w:sz w:val="15"/>
-                <w:szCs w:val="15"/>
-              </w:rPr>
-              <w:t xml:space="preserve">Keep critical business functions running during and after a disruption</w:t>
-            </w:r>
-          </w:p>
-        </w:tc>
-        <w:tc>
-          <w:tcPr>
-            <w:tcW w:type="pct" w:w="2042"/>
-            <w:shd w:fill="FFFFFF" w:val="clear"/>
-            <w:tcMar>
-              <w:top w:type="dxa" w:w="50"/>
-              <w:left w:type="dxa" w:w="110"/>
-              <w:bottom w:type="dxa" w:w="50"/>
-              <w:right w:type="dxa" w:w="110"/>
-            </w:tcMar>
-          </w:tcPr>
-          <w:p>
-            <w:pPr>
-              <w:spacing w:before="46" w:after="46"/>
-            </w:pPr>
-            <w:r>
-              <w:rPr>
-                <w:b/>
-                <w:bCs/>
-                <w:color w:val="8186EF"/>
-                <w:sz w:val="14"/>
-                <w:szCs w:val="14"/>
-              </w:rPr>
-              <w:t xml:space="preserve">(21)</w:t>
-            </w:r>
-          </w:p>
-        </w:tc>
-      </w:tr>
-      <w:tr>
-        <w:tc>
-          <w:tcPr>
-            <w:tcW w:type="pct" w:w="758"/>
-            <w:shd w:fill="FBFAF6" w:val="clear"/>
-            <w:tcMar>
-              <w:top w:type="dxa" w:w="50"/>
-              <w:left w:type="dxa" w:w="110"/>
-              <w:bottom w:type="dxa" w:w="50"/>
-              <w:right w:type="dxa" w:w="110"/>
-            </w:tcMar>
-          </w:tcPr>
-          <w:p>
-            <w:pPr>
-              <w:spacing w:before="28" w:after="28"/>
-            </w:pPr>
-            <w:r>
-              <w:rPr>
-                <w:sz w:val="15"/>
-                <w:szCs w:val="15"/>
-              </w:rPr>
-              <w:t xml:space="preserve">Scope</w:t>
-            </w:r>
-          </w:p>
-        </w:tc>
-        <w:tc>
-          <w:tcPr>
-            <w:tcW w:type="pct" w:w="2200"/>
-            <w:shd w:fill="FBFAF6" w:val="clear"/>
-            <w:tcMar>
-              <w:top w:type="dxa" w:w="50"/>
-              <w:left w:type="dxa" w:w="110"/>
-              <w:bottom w:type="dxa" w:w="50"/>
-              <w:right w:type="dxa" w:w="110"/>
-            </w:tcMar>
-          </w:tcPr>
-          <w:p>
-            <w:pPr>
-              <w:spacing w:before="28" w:after="28"/>
-            </w:pPr>
-            <w:r>
-              <w:rPr>
-                <w:sz w:val="15"/>
-                <w:szCs w:val="15"/>
-              </w:rPr>
-              <w:t xml:space="preserve"/>
-            </w:r>
-            <w:r>
-              <w:rPr>
-                <w:b/>
-                <w:bCs/>
-                <w:color w:val="8186EF"/>
-                <w:sz w:val="14"/>
-                <w:szCs w:val="14"/>
-              </w:rPr>
-              <w:t xml:space="preserve"> (22) </w:t>
-            </w:r>
-            <w:r>
-              <w:rPr>
-                <w:u w:val="single"/>
-                <w:sz w:val="15"/>
-                <w:szCs w:val="15"/>
-              </w:rPr>
-              <w:t xml:space="preserve">              </w:t>
-            </w:r>
-            <w:r>
-              <w:rPr>
-                <w:sz w:val="15"/>
-                <w:szCs w:val="15"/>
-              </w:rPr>
-              <w:t xml:space="preserve"> </w:t>
-            </w:r>
-            <w:r>
-              <w:rPr>
-                <w:sz w:val="15"/>
-                <w:szCs w:val="15"/>
-              </w:rPr>
-              <w:t xml:space="preserve">: people, premises, suppliers, communications</w:t>
-            </w:r>
-          </w:p>
-        </w:tc>
-        <w:tc>
-          <w:tcPr>
-            <w:tcW w:type="pct" w:w="2042"/>
-            <w:shd w:fill="FBFAF6" w:val="clear"/>
-            <w:tcMar>
-              <w:top w:type="dxa" w:w="50"/>
-              <w:left w:type="dxa" w:w="110"/>
-              <w:bottom w:type="dxa" w:w="50"/>
-              <w:right w:type="dxa" w:w="110"/>
-            </w:tcMar>
-          </w:tcPr>
-          <w:p>
-            <w:pPr>
-              <w:spacing w:before="28" w:after="28"/>
-            </w:pPr>
-            <w:r>
-              <w:rPr>
-                <w:sz w:val="15"/>
-                <w:szCs w:val="15"/>
-              </w:rPr>
-              <w:t xml:space="preserve">Systems, data, networks</w:t>
-            </w:r>
-          </w:p>
-        </w:tc>
-      </w:tr>
-      <w:tr>
-        <w:tc>
-          <w:tcPr>
-            <w:tcW w:type="pct" w:w="758"/>
-            <w:tcMar>
-              <w:top w:type="dxa" w:w="50"/>
-              <w:left w:type="dxa" w:w="110"/>
-              <w:bottom w:type="dxa" w:w="50"/>
-              <w:right w:type="dxa" w:w="110"/>
-            </w:tcMar>
-          </w:tcPr>
-          <w:p>
-            <w:pPr>
-              <w:spacing w:before="28" w:after="28"/>
-            </w:pPr>
-            <w:r>
-              <w:rPr>
-                <w:sz w:val="15"/>
-                <w:szCs w:val="15"/>
-              </w:rPr>
-              <w:t xml:space="preserve">Starts from</w:t>
-            </w:r>
-          </w:p>
-        </w:tc>
-        <w:tc>
-          <w:tcPr>
-            <w:tcW w:type="pct" w:w="2200"/>
-            <w:tcMar>
-              <w:top w:type="dxa" w:w="50"/>
-              <w:left w:type="dxa" w:w="110"/>
-              <w:bottom w:type="dxa" w:w="50"/>
-              <w:right w:type="dxa" w:w="110"/>
-            </w:tcMar>
-          </w:tcPr>
-          <w:p>
-            <w:pPr>
-              <w:spacing w:before="28" w:after="28"/>
-            </w:pPr>
-            <w:r>
-              <w:rPr>
-                <w:sz w:val="15"/>
-                <w:szCs w:val="15"/>
-              </w:rPr>
-              <w:t xml:space="preserve"/>
-            </w:r>
-            <w:r>
-              <w:rPr>
-                <w:b/>
-                <w:bCs/>
-                <w:color w:val="8186EF"/>
-                <w:sz w:val="14"/>
-                <w:szCs w:val="14"/>
-              </w:rPr>
-              <w:t xml:space="preserve"> (23) </w:t>
-            </w:r>
-            <w:r>
-              <w:rPr>
-                <w:u w:val="single"/>
-                <w:sz w:val="15"/>
-                <w:szCs w:val="15"/>
-              </w:rPr>
-              <w:t xml:space="preserve">              </w:t>
-            </w:r>
-            <w:r>
-              <w:rPr>
-                <w:sz w:val="15"/>
-                <w:szCs w:val="15"/>
-              </w:rPr>
-              <w:t xml:space="preserve"> </w:t>
-            </w:r>
-            <w:r>
-              <w:rPr>
-                <w:sz w:val="15"/>
-                <w:szCs w:val="15"/>
-              </w:rPr>
-              <w:t xml:space="preserve">: what must not stop, and for how long</w:t>
-            </w:r>
-          </w:p>
-        </w:tc>
-        <w:tc>
-          <w:tcPr>
-            <w:tcW w:type="pct" w:w="2042"/>
-            <w:tcMar>
-              <w:top w:type="dxa" w:w="50"/>
-              <w:left w:type="dxa" w:w="110"/>
-              <w:bottom w:type="dxa" w:w="50"/>
-              <w:right w:type="dxa" w:w="110"/>
-            </w:tcMar>
-          </w:tcPr>
-          <w:p>
-            <w:pPr>
-              <w:spacing w:before="28" w:after="28"/>
-            </w:pPr>
-            <w:r>
-              <w:rPr>
-                <w:sz w:val="15"/>
-                <w:szCs w:val="15"/>
-              </w:rPr>
-              <w:t xml:space="preserve">The criticality ranking the analysis produced</w:t>
-            </w:r>
-          </w:p>
-        </w:tc>
-      </w:tr>
-      <w:tr>
-        <w:tc>
-          <w:tcPr>
-            <w:tcW w:type="pct" w:w="758"/>
-            <w:shd w:fill="FBFAF6" w:val="clear"/>
-            <w:tcMar>
-              <w:top w:type="dxa" w:w="50"/>
-              <w:left w:type="dxa" w:w="110"/>
-              <w:bottom w:type="dxa" w:w="50"/>
-              <w:right w:type="dxa" w:w="110"/>
-            </w:tcMar>
-          </w:tcPr>
-          <w:p>
-            <w:pPr>
-              <w:spacing w:before="28" w:after="28"/>
-            </w:pPr>
-            <w:r>
-              <w:rPr>
-                <w:sz w:val="15"/>
-                <w:szCs w:val="15"/>
-              </w:rPr>
-              <w:t xml:space="preserve">Key measures</w:t>
-            </w:r>
-          </w:p>
-        </w:tc>
-        <w:tc>
-          <w:tcPr>
-            <w:tcW w:type="pct" w:w="2200"/>
-            <w:shd w:fill="FFFFFF" w:val="clear"/>
-            <w:tcMar>
-              <w:top w:type="dxa" w:w="50"/>
-              <w:left w:type="dxa" w:w="110"/>
-              <w:bottom w:type="dxa" w:w="50"/>
-              <w:right w:type="dxa" w:w="110"/>
-            </w:tcMar>
-          </w:tcPr>
-          <w:p>
-            <w:pPr>
-              <w:spacing w:before="46" w:after="46"/>
-            </w:pPr>
-            <w:r>
-              <w:rPr>
-                <w:b/>
-                <w:bCs/>
-                <w:color w:val="8186EF"/>
-                <w:sz w:val="14"/>
-                <w:szCs w:val="14"/>
-              </w:rPr>
-              <w:t xml:space="preserve">(24)</w:t>
-            </w:r>
-          </w:p>
-        </w:tc>
-        <w:tc>
-          <w:tcPr>
-            <w:tcW w:type="pct" w:w="2042"/>
-            <w:shd w:fill="FBFAF6" w:val="clear"/>
-            <w:tcMar>
-              <w:top w:type="dxa" w:w="50"/>
-              <w:left w:type="dxa" w:w="110"/>
-              <w:bottom w:type="dxa" w:w="50"/>
-              <w:right w:type="dxa" w:w="110"/>
-            </w:tcMar>
-          </w:tcPr>
-          <w:p>
-            <w:pPr>
-              <w:spacing w:before="28" w:after="28"/>
-            </w:pPr>
-            <w:r>
-              <w:rPr>
-                <w:sz w:val="15"/>
-                <w:szCs w:val="15"/>
-              </w:rPr>
-              <w:t xml:space="preserve">Recovery time objective and recovery point objective</w:t>
-            </w:r>
-          </w:p>
-        </w:tc>
-      </w:tr>
-      <w:tr>
-        <w:tc>
-          <w:tcPr>
-            <w:tcW w:type="pct" w:w="758"/>
-            <w:tcMar>
-              <w:top w:type="dxa" w:w="50"/>
-              <w:left w:type="dxa" w:w="110"/>
-              <w:bottom w:type="dxa" w:w="50"/>
-              <w:right w:type="dxa" w:w="110"/>
-            </w:tcMar>
-          </w:tcPr>
-          <w:p>
-            <w:pPr>
-              <w:spacing w:before="28" w:after="28"/>
-            </w:pPr>
-            <w:r>
-              <w:rPr>
-                <w:sz w:val="15"/>
-                <w:szCs w:val="15"/>
-              </w:rPr>
-              <w:t xml:space="preserve">Relationship</w:t>
-            </w:r>
-          </w:p>
-        </w:tc>
-        <w:tc>
-          <w:tcPr>
-            <w:tcW w:type="pct" w:w="2200"/>
-            <w:tcMar>
-              <w:top w:type="dxa" w:w="50"/>
-              <w:left w:type="dxa" w:w="110"/>
-              <w:bottom w:type="dxa" w:w="50"/>
-              <w:right w:type="dxa" w:w="110"/>
-            </w:tcMar>
-          </w:tcPr>
-          <w:p>
-            <w:pPr>
-              <w:spacing w:before="28" w:after="28"/>
-            </w:pPr>
-            <w:r>
-              <w:rPr>
-                <w:sz w:val="15"/>
-                <w:szCs w:val="15"/>
-              </w:rPr>
-              <w:t xml:space="preserve">The wider plan</w:t>
-            </w:r>
-          </w:p>
-        </w:tc>
-        <w:tc>
-          <w:tcPr>
-            <w:tcW w:type="pct" w:w="2042"/>
-            <w:shd w:fill="FFFFFF" w:val="clear"/>
-            <w:tcMar>
-              <w:top w:type="dxa" w:w="50"/>
-              <w:left w:type="dxa" w:w="110"/>
-              <w:bottom w:type="dxa" w:w="50"/>
-              <w:right w:type="dxa" w:w="110"/>
-            </w:tcMar>
-          </w:tcPr>
-          <w:p>
-            <w:pPr>
-              <w:spacing w:before="46" w:after="46"/>
-            </w:pPr>
-            <w:r>
-              <w:rPr>
-                <w:b/>
-                <w:bCs/>
-                <w:color w:val="8186EF"/>
-                <w:sz w:val="14"/>
-                <w:szCs w:val="14"/>
-              </w:rPr>
-              <w:t xml:space="preserve">(25)</w:t>
-            </w:r>
-          </w:p>
-        </w:tc>
-      </w:tr>
-    </w:tbl>
-    <w:p/>
-    <w:tbl>
-      <w:tblPr>
-        <w:tblW w:type="pct" w:w="100%"/>
-        <w:tblLayout w:type="fixed"/>
-        <w:tblBorders>
-          <w:top w:val="single" w:color="FBFAF6" w:sz="4"/>
-          <w:left w:val="single" w:color="FBFAF6" w:sz="4"/>
-          <w:bottom w:val="single" w:color="FBFAF6" w:sz="4"/>
-          <w:right w:val="single" w:color="FBFAF6" w:sz="4"/>
-          <w:insideH w:val="single" w:color="FBFAF6" w:sz="4"/>
-          <w:insideV w:val="single" w:color="FBFAF6" w:sz="4"/>
-        </w:tblBorders>
-      </w:tblPr>
-      <w:tblGrid>
-        <w:gridCol w:w="9600"/>
-      </w:tblGrid>
-      <w:tr>
-        <w:tc>
-          <w:tcPr>
-            <w:tcW w:type="pct" w:w="5000"/>
-            <w:shd w:fill="FBFAF6" w:val="clear"/>
-            <w:tcMar>
-              <w:top w:type="dxa" w:w="40"/>
-              <w:left w:type="dxa" w:w="100"/>
-              <w:bottom w:type="dxa" w:w="40"/>
-              <w:right w:type="dxa" w:w="100"/>
-            </w:tcMar>
-          </w:tcPr>
-          <w:p>
-            <w:pPr>
-              <w:spacing w:before="18" w:after="6"/>
-            </w:pPr>
-            <w:r>
-              <w:rPr>
-                <w:b/>
-                <w:bCs/>
-                <w:color w:val="6B7280"/>
-                <w:sz w:val="14"/>
-                <w:szCs w:val="14"/>
-              </w:rPr>
-              <w:t xml:space="preserve">word list</w:t>
-            </w:r>
-          </w:p>
-          <w:p>
-            <w:pPr>
-              <w:spacing w:before="0" w:after="18"/>
-            </w:pPr>
-            <w:r>
-              <w:rPr>
-                <w:b/>
-                <w:bCs/>
-                <w:color w:val="353A7C"/>
-                <w:sz w:val="16"/>
-                <w:szCs w:val="16"/>
-              </w:rPr>
-              <w:t xml:space="preserve">Maximum tolerable outage for each function   ·   A plan never tested is an assumption   ·   The business impact analysis   ·   The whole business   ·   Restore the IT systems and the data   ·   The IT part of the wider plan</w:t>
-            </w:r>
-          </w:p>
-        </w:tc>
-      </w:tr>
-    </w:tbl>
-    <w:p/>
     <w:p>
       <w:pPr>
         <w:spacing w:before="44" w:after="10"/>
@@ -11258,7 +9810,7 @@
           <w:sz w:val="15"/>
           <w:szCs w:val="15"/>
         </w:rPr>
-        <w:t xml:space="preserve">Each term sits against what it means.</w:t>
+        <w:t xml:space="preserve">Each term sits against what it means, and an instance of it.</w:t>
       </w:r>
     </w:p>
     <w:p>
@@ -11269,7 +9821,7 @@
       <w:r>
         <w:drawing>
           <wp:inline distT="0" distB="0" distL="0" distR="0">
-            <wp:extent cx="5734050" cy="3553600"/>
+            <wp:extent cx="5734050" cy="3478150"/>
             <wp:effectExtent t="0" r="0" b="0" l="0"/>
             <wp:docPr id="1" name="" descr="" title=""/>
             <wp:cNvGraphicFramePr>
@@ -11294,7 +9846,7 @@
                   <pic:spPr bwMode="auto">
                     <a:xfrm>
                       <a:off x="0" y="0"/>
-                      <a:ext cx="5734050" cy="3553600"/>
+                      <a:ext cx="5734050" cy="3478150"/>
                     </a:xfrm>
                     <a:prstGeom prst="rect">
                       <a:avLst/>
@@ -11362,7 +9914,7 @@
                 <w:sz w:val="16"/>
                 <w:szCs w:val="16"/>
               </w:rPr>
-              <w:t xml:space="preserve">Recovery procedures   ·   disaster recovery planning   ·   remote site   ·   Critical application ranking</w:t>
+              <w:t xml:space="preserve">digital signature   ·   Recovery procedures   ·   Communication plan</w:t>
             </w:r>
           </w:p>
         </w:tc>
@@ -11721,7 +10273,7 @@
                 <w:sz w:val="16"/>
                 <w:szCs w:val="16"/>
               </w:rPr>
-              <w:t xml:space="preserve">continuity</w:t>
+              <w:t xml:space="preserve">making</w:t>
             </w:r>
           </w:p>
         </w:tc>
@@ -11747,14 +10299,14 @@
                 <w:sz w:val="16"/>
                 <w:szCs w:val="16"/>
               </w:rPr>
-              <w:t xml:space="preserve">15  </w:t>
-            </w:r>
-            <w:r>
-              <w:rPr>
-                <w:sz w:val="16"/>
-                <w:szCs w:val="16"/>
-              </w:rPr>
-              <w:t xml:space="preserve">tested</w:t>
+              <w:t xml:space="preserve">11  </w:t>
+            </w:r>
+            <w:r>
+              <w:rPr>
+                <w:sz w:val="16"/>
+                <w:szCs w:val="16"/>
+              </w:rPr>
+              <w:t xml:space="preserve">contact</w:t>
             </w:r>
           </w:p>
         </w:tc>
@@ -11789,7 +10341,7 @@
                 <w:sz w:val="16"/>
                 <w:szCs w:val="16"/>
               </w:rPr>
-              <w:t xml:space="preserve">disruption</w:t>
+              <w:t xml:space="preserve">restores</w:t>
             </w:r>
           </w:p>
         </w:tc>
@@ -11815,14 +10367,14 @@
                 <w:sz w:val="16"/>
                 <w:szCs w:val="16"/>
               </w:rPr>
-              <w:t xml:space="preserve">16  </w:t>
-            </w:r>
-            <w:r>
-              <w:rPr>
-                <w:sz w:val="16"/>
-                <w:szCs w:val="16"/>
-              </w:rPr>
-              <w:t xml:space="preserve">assumptions</w:t>
+              <w:t xml:space="preserve">12  </w:t>
+            </w:r>
+            <w:r>
+              <w:rPr>
+                <w:sz w:val="16"/>
+                <w:szCs w:val="16"/>
+              </w:rPr>
+              <w:t xml:space="preserve">covers</w:t>
             </w:r>
           </w:p>
         </w:tc>
@@ -11857,7 +10409,7 @@
                 <w:sz w:val="16"/>
                 <w:szCs w:val="16"/>
               </w:rPr>
-              <w:t xml:space="preserve">Disaster</w:t>
+              <w:t xml:space="preserve">serious</w:t>
             </w:r>
           </w:p>
         </w:tc>
@@ -11883,14 +10435,14 @@
                 <w:sz w:val="16"/>
                 <w:szCs w:val="16"/>
               </w:rPr>
-              <w:t xml:space="preserve">17  </w:t>
-            </w:r>
-            <w:r>
-              <w:rPr>
-                <w:sz w:val="16"/>
-                <w:szCs w:val="16"/>
-              </w:rPr>
-              <w:t xml:space="preserve">usually</w:t>
+              <w:t xml:space="preserve">13  </w:t>
+            </w:r>
+            <w:r>
+              <w:rPr>
+                <w:sz w:val="16"/>
+                <w:szCs w:val="16"/>
+              </w:rPr>
+              <w:t xml:space="preserve">customers</w:t>
             </w:r>
           </w:p>
         </w:tc>
@@ -11925,7 +10477,7 @@
                 <w:sz w:val="16"/>
                 <w:szCs w:val="16"/>
               </w:rPr>
-              <w:t xml:space="preserve">restores</w:t>
+              <w:t xml:space="preserve">protects</w:t>
             </w:r>
           </w:p>
         </w:tc>
@@ -11951,14 +10503,14 @@
                 <w:sz w:val="16"/>
                 <w:szCs w:val="16"/>
               </w:rPr>
-              <w:t xml:space="preserve">18  </w:t>
-            </w:r>
-            <w:r>
-              <w:rPr>
-                <w:sz w:val="16"/>
-                <w:szCs w:val="16"/>
-              </w:rPr>
-              <w:t xml:space="preserve">contact</w:t>
+              <w:t xml:space="preserve">14  </w:t>
+            </w:r>
+            <w:r>
+              <w:rPr>
+                <w:sz w:val="16"/>
+                <w:szCs w:val="16"/>
+              </w:rPr>
+              <w:t xml:space="preserve">Restore the IT systems and the data</w:t>
             </w:r>
           </w:p>
         </w:tc>
@@ -11993,7 +10545,7 @@
                 <w:sz w:val="16"/>
                 <w:szCs w:val="16"/>
               </w:rPr>
-              <w:t xml:space="preserve">impact</w:t>
+              <w:t xml:space="preserve">particular</w:t>
             </w:r>
           </w:p>
         </w:tc>
@@ -12019,14 +10571,14 @@
                 <w:sz w:val="16"/>
                 <w:szCs w:val="16"/>
               </w:rPr>
-              <w:t xml:space="preserve">19  </w:t>
-            </w:r>
-            <w:r>
-              <w:rPr>
-                <w:sz w:val="16"/>
-                <w:szCs w:val="16"/>
-              </w:rPr>
-              <w:t xml:space="preserve">Continuity</w:t>
+              <w:t xml:space="preserve">15  </w:t>
+            </w:r>
+            <w:r>
+              <w:rPr>
+                <w:sz w:val="16"/>
+                <w:szCs w:val="16"/>
+              </w:rPr>
+              <w:t xml:space="preserve">The whole business</w:t>
             </w:r>
           </w:p>
         </w:tc>
@@ -12061,7 +10613,7 @@
                 <w:sz w:val="16"/>
                 <w:szCs w:val="16"/>
               </w:rPr>
-              <w:t xml:space="preserve">serious</w:t>
+              <w:t xml:space="preserve">component</w:t>
             </w:r>
           </w:p>
         </w:tc>
@@ -12087,14 +10639,14 @@
                 <w:sz w:val="16"/>
                 <w:szCs w:val="16"/>
               </w:rPr>
-              <w:t xml:space="preserve">20  </w:t>
-            </w:r>
-            <w:r>
-              <w:rPr>
-                <w:sz w:val="16"/>
-                <w:szCs w:val="16"/>
-              </w:rPr>
-              <w:t xml:space="preserve">customers</w:t>
+              <w:t xml:space="preserve">16  </w:t>
+            </w:r>
+            <w:r>
+              <w:rPr>
+                <w:sz w:val="16"/>
+                <w:szCs w:val="16"/>
+              </w:rPr>
+              <w:t xml:space="preserve">The criticality ranking the analysis produced</w:t>
             </w:r>
           </w:p>
         </w:tc>
@@ -12129,7 +10681,7 @@
                 <w:sz w:val="16"/>
                 <w:szCs w:val="16"/>
               </w:rPr>
-              <w:t xml:space="preserve">particular</w:t>
+              <w:t xml:space="preserve">weight</w:t>
             </w:r>
           </w:p>
         </w:tc>
@@ -12155,14 +10707,14 @@
                 <w:sz w:val="16"/>
                 <w:szCs w:val="16"/>
               </w:rPr>
-              <w:t xml:space="preserve">21  </w:t>
-            </w:r>
-            <w:r>
-              <w:rPr>
-                <w:sz w:val="16"/>
-                <w:szCs w:val="16"/>
-              </w:rPr>
-              <w:t xml:space="preserve">Restore the IT systems and the data</w:t>
+              <w:t xml:space="preserve">17  </w:t>
+            </w:r>
+            <w:r>
+              <w:rPr>
+                <w:sz w:val="16"/>
+                <w:szCs w:val="16"/>
+              </w:rPr>
+              <w:t xml:space="preserve">Recovery time objective and recovery point objective</w:t>
             </w:r>
           </w:p>
         </w:tc>
@@ -12197,7 +10749,7 @@
                 <w:sz w:val="16"/>
                 <w:szCs w:val="16"/>
               </w:rPr>
-              <w:t xml:space="preserve">Who decides to invoke the plan, and who does what</w:t>
+              <w:t xml:space="preserve">tested</w:t>
             </w:r>
           </w:p>
         </w:tc>
@@ -12223,14 +10775,14 @@
                 <w:sz w:val="16"/>
                 <w:szCs w:val="16"/>
               </w:rPr>
-              <w:t xml:space="preserve">22  </w:t>
-            </w:r>
-            <w:r>
-              <w:rPr>
-                <w:sz w:val="16"/>
-                <w:szCs w:val="16"/>
-              </w:rPr>
-              <w:t xml:space="preserve">The whole business</w:t>
+              <w:t xml:space="preserve">18  </w:t>
+            </w:r>
+            <w:r>
+              <w:rPr>
+                <w:sz w:val="16"/>
+                <w:szCs w:val="16"/>
+              </w:rPr>
+              <w:t xml:space="preserve">Communication plan</w:t>
             </w:r>
           </w:p>
         </w:tc>
@@ -12265,7 +10817,7 @@
                 <w:sz w:val="16"/>
                 <w:szCs w:val="16"/>
               </w:rPr>
-              <w:t xml:space="preserve">Which systems are restored first</w:t>
+              <w:t xml:space="preserve">assumptions</w:t>
             </w:r>
           </w:p>
         </w:tc>
@@ -12291,14 +10843,14 @@
                 <w:sz w:val="16"/>
                 <w:szCs w:val="16"/>
               </w:rPr>
-              <w:t xml:space="preserve">23  </w:t>
-            </w:r>
-            <w:r>
-              <w:rPr>
-                <w:sz w:val="16"/>
-                <w:szCs w:val="16"/>
-              </w:rPr>
-              <w:t xml:space="preserve">The business impact analysis</w:t>
+              <w:t xml:space="preserve">19  </w:t>
+            </w:r>
+            <w:r>
+              <w:rPr>
+                <w:sz w:val="16"/>
+                <w:szCs w:val="16"/>
+              </w:rPr>
+              <w:t xml:space="preserve">Recovery procedures</w:t>
             </w:r>
           </w:p>
         </w:tc>
@@ -12333,7 +10885,7 @@
                 <w:sz w:val="16"/>
                 <w:szCs w:val="16"/>
               </w:rPr>
-              <w:t xml:space="preserve">How staff, customers and suppliers are told</w:t>
+              <w:t xml:space="preserve">usually</w:t>
             </w:r>
           </w:p>
         </w:tc>
@@ -12349,296 +10901,14 @@
           </w:tcPr>
           <w:p>
             <w:pPr>
-              <w:spacing w:before="12" w:after="12"/>
-            </w:pPr>
-            <w:r>
-              <w:rPr>
-                <w:b/>
-                <w:bCs/>
-                <w:color w:val="8186EF"/>
-                <w:sz w:val="16"/>
-                <w:szCs w:val="16"/>
-              </w:rPr>
-              <w:t xml:space="preserve">24  </w:t>
-            </w:r>
-            <w:r>
-              <w:rPr>
-                <w:sz w:val="16"/>
-                <w:szCs w:val="16"/>
-              </w:rPr>
-              <w:t xml:space="preserve">Maximum tolerable outage for each function</w:t>
-            </w:r>
-          </w:p>
-        </w:tc>
-      </w:tr>
-      <w:tr>
-        <w:tc>
-          <w:tcPr>
-            <w:tcW w:type="pct" w:w="2500"/>
-            <w:tcMar>
-              <w:top w:type="dxa" w:w="20"/>
-              <w:left w:type="dxa" w:w="80"/>
-              <w:bottom w:type="dxa" w:w="20"/>
-              <w:right w:type="dxa" w:w="80"/>
-            </w:tcMar>
-          </w:tcPr>
-          <w:p>
-            <w:pPr>
-              <w:spacing w:before="12" w:after="12"/>
-            </w:pPr>
-            <w:r>
-              <w:rPr>
-                <w:b/>
-                <w:bCs/>
-                <w:color w:val="8186EF"/>
-                <w:sz w:val="16"/>
-                <w:szCs w:val="16"/>
-              </w:rPr>
-              <w:t xml:space="preserve">11  </w:t>
-            </w:r>
-            <w:r>
-              <w:rPr>
-                <w:sz w:val="16"/>
-                <w:szCs w:val="16"/>
-              </w:rPr>
-              <w:t xml:space="preserve">Written to be followed under pressure</w:t>
-            </w:r>
-          </w:p>
-        </w:tc>
-        <w:tc>
-          <w:tcPr>
-            <w:tcW w:type="pct" w:w="2500"/>
-            <w:tcMar>
-              <w:top w:type="dxa" w:w="20"/>
-              <w:left w:type="dxa" w:w="80"/>
-              <w:bottom w:type="dxa" w:w="20"/>
-              <w:right w:type="dxa" w:w="80"/>
-            </w:tcMar>
-          </w:tcPr>
-          <w:p>
-            <w:pPr>
-              <w:spacing w:before="12" w:after="12"/>
-            </w:pPr>
-            <w:r>
-              <w:rPr>
-                <w:b/>
-                <w:bCs/>
-                <w:color w:val="8186EF"/>
-                <w:sz w:val="16"/>
-                <w:szCs w:val="16"/>
-              </w:rPr>
-              <w:t xml:space="preserve">25  </w:t>
-            </w:r>
-            <w:r>
-              <w:rPr>
-                <w:sz w:val="16"/>
-                <w:szCs w:val="16"/>
-              </w:rPr>
-              <w:t xml:space="preserve">The IT part of the wider plan</w:t>
-            </w:r>
-          </w:p>
-        </w:tc>
-      </w:tr>
-      <w:tr>
-        <w:tc>
-          <w:tcPr>
-            <w:tcW w:type="pct" w:w="2500"/>
-            <w:tcMar>
-              <w:top w:type="dxa" w:w="20"/>
-              <w:left w:type="dxa" w:w="80"/>
-              <w:bottom w:type="dxa" w:w="20"/>
-              <w:right w:type="dxa" w:w="80"/>
-            </w:tcMar>
-          </w:tcPr>
-          <w:p>
-            <w:pPr>
-              <w:spacing w:before="12" w:after="12"/>
-            </w:pPr>
-            <w:r>
-              <w:rPr>
-                <w:b/>
-                <w:bCs/>
-                <w:color w:val="8186EF"/>
-                <w:sz w:val="16"/>
-                <w:szCs w:val="16"/>
-              </w:rPr>
-              <w:t xml:space="preserve">12  </w:t>
-            </w:r>
-            <w:r>
-              <w:rPr>
-                <w:sz w:val="16"/>
-                <w:szCs w:val="16"/>
-              </w:rPr>
-              <w:t xml:space="preserve">A plan never tested is an assumption</w:t>
-            </w:r>
-          </w:p>
-        </w:tc>
-        <w:tc>
-          <w:tcPr>
-            <w:tcW w:type="pct" w:w="2500"/>
-            <w:tcMar>
-              <w:top w:type="dxa" w:w="20"/>
-              <w:left w:type="dxa" w:w="80"/>
-              <w:bottom w:type="dxa" w:w="20"/>
-              <w:right w:type="dxa" w:w="80"/>
-            </w:tcMar>
-          </w:tcPr>
-          <w:p>
-            <w:pPr>
-              <w:spacing w:before="12" w:after="12"/>
-            </w:pPr>
-            <w:r>
-              <w:rPr>
-                <w:b/>
-                <w:bCs/>
-                <w:color w:val="8186EF"/>
-                <w:sz w:val="16"/>
-                <w:szCs w:val="16"/>
-              </w:rPr>
-              <w:t xml:space="preserve">26  </w:t>
-            </w:r>
-            <w:r>
-              <w:rPr>
-                <w:sz w:val="16"/>
-                <w:szCs w:val="16"/>
-              </w:rPr>
-              <w:t xml:space="preserve">disaster recovery planning</w:t>
-            </w:r>
-          </w:p>
-        </w:tc>
-      </w:tr>
-      <w:tr>
-        <w:tc>
-          <w:tcPr>
-            <w:tcW w:type="pct" w:w="2500"/>
-            <w:tcMar>
-              <w:top w:type="dxa" w:w="20"/>
-              <w:left w:type="dxa" w:w="80"/>
-              <w:bottom w:type="dxa" w:w="20"/>
-              <w:right w:type="dxa" w:w="80"/>
-            </w:tcMar>
-          </w:tcPr>
-          <w:p>
-            <w:pPr>
-              <w:spacing w:before="12" w:after="12"/>
-            </w:pPr>
-            <w:r>
-              <w:rPr>
-                <w:b/>
-                <w:bCs/>
-                <w:color w:val="8186EF"/>
-                <w:sz w:val="16"/>
-                <w:szCs w:val="16"/>
-              </w:rPr>
-              <w:t xml:space="preserve">13  </w:t>
-            </w:r>
-            <w:r>
-              <w:rPr>
-                <w:sz w:val="16"/>
-                <w:szCs w:val="16"/>
-              </w:rPr>
-              <w:t xml:space="preserve">component</w:t>
-            </w:r>
-          </w:p>
-        </w:tc>
-        <w:tc>
-          <w:tcPr>
-            <w:tcW w:type="pct" w:w="2500"/>
-            <w:tcMar>
-              <w:top w:type="dxa" w:w="20"/>
-              <w:left w:type="dxa" w:w="80"/>
-              <w:bottom w:type="dxa" w:w="20"/>
-              <w:right w:type="dxa" w:w="80"/>
-            </w:tcMar>
-          </w:tcPr>
-          <w:p>
-            <w:pPr>
-              <w:spacing w:before="12" w:after="12"/>
-            </w:pPr>
-            <w:r>
-              <w:rPr>
-                <w:b/>
-                <w:bCs/>
-                <w:color w:val="8186EF"/>
-                <w:sz w:val="16"/>
-                <w:szCs w:val="16"/>
-              </w:rPr>
-              <w:t xml:space="preserve">27  </w:t>
-            </w:r>
-            <w:r>
-              <w:rPr>
-                <w:sz w:val="16"/>
-                <w:szCs w:val="16"/>
-              </w:rPr>
-              <w:t xml:space="preserve">Critical application ranking</w:t>
-            </w:r>
-          </w:p>
-        </w:tc>
-      </w:tr>
-      <w:tr>
-        <w:tc>
-          <w:tcPr>
-            <w:tcW w:type="pct" w:w="2500"/>
-            <w:tcMar>
-              <w:top w:type="dxa" w:w="20"/>
-              <w:left w:type="dxa" w:w="80"/>
-              <w:bottom w:type="dxa" w:w="20"/>
-              <w:right w:type="dxa" w:w="80"/>
-            </w:tcMar>
-          </w:tcPr>
-          <w:p>
-            <w:pPr>
-              <w:spacing w:before="12" w:after="12"/>
-            </w:pPr>
-            <w:r>
-              <w:rPr>
-                <w:b/>
-                <w:bCs/>
-                <w:color w:val="8186EF"/>
-                <w:sz w:val="16"/>
-                <w:szCs w:val="16"/>
-              </w:rPr>
-              <w:t xml:space="preserve">14  </w:t>
-            </w:r>
-            <w:r>
-              <w:rPr>
-                <w:sz w:val="16"/>
-                <w:szCs w:val="16"/>
-              </w:rPr>
-              <w:t xml:space="preserve">weight</w:t>
-            </w:r>
-          </w:p>
-        </w:tc>
-        <w:tc>
-          <w:tcPr>
-            <w:tcW w:type="pct" w:w="2500"/>
-            <w:tcMar>
-              <w:top w:type="dxa" w:w="20"/>
-              <w:left w:type="dxa" w:w="80"/>
-              <w:bottom w:type="dxa" w:w="20"/>
-              <w:right w:type="dxa" w:w="80"/>
-            </w:tcMar>
-          </w:tcPr>
-          <w:p>
-            <w:pPr>
-              <w:spacing w:before="12" w:after="12"/>
-            </w:pPr>
-            <w:r>
-              <w:rPr>
-                <w:b/>
-                <w:bCs/>
-                <w:color w:val="8186EF"/>
-                <w:sz w:val="16"/>
-                <w:szCs w:val="16"/>
-              </w:rPr>
-              <w:t xml:space="preserve">28  </w:t>
-            </w:r>
-            <w:r>
-              <w:rPr>
-                <w:sz w:val="16"/>
-                <w:szCs w:val="16"/>
-              </w:rPr>
-              <w:t xml:space="preserve">Recovery procedures</w:t>
+              <w:spacing w:before="24" w:after="24"/>
+            </w:pPr>
+            <w:r>
+              <w:rPr>
+                <w:sz w:val="16"/>
+                <w:szCs w:val="16"/>
+              </w:rPr>
+              <w:t xml:space="preserve"/>
             </w:r>
           </w:p>
         </w:tc>
@@ -14054,7 +12324,7 @@
           <w:sz w:val="19"/>
           <w:szCs w:val="19"/>
         </w:rPr>
-        <w:t xml:space="preserve"> the choice for three </w:t>
+        <w:t xml:space="preserve"> the choice for three Orontes </w:t>
       </w:r>
       <w:r>
         <w:rPr>
@@ -14086,7 +12356,7 @@
           <w:sz w:val="19"/>
           <w:szCs w:val="19"/>
         </w:rPr>
-        <w:t xml:space="preserve"> systems and shows why one answer does not fit them all. </w:t>
+        <w:t xml:space="preserve"> and shows why one answer does not fit them all. </w:t>
       </w:r>
       <w:r>
         <w:rPr>
@@ -14125,7 +12395,14 @@
           <w:sz w:val="19"/>
           <w:szCs w:val="19"/>
         </w:rPr>
-        <w:t xml:space="preserve">: questions give a </w:t>
+        <w:t xml:space="preserve">: questions give a tolerance and ask for the site. </w:t>
+      </w:r>
+      <w:r>
+        <w:rPr>
+          <w:sz w:val="19"/>
+          <w:szCs w:val="19"/>
+        </w:rPr>
+        <w:t xml:space="preserve">The plant control system runs the </w:t>
       </w:r>
       <w:r>
         <w:rPr>
@@ -14157,14 +12434,7 @@
           <w:sz w:val="19"/>
           <w:szCs w:val="19"/>
         </w:rPr>
-        <w:t xml:space="preserve"> and ask for the site. </w:t>
-      </w:r>
-      <w:r>
-        <w:rPr>
-          <w:sz w:val="19"/>
-          <w:szCs w:val="19"/>
-        </w:rPr>
-        <w:t xml:space="preserve">The plant control system runs the </w:t>
+        <w:t xml:space="preserve"> lines and stops </w:t>
       </w:r>
       <w:r>
         <w:rPr>
@@ -14182,7 +12452,7 @@
           <w:sz w:val="19"/>
           <w:szCs w:val="19"/>
         </w:rPr>
-        <w:t xml:space="preserve">           </w:t>
+        <w:t xml:space="preserve">            </w:t>
       </w:r>
       <w:r>
         <w:rPr>
@@ -14196,7 +12466,14 @@
           <w:sz w:val="19"/>
           <w:szCs w:val="19"/>
         </w:rPr>
-        <w:t xml:space="preserve"> lines and stops </w:t>
+        <w:t xml:space="preserve"> within minutes of failing. </w:t>
+      </w:r>
+      <w:r>
+        <w:rPr>
+          <w:sz w:val="19"/>
+          <w:szCs w:val="19"/>
+        </w:rPr>
+        <w:t xml:space="preserve">The payables and receivables system can wait a </w:t>
       </w:r>
       <w:r>
         <w:rPr>
@@ -14214,7 +12491,7 @@
           <w:sz w:val="19"/>
           <w:szCs w:val="19"/>
         </w:rPr>
-        <w:t xml:space="preserve">            </w:t>
+        <w:t xml:space="preserve">           </w:t>
       </w:r>
       <w:r>
         <w:rPr>
@@ -14228,14 +12505,7 @@
           <w:sz w:val="19"/>
           <w:szCs w:val="19"/>
         </w:rPr>
-        <w:t xml:space="preserve"> within minutes of failing. </w:t>
-      </w:r>
-      <w:r>
-        <w:rPr>
-          <w:sz w:val="19"/>
-          <w:szCs w:val="19"/>
-        </w:rPr>
-        <w:t xml:space="preserve">The payables and receivables system can wait a </w:t>
+        <w:t xml:space="preserve"> day without </w:t>
       </w:r>
       <w:r>
         <w:rPr>
@@ -14267,7 +12537,14 @@
           <w:sz w:val="19"/>
           <w:szCs w:val="19"/>
         </w:rPr>
-        <w:t xml:space="preserve"> day without </w:t>
+        <w:t xml:space="preserve"> harm. </w:t>
+      </w:r>
+      <w:r>
+        <w:rPr>
+          <w:sz w:val="19"/>
+          <w:szCs w:val="19"/>
+        </w:rPr>
+        <w:t xml:space="preserve">The management reporting system can wait two weeks, because the </w:t>
       </w:r>
       <w:r>
         <w:rPr>
@@ -14299,14 +12576,7 @@
           <w:sz w:val="19"/>
           <w:szCs w:val="19"/>
         </w:rPr>
-        <w:t xml:space="preserve"> harm. </w:t>
-      </w:r>
-      <w:r>
-        <w:rPr>
-          <w:sz w:val="19"/>
-          <w:szCs w:val="19"/>
-        </w:rPr>
-        <w:t xml:space="preserve">The management reporting system can wait two weeks, because the </w:t>
+        <w:t xml:space="preserve"> pack can be </w:t>
       </w:r>
       <w:r>
         <w:rPr>
@@ -14338,7 +12608,35 @@
           <w:sz w:val="19"/>
           <w:szCs w:val="19"/>
         </w:rPr>
-        <w:t xml:space="preserve"> pack can be </w:t>
+        <w:t xml:space="preserve">. </w:t>
+      </w:r>
+      <w:r>
+        <w:rPr>
+          <w:sz w:val="19"/>
+          <w:szCs w:val="19"/>
+        </w:rPr>
+        <w:t xml:space="preserve">Plant control is given a recovery time objective of four hours and a recovery point objective of fifteen minutes. </w:t>
+      </w:r>
+      <w:r>
+        <w:rPr>
+          <w:sz w:val="19"/>
+          <w:szCs w:val="19"/>
+        </w:rPr>
+        <w:t xml:space="preserve">Payables and receivables get one day and four hours. </w:t>
+      </w:r>
+      <w:r>
+        <w:rPr>
+          <w:sz w:val="19"/>
+          <w:szCs w:val="19"/>
+        </w:rPr>
+        <w:t xml:space="preserve">Management reporting gets two weeks and one day. </w:t>
+      </w:r>
+      <w:r>
+        <w:rPr>
+          <w:sz w:val="19"/>
+          <w:szCs w:val="19"/>
+        </w:rPr>
+        <w:t xml:space="preserve">Plant control needs a hot site with </w:t>
       </w:r>
       <w:r>
         <w:rPr>
@@ -14356,7 +12654,7 @@
           <w:sz w:val="19"/>
           <w:szCs w:val="19"/>
         </w:rPr>
-        <w:t xml:space="preserve">           </w:t>
+        <w:t xml:space="preserve">                 </w:t>
       </w:r>
       <w:r>
         <w:rPr>
@@ -14370,14 +12668,7 @@
           <w:sz w:val="19"/>
           <w:szCs w:val="19"/>
         </w:rPr>
-        <w:t xml:space="preserve">. </w:t>
-      </w:r>
-      <w:r>
-        <w:rPr>
-          <w:sz w:val="19"/>
-          <w:szCs w:val="19"/>
-        </w:rPr>
-        <w:t xml:space="preserve">Plant control is given a recovery time objective of four hours and a recovery point objective of </w:t>
+        <w:t xml:space="preserve"> replication, because four hours allows no time to configure </w:t>
       </w:r>
       <w:r>
         <w:rPr>
@@ -14409,28 +12700,14 @@
           <w:sz w:val="19"/>
           <w:szCs w:val="19"/>
         </w:rPr>
-        <w:t xml:space="preserve"> minutes. </w:t>
-      </w:r>
-      <w:r>
-        <w:rPr>
-          <w:sz w:val="19"/>
-          <w:szCs w:val="19"/>
-        </w:rPr>
-        <w:t xml:space="preserve">Payables and receivables get one day and four hours. </w:t>
-      </w:r>
-      <w:r>
-        <w:rPr>
-          <w:sz w:val="19"/>
-          <w:szCs w:val="19"/>
-        </w:rPr>
-        <w:t xml:space="preserve">Management reporting gets two weeks and one day. </w:t>
-      </w:r>
-      <w:r>
-        <w:rPr>
-          <w:sz w:val="19"/>
-          <w:szCs w:val="19"/>
-        </w:rPr>
-        <w:t xml:space="preserve">Plant control needs a hot site with </w:t>
+        <w:t xml:space="preserve">. </w:t>
+      </w:r>
+      <w:r>
+        <w:rPr>
+          <w:sz w:val="19"/>
+          <w:szCs w:val="19"/>
+        </w:rPr>
+        <w:t xml:space="preserve">Payables and receivables can use a warm site: the </w:t>
       </w:r>
       <w:r>
         <w:rPr>
@@ -14448,7 +12725,7 @@
           <w:sz w:val="19"/>
           <w:szCs w:val="19"/>
         </w:rPr>
-        <w:t xml:space="preserve">                 </w:t>
+        <w:t xml:space="preserve">           </w:t>
       </w:r>
       <w:r>
         <w:rPr>
@@ -14462,14 +12739,7 @@
           <w:sz w:val="19"/>
           <w:szCs w:val="19"/>
         </w:rPr>
-        <w:t xml:space="preserve"> replication, because four hours allows no time to configure anything. </w:t>
-      </w:r>
-      <w:r>
-        <w:rPr>
-          <w:sz w:val="19"/>
-          <w:szCs w:val="19"/>
-        </w:rPr>
-        <w:t xml:space="preserve">Payables and receivables can use a warm site: the hardware waits, and a day is enough to restore and configure. </w:t>
+        <w:t xml:space="preserve"> waits, and a day is enough to restore and configure. </w:t>
       </w:r>
     </w:p>
     <w:tbl>
@@ -14527,7 +12797,7 @@
                 <w:sz w:val="16"/>
                 <w:szCs w:val="16"/>
               </w:rPr>
-              <w:t xml:space="preserve">through   ·   fifteen   ·   near-continuous   ·   production   ·   bottling   ·   technology   ·   Orontes   ·   exam-core   ·   serious   ·   rebuilt   ·   working   ·   tolerance   ·   month-end</w:t>
+              <w:t xml:space="preserve">through   ·   anything   ·   hardware   ·   working   ·   production   ·   Orontes   ·   systems   ·   exam-core   ·   month-end   ·   near-continuous   ·   serious   ·   bottling   ·   rebuilt</w:t>
             </w:r>
           </w:p>
         </w:tc>
@@ -14567,7 +12837,14 @@
           <w:sz w:val="19"/>
           <w:szCs w:val="19"/>
         </w:rPr>
-        <w:t xml:space="preserve">Management </w:t>
+        <w:t xml:space="preserve">Management reporting can use a cold site, since two weeks is time to bring equipment. </w:t>
+      </w:r>
+      <w:r>
+        <w:rPr>
+          <w:sz w:val="19"/>
+          <w:szCs w:val="19"/>
+        </w:rPr>
+        <w:t xml:space="preserve">The recovery point objective sets the backup frequency, and this is the </w:t>
       </w:r>
       <w:r>
         <w:rPr>
@@ -14585,7 +12862,7 @@
           <w:sz w:val="19"/>
           <w:szCs w:val="19"/>
         </w:rPr>
-        <w:t xml:space="preserve">           </w:t>
+        <w:t xml:space="preserve">            </w:t>
       </w:r>
       <w:r>
         <w:rPr>
@@ -14599,7 +12876,14 @@
           <w:sz w:val="19"/>
           <w:szCs w:val="19"/>
         </w:rPr>
-        <w:t xml:space="preserve"> can use a cold site, since two weeks is time to bring </w:t>
+        <w:t xml:space="preserve"> candidates miss. </w:t>
+      </w:r>
+      <w:r>
+        <w:rPr>
+          <w:sz w:val="19"/>
+          <w:szCs w:val="19"/>
+        </w:rPr>
+        <w:t xml:space="preserve">Fifteen minutes of </w:t>
       </w:r>
       <w:r>
         <w:rPr>
@@ -14631,14 +12915,7 @@
           <w:sz w:val="19"/>
           <w:szCs w:val="19"/>
         </w:rPr>
-        <w:t xml:space="preserve">. </w:t>
-      </w:r>
-      <w:r>
-        <w:rPr>
-          <w:sz w:val="19"/>
-          <w:szCs w:val="19"/>
-        </w:rPr>
-        <w:t xml:space="preserve">The recovery point </w:t>
+        <w:t xml:space="preserve"> loss means replication </w:t>
       </w:r>
       <w:r>
         <w:rPr>
@@ -14670,7 +12947,14 @@
           <w:sz w:val="19"/>
           <w:szCs w:val="19"/>
         </w:rPr>
-        <w:t xml:space="preserve"> sets the backup frequency, and this is the </w:t>
+        <w:t xml:space="preserve"> than nightly backups. </w:t>
+      </w:r>
+      <w:r>
+        <w:rPr>
+          <w:sz w:val="19"/>
+          <w:szCs w:val="19"/>
+        </w:rPr>
+        <w:t xml:space="preserve">Four hours means copies </w:t>
       </w:r>
       <w:r>
         <w:rPr>
@@ -14688,7 +12972,7 @@
           <w:sz w:val="19"/>
           <w:szCs w:val="19"/>
         </w:rPr>
-        <w:t xml:space="preserve">            </w:t>
+        <w:t xml:space="preserve">           </w:t>
       </w:r>
       <w:r>
         <w:rPr>
@@ -14702,14 +12986,21 @@
           <w:sz w:val="19"/>
           <w:szCs w:val="19"/>
         </w:rPr>
-        <w:t xml:space="preserve"> candidates miss. </w:t>
-      </w:r>
-      <w:r>
-        <w:rPr>
-          <w:sz w:val="19"/>
-          <w:szCs w:val="19"/>
-        </w:rPr>
-        <w:t xml:space="preserve">Fifteen minutes of </w:t>
+        <w:t xml:space="preserve"> times a day. </w:t>
+      </w:r>
+      <w:r>
+        <w:rPr>
+          <w:sz w:val="19"/>
+          <w:szCs w:val="19"/>
+        </w:rPr>
+        <w:t xml:space="preserve">One day means the nightly backup is enough. </w:t>
+      </w:r>
+      <w:r>
+        <w:rPr>
+          <w:sz w:val="19"/>
+          <w:szCs w:val="19"/>
+        </w:rPr>
+        <w:t xml:space="preserve">Orontes </w:t>
       </w:r>
       <w:r>
         <w:rPr>
@@ -14741,7 +13032,7 @@
           <w:sz w:val="19"/>
           <w:szCs w:val="19"/>
         </w:rPr>
-        <w:t xml:space="preserve"> loss means </w:t>
+        <w:t xml:space="preserve"> holds every copy in the </w:t>
       </w:r>
       <w:r>
         <w:rPr>
@@ -14759,7 +13050,7 @@
           <w:sz w:val="19"/>
           <w:szCs w:val="19"/>
         </w:rPr>
-        <w:t xml:space="preserve">             </w:t>
+        <w:t xml:space="preserve">           </w:t>
       </w:r>
       <w:r>
         <w:rPr>
@@ -14773,14 +13064,7 @@
           <w:sz w:val="19"/>
           <w:szCs w:val="19"/>
         </w:rPr>
-        <w:t xml:space="preserve"> rather than nightly backups. </w:t>
-      </w:r>
-      <w:r>
-        <w:rPr>
-          <w:sz w:val="19"/>
-          <w:szCs w:val="19"/>
-        </w:rPr>
-        <w:t xml:space="preserve">Four hours means copies </w:t>
+        <w:t xml:space="preserve"> room beside the live </w:t>
       </w:r>
       <w:r>
         <w:rPr>
@@ -14812,14 +13096,14 @@
           <w:sz w:val="19"/>
           <w:szCs w:val="19"/>
         </w:rPr>
-        <w:t xml:space="preserve"> times a day. </w:t>
-      </w:r>
-      <w:r>
-        <w:rPr>
-          <w:sz w:val="19"/>
-          <w:szCs w:val="19"/>
-        </w:rPr>
-        <w:t xml:space="preserve">One day means the nightly backup is </w:t>
+        <w:t xml:space="preserve">. </w:t>
+      </w:r>
+      <w:r>
+        <w:rPr>
+          <w:sz w:val="19"/>
+          <w:szCs w:val="19"/>
+        </w:rPr>
+        <w:t xml:space="preserve">Moving one copy off site costs very little and </w:t>
       </w:r>
       <w:r>
         <w:rPr>
@@ -14851,14 +13135,7 @@
           <w:sz w:val="19"/>
           <w:szCs w:val="19"/>
         </w:rPr>
-        <w:t xml:space="preserve">. </w:t>
-      </w:r>
-      <w:r>
-        <w:rPr>
-          <w:sz w:val="19"/>
-          <w:szCs w:val="19"/>
-        </w:rPr>
-        <w:t xml:space="preserve">Orontes </w:t>
+        <w:t xml:space="preserve"> the single risk that would </w:t>
       </w:r>
       <w:r>
         <w:rPr>
@@ -14890,14 +13167,7 @@
           <w:sz w:val="19"/>
           <w:szCs w:val="19"/>
         </w:rPr>
-        <w:t xml:space="preserve"> holds every copy in the server room beside the live machines. </w:t>
-      </w:r>
-      <w:r>
-        <w:rPr>
-          <w:sz w:val="19"/>
-          <w:szCs w:val="19"/>
-        </w:rPr>
-        <w:t xml:space="preserve">Moving one copy off site costs very little and removes the single risk that would otherwise defeat all three plans at once, which is a fire in that room. </w:t>
+        <w:t xml:space="preserve"> defeat all three plans at once, which is a fire in that room. </w:t>
       </w:r>
     </w:p>
     <w:tbl>
@@ -14955,7 +13225,7 @@
                 <w:sz w:val="16"/>
                 <w:szCs w:val="16"/>
               </w:rPr>
-              <w:t xml:space="preserve">restore   ·   equipment   ·   tolerable   ·   replication   ·   objective   ·   enough   ·   several   ·   reporting   ·   connection   ·   currently</w:t>
+              <w:t xml:space="preserve">failing   ·   tolerable   ·   currently   ·   server   ·   rather   ·   removes   ·   machines   ·   connection   ·   several   ·   otherwise</w:t>
             </w:r>
           </w:p>
         </w:tc>
@@ -15022,6 +13292,502 @@
         <w:t xml:space="preserve">Complete the blank cells.</w:t>
       </w:r>
     </w:p>
+    <w:tbl>
+      <w:tblPr>
+        <w:tblW w:type="pct" w:w="100%"/>
+        <w:tblLayout w:type="fixed"/>
+        <w:tblBorders>
+          <w:top w:val="single" w:color="353A7C" w:sz="6"/>
+          <w:left w:val="single" w:color="353A7C" w:sz="6"/>
+          <w:bottom w:val="single" w:color="353A7C" w:sz="6"/>
+          <w:right w:val="single" w:color="353A7C" w:sz="6"/>
+          <w:insideH w:val="single" w:color="353A7C" w:sz="6"/>
+          <w:insideV w:val="single" w:color="353A7C" w:sz="6"/>
+        </w:tblBorders>
+      </w:tblPr>
+      <w:tblGrid>
+        <w:gridCol w:w="3921"/>
+        <w:gridCol w:w="1455"/>
+        <w:gridCol w:w="4224"/>
+      </w:tblGrid>
+      <w:tr>
+        <w:tc>
+          <w:tcPr>
+            <w:tcW w:type="pct" w:w="5000"/>
+            <w:gridSpan w:val="3"/>
+            <w:shd w:fill="353A7C" w:val="clear"/>
+            <w:tcMar>
+              <w:top w:type="dxa" w:w="60"/>
+              <w:left w:type="dxa" w:w="120"/>
+              <w:bottom w:type="dxa" w:w="60"/>
+              <w:right w:type="dxa" w:w="120"/>
+            </w:tcMar>
+          </w:tcPr>
+          <w:p>
+            <w:pPr>
+              <w:spacing w:before="40" w:after="40"/>
+            </w:pPr>
+            <w:r>
+              <w:rPr>
+                <w:b/>
+                <w:bCs/>
+                <w:color w:val="FFFFFF"/>
+                <w:sz w:val="17"/>
+                <w:szCs w:val="17"/>
+              </w:rPr>
+              <w:t xml:space="preserve">Your turn: match four requirements (complete the blanks)</w:t>
+            </w:r>
+          </w:p>
+        </w:tc>
+      </w:tr>
+      <w:tr>
+        <w:tc>
+          <w:tcPr>
+            <w:tcW w:type="pct" w:w="2042"/>
+            <w:shd w:fill="353A7C" w:val="clear"/>
+            <w:tcMar>
+              <w:top w:type="dxa" w:w="50"/>
+              <w:left w:type="dxa" w:w="110"/>
+              <w:bottom w:type="dxa" w:w="50"/>
+              <w:right w:type="dxa" w:w="110"/>
+            </w:tcMar>
+          </w:tcPr>
+          <w:p>
+            <w:pPr>
+              <w:spacing w:before="30" w:after="30"/>
+            </w:pPr>
+            <w:r>
+              <w:rPr>
+                <w:b/>
+                <w:bCs/>
+                <w:color w:val="FFFFFF"/>
+                <w:sz w:val="15"/>
+                <w:szCs w:val="15"/>
+              </w:rPr>
+              <w:t xml:space="preserve">Requirement or facility</w:t>
+            </w:r>
+          </w:p>
+        </w:tc>
+        <w:tc>
+          <w:tcPr>
+            <w:tcW w:type="pct" w:w="758"/>
+            <w:shd w:fill="353A7C" w:val="clear"/>
+            <w:tcMar>
+              <w:top w:type="dxa" w:w="50"/>
+              <w:left w:type="dxa" w:w="110"/>
+              <w:bottom w:type="dxa" w:w="50"/>
+              <w:right w:type="dxa" w:w="110"/>
+            </w:tcMar>
+          </w:tcPr>
+          <w:p>
+            <w:pPr>
+              <w:spacing w:before="30" w:after="30"/>
+            </w:pPr>
+            <w:r>
+              <w:rPr>
+                <w:b/>
+                <w:bCs/>
+                <w:color w:val="FFFFFF"/>
+                <w:sz w:val="15"/>
+                <w:szCs w:val="15"/>
+              </w:rPr>
+              <w:t xml:space="preserve">What is it?</w:t>
+            </w:r>
+          </w:p>
+        </w:tc>
+        <w:tc>
+          <w:tcPr>
+            <w:tcW w:type="pct" w:w="2200"/>
+            <w:shd w:fill="353A7C" w:val="clear"/>
+            <w:tcMar>
+              <w:top w:type="dxa" w:w="50"/>
+              <w:left w:type="dxa" w:w="110"/>
+              <w:bottom w:type="dxa" w:w="50"/>
+              <w:right w:type="dxa" w:w="110"/>
+            </w:tcMar>
+          </w:tcPr>
+          <w:p>
+            <w:pPr>
+              <w:spacing w:before="30" w:after="30"/>
+            </w:pPr>
+            <w:r>
+              <w:rPr>
+                <w:b/>
+                <w:bCs/>
+                <w:color w:val="FFFFFF"/>
+                <w:sz w:val="15"/>
+                <w:szCs w:val="15"/>
+              </w:rPr>
+              <w:t xml:space="preserve">Why</w:t>
+            </w:r>
+          </w:p>
+        </w:tc>
+      </w:tr>
+      <w:tr>
+        <w:tc>
+          <w:tcPr>
+            <w:tcW w:type="pct" w:w="2042"/>
+            <w:tcMar>
+              <w:top w:type="dxa" w:w="50"/>
+              <w:left w:type="dxa" w:w="110"/>
+              <w:bottom w:type="dxa" w:w="50"/>
+              <w:right w:type="dxa" w:w="110"/>
+            </w:tcMar>
+          </w:tcPr>
+          <w:p>
+            <w:pPr>
+              <w:spacing w:before="28" w:after="28"/>
+            </w:pPr>
+            <w:r>
+              <w:rPr>
+                <w:sz w:val="15"/>
+                <w:szCs w:val="15"/>
+              </w:rPr>
+              <w:t xml:space="preserve">The business can be without the system for four hours</w:t>
+            </w:r>
+          </w:p>
+        </w:tc>
+        <w:tc>
+          <w:tcPr>
+            <w:tcW w:type="pct" w:w="758"/>
+            <w:shd w:fill="FFFFFF" w:val="clear"/>
+            <w:tcMar>
+              <w:top w:type="dxa" w:w="50"/>
+              <w:left w:type="dxa" w:w="110"/>
+              <w:bottom w:type="dxa" w:w="50"/>
+              <w:right w:type="dxa" w:w="110"/>
+            </w:tcMar>
+          </w:tcPr>
+          <w:p>
+            <w:pPr>
+              <w:spacing w:before="46" w:after="46"/>
+            </w:pPr>
+            <w:r>
+              <w:rPr>
+                <w:b/>
+                <w:bCs/>
+                <w:color w:val="8186EF"/>
+                <w:sz w:val="14"/>
+                <w:szCs w:val="14"/>
+              </w:rPr>
+              <w:t xml:space="preserve">(22)</w:t>
+            </w:r>
+          </w:p>
+        </w:tc>
+        <w:tc>
+          <w:tcPr>
+            <w:tcW w:type="pct" w:w="2200"/>
+            <w:tcMar>
+              <w:top w:type="dxa" w:w="50"/>
+              <w:left w:type="dxa" w:w="110"/>
+              <w:bottom w:type="dxa" w:w="50"/>
+              <w:right w:type="dxa" w:w="110"/>
+            </w:tcMar>
+          </w:tcPr>
+          <w:p>
+            <w:pPr>
+              <w:spacing w:before="28" w:after="28"/>
+            </w:pPr>
+            <w:r>
+              <w:rPr>
+                <w:sz w:val="15"/>
+                <w:szCs w:val="15"/>
+              </w:rPr>
+              <w:t xml:space="preserve">It measures acceptable downtime, and four hours points to a hot site</w:t>
+            </w:r>
+          </w:p>
+        </w:tc>
+      </w:tr>
+      <w:tr>
+        <w:tc>
+          <w:tcPr>
+            <w:tcW w:type="pct" w:w="2042"/>
+            <w:shd w:fill="FBFAF6" w:val="clear"/>
+            <w:tcMar>
+              <w:top w:type="dxa" w:w="50"/>
+              <w:left w:type="dxa" w:w="110"/>
+              <w:bottom w:type="dxa" w:w="50"/>
+              <w:right w:type="dxa" w:w="110"/>
+            </w:tcMar>
+          </w:tcPr>
+          <w:p>
+            <w:pPr>
+              <w:spacing w:before="28" w:after="28"/>
+            </w:pPr>
+            <w:r>
+              <w:rPr>
+                <w:sz w:val="15"/>
+                <w:szCs w:val="15"/>
+              </w:rPr>
+              <w:t xml:space="preserve">At most one hour of data may be lost</w:t>
+            </w:r>
+          </w:p>
+        </w:tc>
+        <w:tc>
+          <w:tcPr>
+            <w:tcW w:type="pct" w:w="758"/>
+            <w:shd w:fill="FBFAF6" w:val="clear"/>
+            <w:tcMar>
+              <w:top w:type="dxa" w:w="50"/>
+              <w:left w:type="dxa" w:w="110"/>
+              <w:bottom w:type="dxa" w:w="50"/>
+              <w:right w:type="dxa" w:w="110"/>
+            </w:tcMar>
+          </w:tcPr>
+          <w:p>
+            <w:pPr>
+              <w:spacing w:before="28" w:after="28"/>
+            </w:pPr>
+            <w:r>
+              <w:rPr>
+                <w:sz w:val="15"/>
+                <w:szCs w:val="15"/>
+              </w:rPr>
+              <w:t xml:space="preserve">Recovery point objective</w:t>
+            </w:r>
+          </w:p>
+        </w:tc>
+        <w:tc>
+          <w:tcPr>
+            <w:tcW w:type="pct" w:w="2200"/>
+            <w:shd w:fill="FBFAF6" w:val="clear"/>
+            <w:tcMar>
+              <w:top w:type="dxa" w:w="50"/>
+              <w:left w:type="dxa" w:w="110"/>
+              <w:bottom w:type="dxa" w:w="50"/>
+              <w:right w:type="dxa" w:w="110"/>
+            </w:tcMar>
+          </w:tcPr>
+          <w:p>
+            <w:pPr>
+              <w:spacing w:before="28" w:after="28"/>
+            </w:pPr>
+            <w:r>
+              <w:rPr>
+                <w:sz w:val="15"/>
+                <w:szCs w:val="15"/>
+              </w:rPr>
+              <w:t xml:space="preserve">The recovery point objective is measured in time but describes data, so it sets how often backups must run</w:t>
+            </w:r>
+          </w:p>
+        </w:tc>
+      </w:tr>
+      <w:tr>
+        <w:tc>
+          <w:tcPr>
+            <w:tcW w:type="pct" w:w="2042"/>
+            <w:tcMar>
+              <w:top w:type="dxa" w:w="50"/>
+              <w:left w:type="dxa" w:w="110"/>
+              <w:bottom w:type="dxa" w:w="50"/>
+              <w:right w:type="dxa" w:w="110"/>
+            </w:tcMar>
+          </w:tcPr>
+          <w:p>
+            <w:pPr>
+              <w:spacing w:before="28" w:after="28"/>
+            </w:pPr>
+            <w:r>
+              <w:rPr>
+                <w:sz w:val="15"/>
+                <w:szCs w:val="15"/>
+              </w:rPr>
+              <w:t xml:space="preserve">A site with space and power but no equipment</w:t>
+            </w:r>
+          </w:p>
+        </w:tc>
+        <w:tc>
+          <w:tcPr>
+            <w:tcW w:type="pct" w:w="758"/>
+            <w:shd w:fill="FFFFFF" w:val="clear"/>
+            <w:tcMar>
+              <w:top w:type="dxa" w:w="50"/>
+              <w:left w:type="dxa" w:w="110"/>
+              <w:bottom w:type="dxa" w:w="50"/>
+              <w:right w:type="dxa" w:w="110"/>
+            </w:tcMar>
+          </w:tcPr>
+          <w:p>
+            <w:pPr>
+              <w:spacing w:before="46" w:after="46"/>
+            </w:pPr>
+            <w:r>
+              <w:rPr>
+                <w:b/>
+                <w:bCs/>
+                <w:color w:val="8186EF"/>
+                <w:sz w:val="14"/>
+                <w:szCs w:val="14"/>
+              </w:rPr>
+              <w:t xml:space="preserve">(23)</w:t>
+            </w:r>
+          </w:p>
+        </w:tc>
+        <w:tc>
+          <w:tcPr>
+            <w:tcW w:type="pct" w:w="2200"/>
+            <w:tcMar>
+              <w:top w:type="dxa" w:w="50"/>
+              <w:left w:type="dxa" w:w="110"/>
+              <w:bottom w:type="dxa" w:w="50"/>
+              <w:right w:type="dxa" w:w="110"/>
+            </w:tcMar>
+          </w:tcPr>
+          <w:p>
+            <w:pPr>
+              <w:spacing w:before="28" w:after="28"/>
+            </w:pPr>
+            <w:r>
+              <w:rPr>
+                <w:sz w:val="15"/>
+                <w:szCs w:val="15"/>
+              </w:rPr>
+              <w:t xml:space="preserve">Equipment must be brought in and installed, so recovery takes days to weeks</w:t>
+            </w:r>
+          </w:p>
+        </w:tc>
+      </w:tr>
+      <w:tr>
+        <w:tc>
+          <w:tcPr>
+            <w:tcW w:type="pct" w:w="2042"/>
+            <w:shd w:fill="FBFAF6" w:val="clear"/>
+            <w:tcMar>
+              <w:top w:type="dxa" w:w="50"/>
+              <w:left w:type="dxa" w:w="110"/>
+              <w:bottom w:type="dxa" w:w="50"/>
+              <w:right w:type="dxa" w:w="110"/>
+            </w:tcMar>
+          </w:tcPr>
+          <w:p>
+            <w:pPr>
+              <w:spacing w:before="28" w:after="28"/>
+            </w:pPr>
+            <w:r>
+              <w:rPr>
+                <w:sz w:val="15"/>
+                <w:szCs w:val="15"/>
+              </w:rPr>
+              <w:t xml:space="preserve">A site fully equipped with current data</w:t>
+            </w:r>
+          </w:p>
+        </w:tc>
+        <w:tc>
+          <w:tcPr>
+            <w:tcW w:type="pct" w:w="758"/>
+            <w:shd w:fill="FBFAF6" w:val="clear"/>
+            <w:tcMar>
+              <w:top w:type="dxa" w:w="50"/>
+              <w:left w:type="dxa" w:w="110"/>
+              <w:bottom w:type="dxa" w:w="50"/>
+              <w:right w:type="dxa" w:w="110"/>
+            </w:tcMar>
+          </w:tcPr>
+          <w:p>
+            <w:pPr>
+              <w:spacing w:before="28" w:after="28"/>
+            </w:pPr>
+            <w:r>
+              <w:rPr>
+                <w:sz w:val="15"/>
+                <w:szCs w:val="15"/>
+              </w:rPr>
+              <w:t xml:space="preserve">Hot site</w:t>
+            </w:r>
+          </w:p>
+        </w:tc>
+        <w:tc>
+          <w:tcPr>
+            <w:tcW w:type="pct" w:w="2200"/>
+            <w:shd w:fill="FFFFFF" w:val="clear"/>
+            <w:tcMar>
+              <w:top w:type="dxa" w:w="50"/>
+              <w:left w:type="dxa" w:w="110"/>
+              <w:bottom w:type="dxa" w:w="50"/>
+              <w:right w:type="dxa" w:w="110"/>
+            </w:tcMar>
+          </w:tcPr>
+          <w:p>
+            <w:pPr>
+              <w:spacing w:before="46" w:after="46"/>
+            </w:pPr>
+            <w:r>
+              <w:rPr>
+                <w:b/>
+                <w:bCs/>
+                <w:color w:val="8186EF"/>
+                <w:sz w:val="14"/>
+                <w:szCs w:val="14"/>
+              </w:rPr>
+              <w:t xml:space="preserve">(24)</w:t>
+            </w:r>
+          </w:p>
+        </w:tc>
+      </w:tr>
+    </w:tbl>
+    <w:p/>
+    <w:tbl>
+      <w:tblPr>
+        <w:tblW w:type="pct" w:w="100%"/>
+        <w:tblLayout w:type="fixed"/>
+        <w:tblBorders>
+          <w:top w:val="single" w:color="FBFAF6" w:sz="4"/>
+          <w:left w:val="single" w:color="FBFAF6" w:sz="4"/>
+          <w:bottom w:val="single" w:color="FBFAF6" w:sz="4"/>
+          <w:right w:val="single" w:color="FBFAF6" w:sz="4"/>
+          <w:insideH w:val="single" w:color="FBFAF6" w:sz="4"/>
+          <w:insideV w:val="single" w:color="FBFAF6" w:sz="4"/>
+        </w:tblBorders>
+      </w:tblPr>
+      <w:tblGrid>
+        <w:gridCol w:w="9600"/>
+      </w:tblGrid>
+      <w:tr>
+        <w:tc>
+          <w:tcPr>
+            <w:tcW w:type="pct" w:w="5000"/>
+            <w:shd w:fill="FBFAF6" w:val="clear"/>
+            <w:tcMar>
+              <w:top w:type="dxa" w:w="40"/>
+              <w:left w:type="dxa" w:w="100"/>
+              <w:bottom w:type="dxa" w:w="40"/>
+              <w:right w:type="dxa" w:w="100"/>
+            </w:tcMar>
+          </w:tcPr>
+          <w:p>
+            <w:pPr>
+              <w:spacing w:before="18" w:after="6"/>
+            </w:pPr>
+            <w:r>
+              <w:rPr>
+                <w:b/>
+                <w:bCs/>
+                <w:color w:val="6B7280"/>
+                <w:sz w:val="14"/>
+                <w:szCs w:val="14"/>
+              </w:rPr>
+              <w:t xml:space="preserve">word list</w:t>
+            </w:r>
+          </w:p>
+          <w:p>
+            <w:pPr>
+              <w:spacing w:before="0" w:after="18"/>
+            </w:pPr>
+            <w:r>
+              <w:rPr>
+                <w:b/>
+                <w:bCs/>
+                <w:color w:val="353A7C"/>
+                <w:sz w:val="16"/>
+                <w:szCs w:val="16"/>
+              </w:rPr>
+              <w:t xml:space="preserve">It can take over in minutes to hours, and costs the most   ·   Cold site   ·   It measures acceptable downtime, and four hours points to a hot site   ·   Recovery time objective</w:t>
+            </w:r>
+          </w:p>
+        </w:tc>
+      </w:tr>
+    </w:tbl>
+    <w:p/>
     <w:p>
       <w:pPr>
         <w:pageBreakBefore w:val="true"/>
@@ -15034,9 +13800,56 @@
         <w:t xml:space="preserve"> </w:t>
       </w:r>
     </w:p>
+    <w:tbl>
+      <w:tblPr>
+        <w:tblW w:type="pct" w:w="100%"/>
+        <w:tblLayout w:type="fixed"/>
+        <w:tblBorders>
+          <w:top w:val="single" w:color="353A7C" w:sz="4"/>
+          <w:left w:val="single" w:color="353A7C" w:sz="4"/>
+          <w:bottom w:val="single" w:color="353A7C" w:sz="4"/>
+          <w:right w:val="single" w:color="353A7C" w:sz="4"/>
+          <w:insideH w:val="single" w:color="353A7C" w:sz="4"/>
+          <w:insideV w:val="single" w:color="353A7C" w:sz="4"/>
+        </w:tblBorders>
+      </w:tblPr>
+      <w:tblGrid>
+        <w:gridCol w:w="9600"/>
+      </w:tblGrid>
+      <w:tr>
+        <w:tc>
+          <w:tcPr>
+            <w:tcW w:type="pct" w:w="5000"/>
+            <w:shd w:fill="F2F4FB" w:val="clear"/>
+            <w:tcMar>
+              <w:top w:type="dxa" w:w="50"/>
+              <w:left w:type="dxa" w:w="110"/>
+              <w:bottom w:type="dxa" w:w="50"/>
+              <w:right w:type="dxa" w:w="110"/>
+            </w:tcMar>
+          </w:tcPr>
+          <w:p>
+            <w:pPr>
+              <w:spacing w:before="30" w:after="30"/>
+            </w:pPr>
+            <w:r>
+              <w:rPr>
+                <w:b/>
+                <w:bCs/>
+                <w:color w:val="353A7C"/>
+                <w:sz w:val="19"/>
+                <w:szCs w:val="19"/>
+              </w:rPr>
+              <w:t xml:space="preserve">The pattern behind the choice</w:t>
+            </w:r>
+          </w:p>
+        </w:tc>
+      </w:tr>
+    </w:tbl>
+    <w:p/>
     <w:p>
       <w:pPr>
-        <w:spacing w:before="44" w:after="10"/>
+        <w:spacing w:before="44" w:after="14"/>
       </w:pPr>
       <w:r>
         <w:rPr>
@@ -15046,7 +13859,509 @@
           <w:sz w:val="18"/>
           <w:szCs w:val="18"/>
         </w:rPr>
-        <w:t xml:space="preserve">Your turn: match four requirements (complete the blanks)</w:t>
+        <w:t xml:space="preserve">Summary 3</w:t>
+      </w:r>
+      <w:r>
+        <w:rPr>
+          <w:color w:val="6B7280"/>
+          <w:sz w:val="16"/>
+          <w:szCs w:val="16"/>
+        </w:rPr>
+        <w:t xml:space="preserve">      gaps 25–28</w:t>
+      </w:r>
+    </w:p>
+    <w:p>
+      <w:pPr>
+        <w:spacing w:before="20" w:after="20" w:line="360" w:lineRule="auto"/>
+        <w:ind w:left="200"/>
+      </w:pPr>
+      <w:r>
+        <w:rPr>
+          <w:sz w:val="19"/>
+          <w:szCs w:val="19"/>
+        </w:rPr>
+        <w:t xml:space="preserve">Start from the business impact </w:t>
+      </w:r>
+      <w:r>
+        <w:rPr>
+          <w:b/>
+          <w:bCs/>
+          <w:color w:val="8186EF"/>
+          <w:sz w:val="15"/>
+          <w:szCs w:val="15"/>
+        </w:rPr>
+        <w:t xml:space="preserve"> (25) </w:t>
+      </w:r>
+      <w:r>
+        <w:rPr>
+          <w:u w:val="single"/>
+          <w:sz w:val="19"/>
+          <w:szCs w:val="19"/>
+        </w:rPr>
+        <w:t xml:space="preserve">           </w:t>
+      </w:r>
+      <w:r>
+        <w:rPr>
+          <w:sz w:val="19"/>
+          <w:szCs w:val="19"/>
+        </w:rPr>
+        <w:t xml:space="preserve"> </w:t>
+      </w:r>
+      <w:r>
+        <w:rPr>
+          <w:sz w:val="19"/>
+          <w:szCs w:val="19"/>
+        </w:rPr>
+        <w:t xml:space="preserve">, not from the </w:t>
+      </w:r>
+      <w:r>
+        <w:rPr>
+          <w:b/>
+          <w:bCs/>
+          <w:color w:val="8186EF"/>
+          <w:sz w:val="15"/>
+          <w:szCs w:val="15"/>
+        </w:rPr>
+        <w:t xml:space="preserve"> (26) </w:t>
+      </w:r>
+      <w:r>
+        <w:rPr>
+          <w:u w:val="single"/>
+          <w:sz w:val="19"/>
+          <w:szCs w:val="19"/>
+        </w:rPr>
+        <w:t xml:space="preserve">            </w:t>
+      </w:r>
+      <w:r>
+        <w:rPr>
+          <w:sz w:val="19"/>
+          <w:szCs w:val="19"/>
+        </w:rPr>
+        <w:t xml:space="preserve"> </w:t>
+      </w:r>
+      <w:r>
+        <w:rPr>
+          <w:sz w:val="19"/>
+          <w:szCs w:val="19"/>
+        </w:rPr>
+        <w:t xml:space="preserve">. </w:t>
+      </w:r>
+      <w:r>
+        <w:rPr>
+          <w:sz w:val="19"/>
+          <w:szCs w:val="19"/>
+        </w:rPr>
+        <w:t xml:space="preserve">The recovery time objective chooses the site: hours means hot, days means warm, weeks means cold. </w:t>
+      </w:r>
+      <w:r>
+        <w:rPr>
+          <w:sz w:val="19"/>
+          <w:szCs w:val="19"/>
+        </w:rPr>
+        <w:t xml:space="preserve">The recovery point objective chooses the backup frequency. </w:t>
+      </w:r>
+      <w:r>
+        <w:rPr>
+          <w:sz w:val="19"/>
+          <w:szCs w:val="19"/>
+        </w:rPr>
+        <w:t xml:space="preserve">One copy off site </w:t>
+      </w:r>
+      <w:r>
+        <w:rPr>
+          <w:b/>
+          <w:bCs/>
+          <w:color w:val="8186EF"/>
+          <w:sz w:val="15"/>
+          <w:szCs w:val="15"/>
+        </w:rPr>
+        <w:t xml:space="preserve"> (27) </w:t>
+      </w:r>
+      <w:r>
+        <w:rPr>
+          <w:u w:val="single"/>
+          <w:sz w:val="19"/>
+          <w:szCs w:val="19"/>
+        </w:rPr>
+        <w:t xml:space="preserve">           </w:t>
+      </w:r>
+      <w:r>
+        <w:rPr>
+          <w:sz w:val="19"/>
+          <w:szCs w:val="19"/>
+        </w:rPr>
+        <w:t xml:space="preserve"> </w:t>
+      </w:r>
+      <w:r>
+        <w:rPr>
+          <w:sz w:val="19"/>
+          <w:szCs w:val="19"/>
+        </w:rPr>
+        <w:t xml:space="preserve"> every plan against the loss of the </w:t>
+      </w:r>
+      <w:r>
+        <w:rPr>
+          <w:b/>
+          <w:bCs/>
+          <w:color w:val="8186EF"/>
+          <w:sz w:val="15"/>
+          <w:szCs w:val="15"/>
+        </w:rPr>
+        <w:t xml:space="preserve"> (28) </w:t>
+      </w:r>
+      <w:r>
+        <w:rPr>
+          <w:u w:val="single"/>
+          <w:sz w:val="19"/>
+          <w:szCs w:val="19"/>
+        </w:rPr>
+        <w:t xml:space="preserve">           </w:t>
+      </w:r>
+      <w:r>
+        <w:rPr>
+          <w:sz w:val="19"/>
+          <w:szCs w:val="19"/>
+        </w:rPr>
+        <w:t xml:space="preserve"> </w:t>
+      </w:r>
+      <w:r>
+        <w:rPr>
+          <w:sz w:val="19"/>
+          <w:szCs w:val="19"/>
+        </w:rPr>
+        <w:t xml:space="preserve">. </w:t>
+      </w:r>
+    </w:p>
+    <w:tbl>
+      <w:tblPr>
+        <w:tblW w:type="pct" w:w="100%"/>
+        <w:tblLayout w:type="fixed"/>
+        <w:tblBorders>
+          <w:top w:val="single" w:color="FBFAF6" w:sz="4"/>
+          <w:left w:val="single" w:color="FBFAF6" w:sz="4"/>
+          <w:bottom w:val="single" w:color="FBFAF6" w:sz="4"/>
+          <w:right w:val="single" w:color="FBFAF6" w:sz="4"/>
+          <w:insideH w:val="single" w:color="FBFAF6" w:sz="4"/>
+          <w:insideV w:val="single" w:color="FBFAF6" w:sz="4"/>
+        </w:tblBorders>
+      </w:tblPr>
+      <w:tblGrid>
+        <w:gridCol w:w="9600"/>
+      </w:tblGrid>
+      <w:tr>
+        <w:tc>
+          <w:tcPr>
+            <w:tcW w:type="pct" w:w="5000"/>
+            <w:shd w:fill="FBFAF6" w:val="clear"/>
+            <w:tcMar>
+              <w:top w:type="dxa" w:w="40"/>
+              <w:left w:type="dxa" w:w="100"/>
+              <w:bottom w:type="dxa" w:w="40"/>
+              <w:right w:type="dxa" w:w="100"/>
+            </w:tcMar>
+          </w:tcPr>
+          <w:p>
+            <w:pPr>
+              <w:spacing w:before="18" w:after="6"/>
+            </w:pPr>
+            <w:r>
+              <w:rPr>
+                <w:b/>
+                <w:bCs/>
+                <w:color w:val="6B7280"/>
+                <w:sz w:val="14"/>
+                <w:szCs w:val="14"/>
+              </w:rPr>
+              <w:t xml:space="preserve">word list</w:t>
+            </w:r>
+          </w:p>
+          <w:p>
+            <w:pPr>
+              <w:spacing w:before="0" w:after="18"/>
+            </w:pPr>
+            <w:r>
+              <w:rPr>
+                <w:b/>
+                <w:bCs/>
+                <w:color w:val="353A7C"/>
+                <w:sz w:val="16"/>
+                <w:szCs w:val="16"/>
+              </w:rPr>
+              <w:t xml:space="preserve">backups   ·   protects   ·   technology   ·   analysis   ·   building</w:t>
+            </w:r>
+          </w:p>
+        </w:tc>
+      </w:tr>
+    </w:tbl>
+    <w:p/>
+    <w:tbl>
+      <w:tblPr>
+        <w:tblW w:type="pct" w:w="100%"/>
+        <w:tblLayout w:type="fixed"/>
+        <w:tblBorders>
+          <w:top w:val="single" w:color="353A7C" w:sz="4"/>
+          <w:left w:val="single" w:color="353A7C" w:sz="4"/>
+          <w:bottom w:val="single" w:color="353A7C" w:sz="4"/>
+          <w:right w:val="single" w:color="353A7C" w:sz="4"/>
+          <w:insideH w:val="single" w:color="353A7C" w:sz="4"/>
+          <w:insideV w:val="single" w:color="353A7C" w:sz="4"/>
+        </w:tblBorders>
+      </w:tblPr>
+      <w:tblGrid>
+        <w:gridCol w:w="9600"/>
+      </w:tblGrid>
+      <w:tr>
+        <w:tc>
+          <w:tcPr>
+            <w:tcW w:type="pct" w:w="5000"/>
+            <w:shd w:fill="F2F4FB" w:val="clear"/>
+            <w:tcMar>
+              <w:top w:type="dxa" w:w="50"/>
+              <w:left w:type="dxa" w:w="110"/>
+              <w:bottom w:type="dxa" w:w="50"/>
+              <w:right w:type="dxa" w:w="110"/>
+            </w:tcMar>
+          </w:tcPr>
+          <w:p>
+            <w:pPr>
+              <w:spacing w:before="30" w:after="30"/>
+            </w:pPr>
+            <w:r>
+              <w:rPr>
+                <w:b/>
+                <w:bCs/>
+                <w:color w:val="353A7C"/>
+                <w:sz w:val="19"/>
+                <w:szCs w:val="19"/>
+              </w:rPr>
+              <w:t xml:space="preserve">Exam view</w:t>
+            </w:r>
+          </w:p>
+        </w:tc>
+      </w:tr>
+    </w:tbl>
+    <w:p/>
+    <w:p>
+      <w:pPr>
+        <w:spacing w:before="44" w:after="14"/>
+      </w:pPr>
+      <w:r>
+        <w:rPr>
+          <w:b/>
+          <w:bCs/>
+          <w:color w:val="353A7C"/>
+          <w:sz w:val="18"/>
+          <w:szCs w:val="18"/>
+        </w:rPr>
+        <w:t xml:space="preserve">Summary 4</w:t>
+      </w:r>
+      <w:r>
+        <w:rPr>
+          <w:color w:val="6B7280"/>
+          <w:sz w:val="16"/>
+          <w:szCs w:val="16"/>
+        </w:rPr>
+        <w:t xml:space="preserve">      gaps 29–31</w:t>
+      </w:r>
+    </w:p>
+    <w:p>
+      <w:pPr>
+        <w:spacing w:before="20" w:after="20" w:line="360" w:lineRule="auto"/>
+        <w:ind w:left="200"/>
+      </w:pPr>
+      <w:r>
+        <w:rPr>
+          <w:sz w:val="19"/>
+          <w:szCs w:val="19"/>
+        </w:rPr>
+        <w:t xml:space="preserve">A </w:t>
+      </w:r>
+      <w:r>
+        <w:rPr>
+          <w:b/>
+          <w:bCs/>
+          <w:color w:val="8186EF"/>
+          <w:sz w:val="15"/>
+          <w:szCs w:val="15"/>
+        </w:rPr>
+        <w:t xml:space="preserve"> (29) </w:t>
+      </w:r>
+      <w:r>
+        <w:rPr>
+          <w:u w:val="single"/>
+          <w:sz w:val="19"/>
+          <w:szCs w:val="19"/>
+        </w:rPr>
+        <w:t xml:space="preserve">           </w:t>
+      </w:r>
+      <w:r>
+        <w:rPr>
+          <w:sz w:val="19"/>
+          <w:szCs w:val="19"/>
+        </w:rPr>
+        <w:t xml:space="preserve"> </w:t>
+      </w:r>
+      <w:r>
+        <w:rPr>
+          <w:sz w:val="19"/>
+          <w:szCs w:val="19"/>
+        </w:rPr>
+        <w:t xml:space="preserve"> gives a tolerance and four site </w:t>
+      </w:r>
+      <w:r>
+        <w:rPr>
+          <w:b/>
+          <w:bCs/>
+          <w:color w:val="8186EF"/>
+          <w:sz w:val="15"/>
+          <w:szCs w:val="15"/>
+        </w:rPr>
+        <w:t xml:space="preserve"> (30) </w:t>
+      </w:r>
+      <w:r>
+        <w:rPr>
+          <w:u w:val="single"/>
+          <w:sz w:val="19"/>
+          <w:szCs w:val="19"/>
+        </w:rPr>
+        <w:t xml:space="preserve">           </w:t>
+      </w:r>
+      <w:r>
+        <w:rPr>
+          <w:sz w:val="19"/>
+          <w:szCs w:val="19"/>
+        </w:rPr>
+        <w:t xml:space="preserve"> </w:t>
+      </w:r>
+      <w:r>
+        <w:rPr>
+          <w:sz w:val="19"/>
+          <w:szCs w:val="19"/>
+        </w:rPr>
+        <w:t xml:space="preserve">. </w:t>
+      </w:r>
+      <w:r>
+        <w:rPr>
+          <w:sz w:val="19"/>
+          <w:szCs w:val="19"/>
+        </w:rPr>
+        <w:t xml:space="preserve">Match the time: minutes or hours is hot, hours to days is warm, days to weeks is cold. </w:t>
+      </w:r>
+      <w:r>
+        <w:rPr>
+          <w:sz w:val="19"/>
+          <w:szCs w:val="19"/>
+        </w:rPr>
+        <w:t xml:space="preserve">If it gives a data loss tolerance </w:t>
+      </w:r>
+      <w:r>
+        <w:rPr>
+          <w:b/>
+          <w:bCs/>
+          <w:color w:val="8186EF"/>
+          <w:sz w:val="15"/>
+          <w:szCs w:val="15"/>
+        </w:rPr>
+        <w:t xml:space="preserve"> (31) </w:t>
+      </w:r>
+      <w:r>
+        <w:rPr>
+          <w:u w:val="single"/>
+          <w:sz w:val="19"/>
+          <w:szCs w:val="19"/>
+        </w:rPr>
+        <w:t xml:space="preserve">           </w:t>
+      </w:r>
+      <w:r>
+        <w:rPr>
+          <w:sz w:val="19"/>
+          <w:szCs w:val="19"/>
+        </w:rPr>
+        <w:t xml:space="preserve"> </w:t>
+      </w:r>
+      <w:r>
+        <w:rPr>
+          <w:sz w:val="19"/>
+          <w:szCs w:val="19"/>
+        </w:rPr>
+        <w:t xml:space="preserve">, it is asking about backup frequency, not about the site. </w:t>
+      </w:r>
+    </w:p>
+    <w:tbl>
+      <w:tblPr>
+        <w:tblW w:type="pct" w:w="100%"/>
+        <w:tblLayout w:type="fixed"/>
+        <w:tblBorders>
+          <w:top w:val="single" w:color="FBFAF6" w:sz="4"/>
+          <w:left w:val="single" w:color="FBFAF6" w:sz="4"/>
+          <w:bottom w:val="single" w:color="FBFAF6" w:sz="4"/>
+          <w:right w:val="single" w:color="FBFAF6" w:sz="4"/>
+          <w:insideH w:val="single" w:color="FBFAF6" w:sz="4"/>
+          <w:insideV w:val="single" w:color="FBFAF6" w:sz="4"/>
+        </w:tblBorders>
+      </w:tblPr>
+      <w:tblGrid>
+        <w:gridCol w:w="9600"/>
+      </w:tblGrid>
+      <w:tr>
+        <w:tc>
+          <w:tcPr>
+            <w:tcW w:type="pct" w:w="5000"/>
+            <w:shd w:fill="FBFAF6" w:val="clear"/>
+            <w:tcMar>
+              <w:top w:type="dxa" w:w="40"/>
+              <w:left w:type="dxa" w:w="100"/>
+              <w:bottom w:type="dxa" w:w="40"/>
+              <w:right w:type="dxa" w:w="100"/>
+            </w:tcMar>
+          </w:tcPr>
+          <w:p>
+            <w:pPr>
+              <w:spacing w:before="18" w:after="6"/>
+            </w:pPr>
+            <w:r>
+              <w:rPr>
+                <w:b/>
+                <w:bCs/>
+                <w:color w:val="6B7280"/>
+                <w:sz w:val="14"/>
+                <w:szCs w:val="14"/>
+              </w:rPr>
+              <w:t xml:space="preserve">word list</w:t>
+            </w:r>
+          </w:p>
+          <w:p>
+            <w:pPr>
+              <w:spacing w:before="0" w:after="18"/>
+            </w:pPr>
+            <w:r>
+              <w:rPr>
+                <w:b/>
+                <w:bCs/>
+                <w:color w:val="353A7C"/>
+                <w:sz w:val="16"/>
+                <w:szCs w:val="16"/>
+              </w:rPr>
+              <w:t xml:space="preserve">options   ·   question   ·   instead   ·   analysis</w:t>
+            </w:r>
+          </w:p>
+        </w:tc>
+      </w:tr>
+    </w:tbl>
+    <w:p/>
+    <w:p>
+      <w:pPr>
+        <w:spacing w:before="44" w:after="10"/>
+      </w:pPr>
+      <w:r>
+        <w:rPr>
+          <w:b/>
+          <w:bCs/>
+          <w:color w:val="353A7C"/>
+          <w:sz w:val="18"/>
+          <w:szCs w:val="18"/>
+        </w:rPr>
+        <w:t xml:space="preserve">Exam view</w:t>
       </w:r>
     </w:p>
     <w:p>
@@ -15059,7 +14374,7 @@
           <w:sz w:val="15"/>
           <w:szCs w:val="15"/>
         </w:rPr>
-        <w:t xml:space="preserve">Every item belongs to exactly one group.</w:t>
+        <w:t xml:space="preserve">The rows are a set, not a sequence.</w:t>
       </w:r>
     </w:p>
     <w:p>
@@ -15070,7 +14385,7 @@
       <w:r>
         <w:drawing>
           <wp:inline distT="0" distB="0" distL="0" distR="0">
-            <wp:extent cx="5734050" cy="1976750"/>
+            <wp:extent cx="5734050" cy="2150275"/>
             <wp:effectExtent t="0" r="0" b="0" l="0"/>
             <wp:docPr id="1" name="" descr="" title=""/>
             <wp:cNvGraphicFramePr>
@@ -15095,7 +14410,7 @@
                   <pic:spPr bwMode="auto">
                     <a:xfrm>
                       <a:off x="0" y="0"/>
-                      <a:ext cx="5734050" cy="1976750"/>
+                      <a:ext cx="5734050" cy="2150275"/>
                     </a:xfrm>
                     <a:prstGeom prst="rect">
                       <a:avLst/>
@@ -15163,588 +14478,7 @@
                 <w:sz w:val="16"/>
                 <w:szCs w:val="16"/>
               </w:rPr>
-              <w:t xml:space="preserve">A site fully equipped with current data   ·   At most one hour of data may be lost   ·   A site with space and power but no equipment</w:t>
-            </w:r>
-          </w:p>
-        </w:tc>
-      </w:tr>
-    </w:tbl>
-    <w:p/>
-    <w:tbl>
-      <w:tblPr>
-        <w:tblW w:type="pct" w:w="100%"/>
-        <w:tblLayout w:type="fixed"/>
-        <w:tblBorders>
-          <w:top w:val="single" w:color="353A7C" w:sz="4"/>
-          <w:left w:val="single" w:color="353A7C" w:sz="4"/>
-          <w:bottom w:val="single" w:color="353A7C" w:sz="4"/>
-          <w:right w:val="single" w:color="353A7C" w:sz="4"/>
-          <w:insideH w:val="single" w:color="353A7C" w:sz="4"/>
-          <w:insideV w:val="single" w:color="353A7C" w:sz="4"/>
-        </w:tblBorders>
-      </w:tblPr>
-      <w:tblGrid>
-        <w:gridCol w:w="9600"/>
-      </w:tblGrid>
-      <w:tr>
-        <w:tc>
-          <w:tcPr>
-            <w:tcW w:type="pct" w:w="5000"/>
-            <w:shd w:fill="F2F4FB" w:val="clear"/>
-            <w:tcMar>
-              <w:top w:type="dxa" w:w="50"/>
-              <w:left w:type="dxa" w:w="110"/>
-              <w:bottom w:type="dxa" w:w="50"/>
-              <w:right w:type="dxa" w:w="110"/>
-            </w:tcMar>
-          </w:tcPr>
-          <w:p>
-            <w:pPr>
-              <w:spacing w:before="30" w:after="30"/>
-            </w:pPr>
-            <w:r>
-              <w:rPr>
-                <w:b/>
-                <w:bCs/>
-                <w:color w:val="353A7C"/>
-                <w:sz w:val="19"/>
-                <w:szCs w:val="19"/>
-              </w:rPr>
-              <w:t xml:space="preserve">The pattern behind the choice</w:t>
-            </w:r>
-          </w:p>
-        </w:tc>
-      </w:tr>
-    </w:tbl>
-    <w:p/>
-    <w:p>
-      <w:pPr>
-        <w:spacing w:before="44" w:after="14"/>
-      </w:pPr>
-      <w:r>
-        <w:rPr>
-          <w:b/>
-          <w:bCs/>
-          <w:color w:val="353A7C"/>
-          <w:sz w:val="18"/>
-          <w:szCs w:val="18"/>
-        </w:rPr>
-        <w:t xml:space="preserve">Summary 3</w:t>
-      </w:r>
-      <w:r>
-        <w:rPr>
-          <w:color w:val="6B7280"/>
-          <w:sz w:val="16"/>
-          <w:szCs w:val="16"/>
-        </w:rPr>
-        <w:t xml:space="preserve">      gaps 24–27</w:t>
-      </w:r>
-    </w:p>
-    <w:p>
-      <w:pPr>
-        <w:spacing w:before="20" w:after="20" w:line="360" w:lineRule="auto"/>
-        <w:ind w:left="200"/>
-      </w:pPr>
-      <w:r>
-        <w:rPr>
-          <w:sz w:val="19"/>
-          <w:szCs w:val="19"/>
-        </w:rPr>
-        <w:t xml:space="preserve">Start from the </w:t>
-      </w:r>
-      <w:r>
-        <w:rPr>
-          <w:b/>
-          <w:bCs/>
-          <w:color w:val="8186EF"/>
-          <w:sz w:val="15"/>
-          <w:szCs w:val="15"/>
-        </w:rPr>
-        <w:t xml:space="preserve"> (24) </w:t>
-      </w:r>
-      <w:r>
-        <w:rPr>
-          <w:u w:val="single"/>
-          <w:sz w:val="19"/>
-          <w:szCs w:val="19"/>
-        </w:rPr>
-        <w:t xml:space="preserve">           </w:t>
-      </w:r>
-      <w:r>
-        <w:rPr>
-          <w:sz w:val="19"/>
-          <w:szCs w:val="19"/>
-        </w:rPr>
-        <w:t xml:space="preserve"> </w:t>
-      </w:r>
-      <w:r>
-        <w:rPr>
-          <w:sz w:val="19"/>
-          <w:szCs w:val="19"/>
-        </w:rPr>
-        <w:t xml:space="preserve"> impact analysis, not from the </w:t>
-      </w:r>
-      <w:r>
-        <w:rPr>
-          <w:b/>
-          <w:bCs/>
-          <w:color w:val="8186EF"/>
-          <w:sz w:val="15"/>
-          <w:szCs w:val="15"/>
-        </w:rPr>
-        <w:t xml:space="preserve"> (25) </w:t>
-      </w:r>
-      <w:r>
-        <w:rPr>
-          <w:u w:val="single"/>
-          <w:sz w:val="19"/>
-          <w:szCs w:val="19"/>
-        </w:rPr>
-        <w:t xml:space="preserve">            </w:t>
-      </w:r>
-      <w:r>
-        <w:rPr>
-          <w:sz w:val="19"/>
-          <w:szCs w:val="19"/>
-        </w:rPr>
-        <w:t xml:space="preserve"> </w:t>
-      </w:r>
-      <w:r>
-        <w:rPr>
-          <w:sz w:val="19"/>
-          <w:szCs w:val="19"/>
-        </w:rPr>
-        <w:t xml:space="preserve">. </w:t>
-      </w:r>
-      <w:r>
-        <w:rPr>
-          <w:sz w:val="19"/>
-          <w:szCs w:val="19"/>
-        </w:rPr>
-        <w:t xml:space="preserve">The recovery time objective chooses the site: hours means hot, days means warm, weeks means cold. </w:t>
-      </w:r>
-      <w:r>
-        <w:rPr>
-          <w:sz w:val="19"/>
-          <w:szCs w:val="19"/>
-        </w:rPr>
-        <w:t xml:space="preserve">The recovery point objective chooses the backup </w:t>
-      </w:r>
-      <w:r>
-        <w:rPr>
-          <w:b/>
-          <w:bCs/>
-          <w:color w:val="8186EF"/>
-          <w:sz w:val="15"/>
-          <w:szCs w:val="15"/>
-        </w:rPr>
-        <w:t xml:space="preserve"> (26) </w:t>
-      </w:r>
-      <w:r>
-        <w:rPr>
-          <w:u w:val="single"/>
-          <w:sz w:val="19"/>
-          <w:szCs w:val="19"/>
-        </w:rPr>
-        <w:t xml:space="preserve">           </w:t>
-      </w:r>
-      <w:r>
-        <w:rPr>
-          <w:sz w:val="19"/>
-          <w:szCs w:val="19"/>
-        </w:rPr>
-        <w:t xml:space="preserve"> </w:t>
-      </w:r>
-      <w:r>
-        <w:rPr>
-          <w:sz w:val="19"/>
-          <w:szCs w:val="19"/>
-        </w:rPr>
-        <w:t xml:space="preserve">. </w:t>
-      </w:r>
-      <w:r>
-        <w:rPr>
-          <w:sz w:val="19"/>
-          <w:szCs w:val="19"/>
-        </w:rPr>
-        <w:t xml:space="preserve">One copy off site </w:t>
-      </w:r>
-      <w:r>
-        <w:rPr>
-          <w:b/>
-          <w:bCs/>
-          <w:color w:val="8186EF"/>
-          <w:sz w:val="15"/>
-          <w:szCs w:val="15"/>
-        </w:rPr>
-        <w:t xml:space="preserve"> (27) </w:t>
-      </w:r>
-      <w:r>
-        <w:rPr>
-          <w:u w:val="single"/>
-          <w:sz w:val="19"/>
-          <w:szCs w:val="19"/>
-        </w:rPr>
-        <w:t xml:space="preserve">           </w:t>
-      </w:r>
-      <w:r>
-        <w:rPr>
-          <w:sz w:val="19"/>
-          <w:szCs w:val="19"/>
-        </w:rPr>
-        <w:t xml:space="preserve"> </w:t>
-      </w:r>
-      <w:r>
-        <w:rPr>
-          <w:sz w:val="19"/>
-          <w:szCs w:val="19"/>
-        </w:rPr>
-        <w:t xml:space="preserve"> every plan against the loss of the building. </w:t>
-      </w:r>
-    </w:p>
-    <w:tbl>
-      <w:tblPr>
-        <w:tblW w:type="pct" w:w="100%"/>
-        <w:tblLayout w:type="fixed"/>
-        <w:tblBorders>
-          <w:top w:val="single" w:color="FBFAF6" w:sz="4"/>
-          <w:left w:val="single" w:color="FBFAF6" w:sz="4"/>
-          <w:bottom w:val="single" w:color="FBFAF6" w:sz="4"/>
-          <w:right w:val="single" w:color="FBFAF6" w:sz="4"/>
-          <w:insideH w:val="single" w:color="FBFAF6" w:sz="4"/>
-          <w:insideV w:val="single" w:color="FBFAF6" w:sz="4"/>
-        </w:tblBorders>
-      </w:tblPr>
-      <w:tblGrid>
-        <w:gridCol w:w="9600"/>
-      </w:tblGrid>
-      <w:tr>
-        <w:tc>
-          <w:tcPr>
-            <w:tcW w:type="pct" w:w="5000"/>
-            <w:shd w:fill="FBFAF6" w:val="clear"/>
-            <w:tcMar>
-              <w:top w:type="dxa" w:w="40"/>
-              <w:left w:type="dxa" w:w="100"/>
-              <w:bottom w:type="dxa" w:w="40"/>
-              <w:right w:type="dxa" w:w="100"/>
-            </w:tcMar>
-          </w:tcPr>
-          <w:p>
-            <w:pPr>
-              <w:spacing w:before="18" w:after="6"/>
-            </w:pPr>
-            <w:r>
-              <w:rPr>
-                <w:b/>
-                <w:bCs/>
-                <w:color w:val="6B7280"/>
-                <w:sz w:val="14"/>
-                <w:szCs w:val="14"/>
-              </w:rPr>
-              <w:t xml:space="preserve">word list</w:t>
-            </w:r>
-          </w:p>
-          <w:p>
-            <w:pPr>
-              <w:spacing w:before="0" w:after="18"/>
-            </w:pPr>
-            <w:r>
-              <w:rPr>
-                <w:b/>
-                <w:bCs/>
-                <w:color w:val="353A7C"/>
-                <w:sz w:val="16"/>
-                <w:szCs w:val="16"/>
-              </w:rPr>
-              <w:t xml:space="preserve">backups   ·   frequency   ·   technology   ·   business   ·   protects</w:t>
-            </w:r>
-          </w:p>
-        </w:tc>
-      </w:tr>
-    </w:tbl>
-    <w:p/>
-    <w:tbl>
-      <w:tblPr>
-        <w:tblW w:type="pct" w:w="100%"/>
-        <w:tblLayout w:type="fixed"/>
-        <w:tblBorders>
-          <w:top w:val="single" w:color="353A7C" w:sz="4"/>
-          <w:left w:val="single" w:color="353A7C" w:sz="4"/>
-          <w:bottom w:val="single" w:color="353A7C" w:sz="4"/>
-          <w:right w:val="single" w:color="353A7C" w:sz="4"/>
-          <w:insideH w:val="single" w:color="353A7C" w:sz="4"/>
-          <w:insideV w:val="single" w:color="353A7C" w:sz="4"/>
-        </w:tblBorders>
-      </w:tblPr>
-      <w:tblGrid>
-        <w:gridCol w:w="9600"/>
-      </w:tblGrid>
-      <w:tr>
-        <w:tc>
-          <w:tcPr>
-            <w:tcW w:type="pct" w:w="5000"/>
-            <w:shd w:fill="F2F4FB" w:val="clear"/>
-            <w:tcMar>
-              <w:top w:type="dxa" w:w="50"/>
-              <w:left w:type="dxa" w:w="110"/>
-              <w:bottom w:type="dxa" w:w="50"/>
-              <w:right w:type="dxa" w:w="110"/>
-            </w:tcMar>
-          </w:tcPr>
-          <w:p>
-            <w:pPr>
-              <w:spacing w:before="30" w:after="30"/>
-            </w:pPr>
-            <w:r>
-              <w:rPr>
-                <w:b/>
-                <w:bCs/>
-                <w:color w:val="353A7C"/>
-                <w:sz w:val="19"/>
-                <w:szCs w:val="19"/>
-              </w:rPr>
-              <w:t xml:space="preserve">Exam view</w:t>
-            </w:r>
-          </w:p>
-        </w:tc>
-      </w:tr>
-    </w:tbl>
-    <w:p/>
-    <w:p>
-      <w:pPr>
-        <w:spacing w:before="44" w:after="14"/>
-      </w:pPr>
-      <w:r>
-        <w:rPr>
-          <w:b/>
-          <w:bCs/>
-          <w:color w:val="353A7C"/>
-          <w:sz w:val="18"/>
-          <w:szCs w:val="18"/>
-        </w:rPr>
-        <w:t xml:space="preserve">Summary 4</w:t>
-      </w:r>
-      <w:r>
-        <w:rPr>
-          <w:color w:val="6B7280"/>
-          <w:sz w:val="16"/>
-          <w:szCs w:val="16"/>
-        </w:rPr>
-        <w:t xml:space="preserve">      gaps 28–31</w:t>
-      </w:r>
-    </w:p>
-    <w:p>
-      <w:pPr>
-        <w:spacing w:before="20" w:after="20" w:line="360" w:lineRule="auto"/>
-        <w:ind w:left="200"/>
-      </w:pPr>
-      <w:r>
-        <w:rPr>
-          <w:sz w:val="19"/>
-          <w:szCs w:val="19"/>
-        </w:rPr>
-        <w:t xml:space="preserve">A </w:t>
-      </w:r>
-      <w:r>
-        <w:rPr>
-          <w:b/>
-          <w:bCs/>
-          <w:color w:val="8186EF"/>
-          <w:sz w:val="15"/>
-          <w:szCs w:val="15"/>
-        </w:rPr>
-        <w:t xml:space="preserve"> (28) </w:t>
-      </w:r>
-      <w:r>
-        <w:rPr>
-          <w:u w:val="single"/>
-          <w:sz w:val="19"/>
-          <w:szCs w:val="19"/>
-        </w:rPr>
-        <w:t xml:space="preserve">           </w:t>
-      </w:r>
-      <w:r>
-        <w:rPr>
-          <w:sz w:val="19"/>
-          <w:szCs w:val="19"/>
-        </w:rPr>
-        <w:t xml:space="preserve"> </w:t>
-      </w:r>
-      <w:r>
-        <w:rPr>
-          <w:sz w:val="19"/>
-          <w:szCs w:val="19"/>
-        </w:rPr>
-        <w:t xml:space="preserve"> gives a tolerance and four site </w:t>
-      </w:r>
-      <w:r>
-        <w:rPr>
-          <w:b/>
-          <w:bCs/>
-          <w:color w:val="8186EF"/>
-          <w:sz w:val="15"/>
-          <w:szCs w:val="15"/>
-        </w:rPr>
-        <w:t xml:space="preserve"> (29) </w:t>
-      </w:r>
-      <w:r>
-        <w:rPr>
-          <w:u w:val="single"/>
-          <w:sz w:val="19"/>
-          <w:szCs w:val="19"/>
-        </w:rPr>
-        <w:t xml:space="preserve">           </w:t>
-      </w:r>
-      <w:r>
-        <w:rPr>
-          <w:sz w:val="19"/>
-          <w:szCs w:val="19"/>
-        </w:rPr>
-        <w:t xml:space="preserve"> </w:t>
-      </w:r>
-      <w:r>
-        <w:rPr>
-          <w:sz w:val="19"/>
-          <w:szCs w:val="19"/>
-        </w:rPr>
-        <w:t xml:space="preserve">. </w:t>
-      </w:r>
-      <w:r>
-        <w:rPr>
-          <w:sz w:val="19"/>
-          <w:szCs w:val="19"/>
-        </w:rPr>
-        <w:t xml:space="preserve">Match the time: </w:t>
-      </w:r>
-      <w:r>
-        <w:rPr>
-          <w:b/>
-          <w:bCs/>
-          <w:color w:val="8186EF"/>
-          <w:sz w:val="15"/>
-          <w:szCs w:val="15"/>
-        </w:rPr>
-        <w:t xml:space="preserve"> (30) </w:t>
-      </w:r>
-      <w:r>
-        <w:rPr>
-          <w:u w:val="single"/>
-          <w:sz w:val="19"/>
-          <w:szCs w:val="19"/>
-        </w:rPr>
-        <w:t xml:space="preserve">           </w:t>
-      </w:r>
-      <w:r>
-        <w:rPr>
-          <w:sz w:val="19"/>
-          <w:szCs w:val="19"/>
-        </w:rPr>
-        <w:t xml:space="preserve"> </w:t>
-      </w:r>
-      <w:r>
-        <w:rPr>
-          <w:sz w:val="19"/>
-          <w:szCs w:val="19"/>
-        </w:rPr>
-        <w:t xml:space="preserve"> or hours is hot, hours to days is warm, days to weeks is cold. </w:t>
-      </w:r>
-      <w:r>
-        <w:rPr>
-          <w:sz w:val="19"/>
-          <w:szCs w:val="19"/>
-        </w:rPr>
-        <w:t xml:space="preserve">If it gives a data loss tolerance instead, it is asking about backup </w:t>
-      </w:r>
-      <w:r>
-        <w:rPr>
-          <w:b/>
-          <w:bCs/>
-          <w:color w:val="8186EF"/>
-          <w:sz w:val="15"/>
-          <w:szCs w:val="15"/>
-        </w:rPr>
-        <w:t xml:space="preserve"> (31) </w:t>
-      </w:r>
-      <w:r>
-        <w:rPr>
-          <w:u w:val="single"/>
-          <w:sz w:val="19"/>
-          <w:szCs w:val="19"/>
-        </w:rPr>
-        <w:t xml:space="preserve">           </w:t>
-      </w:r>
-      <w:r>
-        <w:rPr>
-          <w:sz w:val="19"/>
-          <w:szCs w:val="19"/>
-        </w:rPr>
-        <w:t xml:space="preserve"> </w:t>
-      </w:r>
-      <w:r>
-        <w:rPr>
-          <w:sz w:val="19"/>
-          <w:szCs w:val="19"/>
-        </w:rPr>
-        <w:t xml:space="preserve">, not about the site. </w:t>
-      </w:r>
-    </w:p>
-    <w:tbl>
-      <w:tblPr>
-        <w:tblW w:type="pct" w:w="100%"/>
-        <w:tblLayout w:type="fixed"/>
-        <w:tblBorders>
-          <w:top w:val="single" w:color="FBFAF6" w:sz="4"/>
-          <w:left w:val="single" w:color="FBFAF6" w:sz="4"/>
-          <w:bottom w:val="single" w:color="FBFAF6" w:sz="4"/>
-          <w:right w:val="single" w:color="FBFAF6" w:sz="4"/>
-          <w:insideH w:val="single" w:color="FBFAF6" w:sz="4"/>
-          <w:insideV w:val="single" w:color="FBFAF6" w:sz="4"/>
-        </w:tblBorders>
-      </w:tblPr>
-      <w:tblGrid>
-        <w:gridCol w:w="9600"/>
-      </w:tblGrid>
-      <w:tr>
-        <w:tc>
-          <w:tcPr>
-            <w:tcW w:type="pct" w:w="5000"/>
-            <w:shd w:fill="FBFAF6" w:val="clear"/>
-            <w:tcMar>
-              <w:top w:type="dxa" w:w="40"/>
-              <w:left w:type="dxa" w:w="100"/>
-              <w:bottom w:type="dxa" w:w="40"/>
-              <w:right w:type="dxa" w:w="100"/>
-            </w:tcMar>
-          </w:tcPr>
-          <w:p>
-            <w:pPr>
-              <w:spacing w:before="18" w:after="6"/>
-            </w:pPr>
-            <w:r>
-              <w:rPr>
-                <w:b/>
-                <w:bCs/>
-                <w:color w:val="6B7280"/>
-                <w:sz w:val="14"/>
-                <w:szCs w:val="14"/>
-              </w:rPr>
-              <w:t xml:space="preserve">word list</w:t>
-            </w:r>
-          </w:p>
-          <w:p>
-            <w:pPr>
-              <w:spacing w:before="0" w:after="18"/>
-            </w:pPr>
-            <w:r>
-              <w:rPr>
-                <w:b/>
-                <w:bCs/>
-                <w:color w:val="353A7C"/>
-                <w:sz w:val="16"/>
-                <w:szCs w:val="16"/>
-              </w:rPr>
-              <w:t xml:space="preserve">analysis   ·   minutes   ·   question   ·   options   ·   frequency</w:t>
+              <w:t xml:space="preserve">Cold site   ·   asymmetric encryption   ·   Warm site</w:t>
             </w:r>
           </w:p>
         </w:tc>
@@ -15763,753 +14497,6 @@
         <w:t xml:space="preserve"> </w:t>
       </w:r>
     </w:p>
-    <w:tbl>
-      <w:tblPr>
-        <w:tblW w:type="pct" w:w="100%"/>
-        <w:tblLayout w:type="fixed"/>
-        <w:tblBorders>
-          <w:top w:val="single" w:color="353A7C" w:sz="6"/>
-          <w:left w:val="single" w:color="353A7C" w:sz="6"/>
-          <w:bottom w:val="single" w:color="353A7C" w:sz="6"/>
-          <w:right w:val="single" w:color="353A7C" w:sz="6"/>
-          <w:insideH w:val="single" w:color="353A7C" w:sz="6"/>
-          <w:insideV w:val="single" w:color="353A7C" w:sz="6"/>
-        </w:tblBorders>
-      </w:tblPr>
-      <w:tblGrid>
-        <w:gridCol w:w="4608"/>
-        <w:gridCol w:w="4992"/>
-      </w:tblGrid>
-      <w:tr>
-        <w:tc>
-          <w:tcPr>
-            <w:tcW w:type="pct" w:w="5000"/>
-            <w:gridSpan w:val="2"/>
-            <w:shd w:fill="353A7C" w:val="clear"/>
-            <w:tcMar>
-              <w:top w:type="dxa" w:w="60"/>
-              <w:left w:type="dxa" w:w="120"/>
-              <w:bottom w:type="dxa" w:w="60"/>
-              <w:right w:type="dxa" w:w="120"/>
-            </w:tcMar>
-          </w:tcPr>
-          <w:p>
-            <w:pPr>
-              <w:spacing w:before="40" w:after="40"/>
-            </w:pPr>
-            <w:r>
-              <w:rPr>
-                <w:b/>
-                <w:bCs/>
-                <w:color w:val="FFFFFF"/>
-                <w:sz w:val="17"/>
-                <w:szCs w:val="17"/>
-              </w:rPr>
-              <w:t xml:space="preserve">Exam view</w:t>
-            </w:r>
-          </w:p>
-        </w:tc>
-      </w:tr>
-      <w:tr>
-        <w:tc>
-          <w:tcPr>
-            <w:tcW w:type="pct" w:w="2400"/>
-            <w:shd w:fill="353A7C" w:val="clear"/>
-            <w:tcMar>
-              <w:top w:type="dxa" w:w="50"/>
-              <w:left w:type="dxa" w:w="110"/>
-              <w:bottom w:type="dxa" w:w="50"/>
-              <w:right w:type="dxa" w:w="110"/>
-            </w:tcMar>
-          </w:tcPr>
-          <w:p>
-            <w:pPr>
-              <w:spacing w:before="30" w:after="30"/>
-            </w:pPr>
-            <w:r>
-              <w:rPr>
-                <w:b/>
-                <w:bCs/>
-                <w:color w:val="FFFFFF"/>
-                <w:sz w:val="15"/>
-                <w:szCs w:val="15"/>
-              </w:rPr>
-              <w:t xml:space="preserve">Item</w:t>
-            </w:r>
-          </w:p>
-        </w:tc>
-        <w:tc>
-          <w:tcPr>
-            <w:tcW w:type="pct" w:w="2600"/>
-            <w:shd w:fill="353A7C" w:val="clear"/>
-            <w:tcMar>
-              <w:top w:type="dxa" w:w="50"/>
-              <w:left w:type="dxa" w:w="110"/>
-              <w:bottom w:type="dxa" w:w="50"/>
-              <w:right w:type="dxa" w:w="110"/>
-            </w:tcMar>
-          </w:tcPr>
-          <w:p>
-            <w:pPr>
-              <w:spacing w:before="30" w:after="30"/>
-            </w:pPr>
-            <w:r>
-              <w:rPr>
-                <w:b/>
-                <w:bCs/>
-                <w:color w:val="FFFFFF"/>
-                <w:sz w:val="15"/>
-                <w:szCs w:val="15"/>
-              </w:rPr>
-              <w:t xml:space="preserve">Answer</w:t>
-            </w:r>
-          </w:p>
-        </w:tc>
-      </w:tr>
-      <w:tr>
-        <w:tc>
-          <w:tcPr>
-            <w:tcW w:type="pct" w:w="2400"/>
-            <w:tcMar>
-              <w:top w:type="dxa" w:w="50"/>
-              <w:left w:type="dxa" w:w="110"/>
-              <w:bottom w:type="dxa" w:w="50"/>
-              <w:right w:type="dxa" w:w="110"/>
-            </w:tcMar>
-          </w:tcPr>
-          <w:p>
-            <w:pPr>
-              <w:spacing w:before="28" w:after="28"/>
-            </w:pPr>
-            <w:r>
-              <w:rPr>
-                <w:sz w:val="15"/>
-                <w:szCs w:val="15"/>
-              </w:rPr>
-              <w:t xml:space="preserve">The business can be without the system for four hours</w:t>
-            </w:r>
-          </w:p>
-        </w:tc>
-        <w:tc>
-          <w:tcPr>
-            <w:tcW w:type="pct" w:w="2600"/>
-            <w:tcMar>
-              <w:top w:type="dxa" w:w="50"/>
-              <w:left w:type="dxa" w:w="110"/>
-              <w:bottom w:type="dxa" w:w="50"/>
-              <w:right w:type="dxa" w:w="110"/>
-            </w:tcMar>
-          </w:tcPr>
-          <w:p>
-            <w:pPr>
-              <w:spacing w:before="28" w:after="28"/>
-            </w:pPr>
-            <w:r>
-              <w:rPr>
-                <w:sz w:val="15"/>
-                <w:szCs w:val="15"/>
-              </w:rPr>
-              <w:t xml:space="preserve">Recovery time objective — it measures acceptable downtime, and four hours points to a hot site</w:t>
-            </w:r>
-          </w:p>
-        </w:tc>
-      </w:tr>
-      <w:tr>
-        <w:tc>
-          <w:tcPr>
-            <w:tcW w:type="pct" w:w="2400"/>
-            <w:shd w:fill="FBFAF6" w:val="clear"/>
-            <w:tcMar>
-              <w:top w:type="dxa" w:w="50"/>
-              <w:left w:type="dxa" w:w="110"/>
-              <w:bottom w:type="dxa" w:w="50"/>
-              <w:right w:type="dxa" w:w="110"/>
-            </w:tcMar>
-          </w:tcPr>
-          <w:p>
-            <w:pPr>
-              <w:spacing w:before="28" w:after="28"/>
-            </w:pPr>
-            <w:r>
-              <w:rPr>
-                <w:sz w:val="15"/>
-                <w:szCs w:val="15"/>
-              </w:rPr>
-              <w:t xml:space="preserve">At most one hour of data may be lost</w:t>
-            </w:r>
-          </w:p>
-        </w:tc>
-        <w:tc>
-          <w:tcPr>
-            <w:tcW w:type="pct" w:w="2600"/>
-            <w:shd w:fill="FBFAF6" w:val="clear"/>
-            <w:tcMar>
-              <w:top w:type="dxa" w:w="50"/>
-              <w:left w:type="dxa" w:w="110"/>
-              <w:bottom w:type="dxa" w:w="50"/>
-              <w:right w:type="dxa" w:w="110"/>
-            </w:tcMar>
-          </w:tcPr>
-          <w:p>
-            <w:pPr>
-              <w:spacing w:before="28" w:after="28"/>
-            </w:pPr>
-            <w:r>
-              <w:rPr>
-                <w:sz w:val="15"/>
-                <w:szCs w:val="15"/>
-              </w:rPr>
-              <w:t xml:space="preserve">Why: the </w:t>
-            </w:r>
-            <w:r>
-              <w:rPr>
-                <w:b/>
-                <w:bCs/>
-                <w:color w:val="8186EF"/>
-                <w:sz w:val="14"/>
-                <w:szCs w:val="14"/>
-              </w:rPr>
-              <w:t xml:space="preserve"> (32) </w:t>
-            </w:r>
-            <w:r>
-              <w:rPr>
-                <w:u w:val="single"/>
-                <w:sz w:val="15"/>
-                <w:szCs w:val="15"/>
-              </w:rPr>
-              <w:t xml:space="preserve">              </w:t>
-            </w:r>
-            <w:r>
-              <w:rPr>
-                <w:sz w:val="15"/>
-                <w:szCs w:val="15"/>
-              </w:rPr>
-              <w:t xml:space="preserve"> </w:t>
-            </w:r>
-            <w:r>
-              <w:rPr>
-                <w:sz w:val="15"/>
-                <w:szCs w:val="15"/>
-              </w:rPr>
-              <w:t xml:space="preserve"> is measured in time but describes data, so it sets how often backups must run</w:t>
-            </w:r>
-          </w:p>
-        </w:tc>
-      </w:tr>
-      <w:tr>
-        <w:tc>
-          <w:tcPr>
-            <w:tcW w:type="pct" w:w="2400"/>
-            <w:tcMar>
-              <w:top w:type="dxa" w:w="50"/>
-              <w:left w:type="dxa" w:w="110"/>
-              <w:bottom w:type="dxa" w:w="50"/>
-              <w:right w:type="dxa" w:w="110"/>
-            </w:tcMar>
-          </w:tcPr>
-          <w:p>
-            <w:pPr>
-              <w:spacing w:before="28" w:after="28"/>
-            </w:pPr>
-            <w:r>
-              <w:rPr>
-                <w:sz w:val="15"/>
-                <w:szCs w:val="15"/>
-              </w:rPr>
-              <w:t xml:space="preserve">A site with space and power but no equipment</w:t>
-            </w:r>
-          </w:p>
-        </w:tc>
-        <w:tc>
-          <w:tcPr>
-            <w:tcW w:type="pct" w:w="2600"/>
-            <w:tcMar>
-              <w:top w:type="dxa" w:w="50"/>
-              <w:left w:type="dxa" w:w="110"/>
-              <w:bottom w:type="dxa" w:w="50"/>
-              <w:right w:type="dxa" w:w="110"/>
-            </w:tcMar>
-          </w:tcPr>
-          <w:p>
-            <w:pPr>
-              <w:spacing w:before="28" w:after="28"/>
-            </w:pPr>
-            <w:r>
-              <w:rPr>
-                <w:sz w:val="15"/>
-                <w:szCs w:val="15"/>
-              </w:rPr>
-              <w:t xml:space="preserve">Cold site — equipment must be brought in and installed, so recovery takes days to weeks</w:t>
-            </w:r>
-          </w:p>
-        </w:tc>
-      </w:tr>
-      <w:tr>
-        <w:tc>
-          <w:tcPr>
-            <w:tcW w:type="pct" w:w="2400"/>
-            <w:shd w:fill="FBFAF6" w:val="clear"/>
-            <w:tcMar>
-              <w:top w:type="dxa" w:w="50"/>
-              <w:left w:type="dxa" w:w="110"/>
-              <w:bottom w:type="dxa" w:w="50"/>
-              <w:right w:type="dxa" w:w="110"/>
-            </w:tcMar>
-          </w:tcPr>
-          <w:p>
-            <w:pPr>
-              <w:spacing w:before="28" w:after="28"/>
-            </w:pPr>
-            <w:r>
-              <w:rPr>
-                <w:sz w:val="15"/>
-                <w:szCs w:val="15"/>
-              </w:rPr>
-              <w:t xml:space="preserve">A site fully equipped with current data</w:t>
-            </w:r>
-          </w:p>
-        </w:tc>
-        <w:tc>
-          <w:tcPr>
-            <w:tcW w:type="pct" w:w="2600"/>
-            <w:shd w:fill="FBFAF6" w:val="clear"/>
-            <w:tcMar>
-              <w:top w:type="dxa" w:w="50"/>
-              <w:left w:type="dxa" w:w="110"/>
-              <w:bottom w:type="dxa" w:w="50"/>
-              <w:right w:type="dxa" w:w="110"/>
-            </w:tcMar>
-          </w:tcPr>
-          <w:p>
-            <w:pPr>
-              <w:spacing w:before="28" w:after="28"/>
-            </w:pPr>
-            <w:r>
-              <w:rPr>
-                <w:sz w:val="15"/>
-                <w:szCs w:val="15"/>
-              </w:rPr>
-              <w:t xml:space="preserve">Hot site — it can take over in </w:t>
-            </w:r>
-            <w:r>
-              <w:rPr>
-                <w:b/>
-                <w:bCs/>
-                <w:color w:val="8186EF"/>
-                <w:sz w:val="14"/>
-                <w:szCs w:val="14"/>
-              </w:rPr>
-              <w:t xml:space="preserve"> (33) </w:t>
-            </w:r>
-            <w:r>
-              <w:rPr>
-                <w:u w:val="single"/>
-                <w:sz w:val="15"/>
-                <w:szCs w:val="15"/>
-              </w:rPr>
-              <w:t xml:space="preserve">              </w:t>
-            </w:r>
-            <w:r>
-              <w:rPr>
-                <w:sz w:val="15"/>
-                <w:szCs w:val="15"/>
-              </w:rPr>
-              <w:t xml:space="preserve"> </w:t>
-            </w:r>
-            <w:r>
-              <w:rPr>
-                <w:sz w:val="15"/>
-                <w:szCs w:val="15"/>
-              </w:rPr>
-              <w:t xml:space="preserve"> to hours, and costs the most</w:t>
-            </w:r>
-          </w:p>
-        </w:tc>
-      </w:tr>
-    </w:tbl>
-    <w:p/>
-    <w:tbl>
-      <w:tblPr>
-        <w:tblW w:type="pct" w:w="100%"/>
-        <w:tblLayout w:type="fixed"/>
-        <w:tblBorders>
-          <w:top w:val="single" w:color="FBFAF6" w:sz="4"/>
-          <w:left w:val="single" w:color="FBFAF6" w:sz="4"/>
-          <w:bottom w:val="single" w:color="FBFAF6" w:sz="4"/>
-          <w:right w:val="single" w:color="FBFAF6" w:sz="4"/>
-          <w:insideH w:val="single" w:color="FBFAF6" w:sz="4"/>
-          <w:insideV w:val="single" w:color="FBFAF6" w:sz="4"/>
-        </w:tblBorders>
-      </w:tblPr>
-      <w:tblGrid>
-        <w:gridCol w:w="9600"/>
-      </w:tblGrid>
-      <w:tr>
-        <w:tc>
-          <w:tcPr>
-            <w:tcW w:type="pct" w:w="5000"/>
-            <w:shd w:fill="FBFAF6" w:val="clear"/>
-            <w:tcMar>
-              <w:top w:type="dxa" w:w="40"/>
-              <w:left w:type="dxa" w:w="100"/>
-              <w:bottom w:type="dxa" w:w="40"/>
-              <w:right w:type="dxa" w:w="100"/>
-            </w:tcMar>
-          </w:tcPr>
-          <w:p>
-            <w:pPr>
-              <w:spacing w:before="18" w:after="6"/>
-            </w:pPr>
-            <w:r>
-              <w:rPr>
-                <w:b/>
-                <w:bCs/>
-                <w:color w:val="6B7280"/>
-                <w:sz w:val="14"/>
-                <w:szCs w:val="14"/>
-              </w:rPr>
-              <w:t xml:space="preserve">word list</w:t>
-            </w:r>
-          </w:p>
-          <w:p>
-            <w:pPr>
-              <w:spacing w:before="0" w:after="18"/>
-            </w:pPr>
-            <w:r>
-              <w:rPr>
-                <w:b/>
-                <w:bCs/>
-                <w:color w:val="353A7C"/>
-                <w:sz w:val="16"/>
-                <w:szCs w:val="16"/>
-              </w:rPr>
-              <w:t xml:space="preserve">minutes   ·   equipment   ·   recovery point objective</w:t>
-            </w:r>
-          </w:p>
-        </w:tc>
-      </w:tr>
-    </w:tbl>
-    <w:p/>
-    <w:tbl>
-      <w:tblPr>
-        <w:tblW w:type="pct" w:w="100%"/>
-        <w:tblLayout w:type="fixed"/>
-        <w:tblBorders>
-          <w:top w:val="single" w:color="353A7C" w:sz="6"/>
-          <w:left w:val="single" w:color="353A7C" w:sz="6"/>
-          <w:bottom w:val="single" w:color="353A7C" w:sz="6"/>
-          <w:right w:val="single" w:color="353A7C" w:sz="6"/>
-          <w:insideH w:val="single" w:color="353A7C" w:sz="6"/>
-          <w:insideV w:val="single" w:color="353A7C" w:sz="6"/>
-        </w:tblBorders>
-      </w:tblPr>
-      <w:tblGrid>
-        <w:gridCol w:w="4992"/>
-        <w:gridCol w:w="4608"/>
-      </w:tblGrid>
-      <w:tr>
-        <w:tc>
-          <w:tcPr>
-            <w:tcW w:type="pct" w:w="5000"/>
-            <w:gridSpan w:val="2"/>
-            <w:shd w:fill="353A7C" w:val="clear"/>
-            <w:tcMar>
-              <w:top w:type="dxa" w:w="60"/>
-              <w:left w:type="dxa" w:w="120"/>
-              <w:bottom w:type="dxa" w:w="60"/>
-              <w:right w:type="dxa" w:w="120"/>
-            </w:tcMar>
-          </w:tcPr>
-          <w:p>
-            <w:pPr>
-              <w:spacing w:before="40" w:after="40"/>
-            </w:pPr>
-            <w:r>
-              <w:rPr>
-                <w:b/>
-                <w:bCs/>
-                <w:color w:val="FFFFFF"/>
-                <w:sz w:val="17"/>
-                <w:szCs w:val="17"/>
-              </w:rPr>
-              <w:t xml:space="preserve">System — Category</w:t>
-            </w:r>
-          </w:p>
-        </w:tc>
-      </w:tr>
-      <w:tr>
-        <w:tc>
-          <w:tcPr>
-            <w:tcW w:type="pct" w:w="2600"/>
-            <w:shd w:fill="353A7C" w:val="clear"/>
-            <w:tcMar>
-              <w:top w:type="dxa" w:w="50"/>
-              <w:left w:type="dxa" w:w="110"/>
-              <w:bottom w:type="dxa" w:w="50"/>
-              <w:right w:type="dxa" w:w="110"/>
-            </w:tcMar>
-          </w:tcPr>
-          <w:p>
-            <w:pPr>
-              <w:spacing w:before="30" w:after="30"/>
-            </w:pPr>
-            <w:r>
-              <w:rPr>
-                <w:b/>
-                <w:bCs/>
-                <w:color w:val="FFFFFF"/>
-                <w:sz w:val="15"/>
-                <w:szCs w:val="15"/>
-              </w:rPr>
-              <w:t xml:space="preserve">System</w:t>
-            </w:r>
-          </w:p>
-        </w:tc>
-        <w:tc>
-          <w:tcPr>
-            <w:tcW w:type="pct" w:w="2400"/>
-            <w:shd w:fill="353A7C" w:val="clear"/>
-            <w:tcMar>
-              <w:top w:type="dxa" w:w="50"/>
-              <w:left w:type="dxa" w:w="110"/>
-              <w:bottom w:type="dxa" w:w="50"/>
-              <w:right w:type="dxa" w:w="110"/>
-            </w:tcMar>
-          </w:tcPr>
-          <w:p>
-            <w:pPr>
-              <w:spacing w:before="30" w:after="30"/>
-            </w:pPr>
-            <w:r>
-              <w:rPr>
-                <w:b/>
-                <w:bCs/>
-                <w:color w:val="FFFFFF"/>
-                <w:sz w:val="15"/>
-                <w:szCs w:val="15"/>
-              </w:rPr>
-              <w:t xml:space="preserve">Category</w:t>
-            </w:r>
-          </w:p>
-        </w:tc>
-      </w:tr>
-      <w:tr>
-        <w:tc>
-          <w:tcPr>
-            <w:tcW w:type="pct" w:w="2600"/>
-            <w:tcMar>
-              <w:top w:type="dxa" w:w="50"/>
-              <w:left w:type="dxa" w:w="110"/>
-              <w:bottom w:type="dxa" w:w="50"/>
-              <w:right w:type="dxa" w:w="110"/>
-            </w:tcMar>
-          </w:tcPr>
-          <w:p>
-            <w:pPr>
-              <w:spacing w:before="28" w:after="28"/>
-            </w:pPr>
-            <w:r>
-              <w:rPr>
-                <w:sz w:val="15"/>
-                <w:szCs w:val="15"/>
-              </w:rPr>
-              <w:t xml:space="preserve">Plant control, four hours</w:t>
-            </w:r>
-          </w:p>
-        </w:tc>
-        <w:tc>
-          <w:tcPr>
-            <w:tcW w:type="pct" w:w="2400"/>
-            <w:tcMar>
-              <w:top w:type="dxa" w:w="50"/>
-              <w:left w:type="dxa" w:w="110"/>
-              <w:bottom w:type="dxa" w:w="50"/>
-              <w:right w:type="dxa" w:w="110"/>
-            </w:tcMar>
-          </w:tcPr>
-          <w:p>
-            <w:pPr>
-              <w:spacing w:before="28" w:after="28"/>
-            </w:pPr>
-            <w:r>
-              <w:rPr>
-                <w:sz w:val="15"/>
-                <w:szCs w:val="15"/>
-              </w:rPr>
-              <w:t xml:space="preserve">Hot site</w:t>
-            </w:r>
-          </w:p>
-        </w:tc>
-      </w:tr>
-      <w:tr>
-        <w:tc>
-          <w:tcPr>
-            <w:tcW w:type="pct" w:w="2600"/>
-            <w:shd w:fill="FBFAF6" w:val="clear"/>
-            <w:tcMar>
-              <w:top w:type="dxa" w:w="50"/>
-              <w:left w:type="dxa" w:w="110"/>
-              <w:bottom w:type="dxa" w:w="50"/>
-              <w:right w:type="dxa" w:w="110"/>
-            </w:tcMar>
-          </w:tcPr>
-          <w:p>
-            <w:pPr>
-              <w:spacing w:before="28" w:after="28"/>
-            </w:pPr>
-            <w:r>
-              <w:rPr>
-                <w:sz w:val="15"/>
-                <w:szCs w:val="15"/>
-              </w:rPr>
-              <w:t xml:space="preserve">Payables, one working day</w:t>
-            </w:r>
-          </w:p>
-        </w:tc>
-        <w:tc>
-          <w:tcPr>
-            <w:tcW w:type="pct" w:w="2400"/>
-            <w:shd w:fill="FFFFFF" w:val="clear"/>
-            <w:tcMar>
-              <w:top w:type="dxa" w:w="50"/>
-              <w:left w:type="dxa" w:w="110"/>
-              <w:bottom w:type="dxa" w:w="50"/>
-              <w:right w:type="dxa" w:w="110"/>
-            </w:tcMar>
-          </w:tcPr>
-          <w:p>
-            <w:pPr>
-              <w:spacing w:before="46" w:after="46"/>
-            </w:pPr>
-            <w:r>
-              <w:rPr>
-                <w:b/>
-                <w:bCs/>
-                <w:color w:val="8186EF"/>
-                <w:sz w:val="14"/>
-                <w:szCs w:val="14"/>
-              </w:rPr>
-              <w:t xml:space="preserve">(34)</w:t>
-            </w:r>
-          </w:p>
-        </w:tc>
-      </w:tr>
-      <w:tr>
-        <w:tc>
-          <w:tcPr>
-            <w:tcW w:type="pct" w:w="2600"/>
-            <w:tcMar>
-              <w:top w:type="dxa" w:w="50"/>
-              <w:left w:type="dxa" w:w="110"/>
-              <w:bottom w:type="dxa" w:w="50"/>
-              <w:right w:type="dxa" w:w="110"/>
-            </w:tcMar>
-          </w:tcPr>
-          <w:p>
-            <w:pPr>
-              <w:spacing w:before="28" w:after="28"/>
-            </w:pPr>
-            <w:r>
-              <w:rPr>
-                <w:sz w:val="15"/>
-                <w:szCs w:val="15"/>
-              </w:rPr>
-              <w:t xml:space="preserve">Management reporting, two weeks</w:t>
-            </w:r>
-          </w:p>
-        </w:tc>
-        <w:tc>
-          <w:tcPr>
-            <w:tcW w:type="pct" w:w="2400"/>
-            <w:shd w:fill="FFFFFF" w:val="clear"/>
-            <w:tcMar>
-              <w:top w:type="dxa" w:w="50"/>
-              <w:left w:type="dxa" w:w="110"/>
-              <w:bottom w:type="dxa" w:w="50"/>
-              <w:right w:type="dxa" w:w="110"/>
-            </w:tcMar>
-          </w:tcPr>
-          <w:p>
-            <w:pPr>
-              <w:spacing w:before="46" w:after="46"/>
-            </w:pPr>
-            <w:r>
-              <w:rPr>
-                <w:b/>
-                <w:bCs/>
-                <w:color w:val="8186EF"/>
-                <w:sz w:val="14"/>
-                <w:szCs w:val="14"/>
-              </w:rPr>
-              <w:t xml:space="preserve">(35)</w:t>
-            </w:r>
-          </w:p>
-        </w:tc>
-      </w:tr>
-    </w:tbl>
-    <w:p/>
-    <w:tbl>
-      <w:tblPr>
-        <w:tblW w:type="pct" w:w="100%"/>
-        <w:tblLayout w:type="fixed"/>
-        <w:tblBorders>
-          <w:top w:val="single" w:color="FBFAF6" w:sz="4"/>
-          <w:left w:val="single" w:color="FBFAF6" w:sz="4"/>
-          <w:bottom w:val="single" w:color="FBFAF6" w:sz="4"/>
-          <w:right w:val="single" w:color="FBFAF6" w:sz="4"/>
-          <w:insideH w:val="single" w:color="FBFAF6" w:sz="4"/>
-          <w:insideV w:val="single" w:color="FBFAF6" w:sz="4"/>
-        </w:tblBorders>
-      </w:tblPr>
-      <w:tblGrid>
-        <w:gridCol w:w="9600"/>
-      </w:tblGrid>
-      <w:tr>
-        <w:tc>
-          <w:tcPr>
-            <w:tcW w:type="pct" w:w="5000"/>
-            <w:shd w:fill="FBFAF6" w:val="clear"/>
-            <w:tcMar>
-              <w:top w:type="dxa" w:w="40"/>
-              <w:left w:type="dxa" w:w="100"/>
-              <w:bottom w:type="dxa" w:w="40"/>
-              <w:right w:type="dxa" w:w="100"/>
-            </w:tcMar>
-          </w:tcPr>
-          <w:p>
-            <w:pPr>
-              <w:spacing w:before="18" w:after="6"/>
-            </w:pPr>
-            <w:r>
-              <w:rPr>
-                <w:b/>
-                <w:bCs/>
-                <w:color w:val="6B7280"/>
-                <w:sz w:val="14"/>
-                <w:szCs w:val="14"/>
-              </w:rPr>
-              <w:t xml:space="preserve">word list</w:t>
-            </w:r>
-          </w:p>
-          <w:p>
-            <w:pPr>
-              <w:spacing w:before="0" w:after="18"/>
-            </w:pPr>
-            <w:r>
-              <w:rPr>
-                <w:b/>
-                <w:bCs/>
-                <w:color w:val="353A7C"/>
-                <w:sz w:val="16"/>
-                <w:szCs w:val="16"/>
-              </w:rPr>
-              <w:t xml:space="preserve">Warm site   ·   remote site   ·   Cold site</w:t>
-            </w:r>
-          </w:p>
-        </w:tc>
-      </w:tr>
-    </w:tbl>
-    <w:p/>
     <w:p>
       <w:pPr>
         <w:spacing w:before="44" w:after="10"/>
@@ -16769,14 +14756,14 @@
                 <w:sz w:val="16"/>
                 <w:szCs w:val="16"/>
               </w:rPr>
-              <w:t xml:space="preserve">20  </w:t>
-            </w:r>
-            <w:r>
-              <w:rPr>
-                <w:sz w:val="16"/>
-                <w:szCs w:val="16"/>
-              </w:rPr>
-              <w:t xml:space="preserve">enough</w:t>
+              <w:t xml:space="preserve">19  </w:t>
+            </w:r>
+            <w:r>
+              <w:rPr>
+                <w:sz w:val="16"/>
+                <w:szCs w:val="16"/>
+              </w:rPr>
+              <w:t xml:space="preserve">machines</w:t>
             </w:r>
           </w:p>
         </w:tc>
@@ -16811,7 +14798,7 @@
                 <w:sz w:val="16"/>
                 <w:szCs w:val="16"/>
               </w:rPr>
-              <w:t xml:space="preserve">Orontes</w:t>
+              <w:t xml:space="preserve">systems</w:t>
             </w:r>
           </w:p>
         </w:tc>
@@ -16837,14 +14824,14 @@
                 <w:sz w:val="16"/>
                 <w:szCs w:val="16"/>
               </w:rPr>
-              <w:t xml:space="preserve">21  </w:t>
-            </w:r>
-            <w:r>
-              <w:rPr>
-                <w:sz w:val="16"/>
-                <w:szCs w:val="16"/>
-              </w:rPr>
-              <w:t xml:space="preserve">currently</w:t>
+              <w:t xml:space="preserve">20  </w:t>
+            </w:r>
+            <w:r>
+              <w:rPr>
+                <w:sz w:val="16"/>
+                <w:szCs w:val="16"/>
+              </w:rPr>
+              <w:t xml:space="preserve">removes</w:t>
             </w:r>
           </w:p>
         </w:tc>
@@ -16905,14 +14892,14 @@
                 <w:sz w:val="16"/>
                 <w:szCs w:val="16"/>
               </w:rPr>
-              <w:t xml:space="preserve">22  </w:t>
-            </w:r>
-            <w:r>
-              <w:rPr>
-                <w:sz w:val="16"/>
-                <w:szCs w:val="16"/>
-              </w:rPr>
-              <w:t xml:space="preserve">A site with space and power but no equipment</w:t>
+              <w:t xml:space="preserve">21  </w:t>
+            </w:r>
+            <w:r>
+              <w:rPr>
+                <w:sz w:val="16"/>
+                <w:szCs w:val="16"/>
+              </w:rPr>
+              <w:t xml:space="preserve">otherwise</w:t>
             </w:r>
           </w:p>
         </w:tc>
@@ -16947,7 +14934,7 @@
                 <w:sz w:val="16"/>
                 <w:szCs w:val="16"/>
               </w:rPr>
-              <w:t xml:space="preserve">tolerance</w:t>
+              <w:t xml:space="preserve">bottling</w:t>
             </w:r>
           </w:p>
         </w:tc>
@@ -16973,14 +14960,14 @@
                 <w:sz w:val="16"/>
                 <w:szCs w:val="16"/>
               </w:rPr>
-              <w:t xml:space="preserve">23  </w:t>
-            </w:r>
-            <w:r>
-              <w:rPr>
-                <w:sz w:val="16"/>
-                <w:szCs w:val="16"/>
-              </w:rPr>
-              <w:t xml:space="preserve">A site fully equipped with current data</w:t>
+              <w:t xml:space="preserve">22  </w:t>
+            </w:r>
+            <w:r>
+              <w:rPr>
+                <w:sz w:val="16"/>
+                <w:szCs w:val="16"/>
+              </w:rPr>
+              <w:t xml:space="preserve">Recovery time objective</w:t>
             </w:r>
           </w:p>
         </w:tc>
@@ -17015,7 +15002,7 @@
                 <w:sz w:val="16"/>
                 <w:szCs w:val="16"/>
               </w:rPr>
-              <w:t xml:space="preserve">bottling</w:t>
+              <w:t xml:space="preserve">production</w:t>
             </w:r>
           </w:p>
         </w:tc>
@@ -17041,14 +15028,14 @@
                 <w:sz w:val="16"/>
                 <w:szCs w:val="16"/>
               </w:rPr>
-              <w:t xml:space="preserve">24  </w:t>
-            </w:r>
-            <w:r>
-              <w:rPr>
-                <w:sz w:val="16"/>
-                <w:szCs w:val="16"/>
-              </w:rPr>
-              <w:t xml:space="preserve">business</w:t>
+              <w:t xml:space="preserve">23  </w:t>
+            </w:r>
+            <w:r>
+              <w:rPr>
+                <w:sz w:val="16"/>
+                <w:szCs w:val="16"/>
+              </w:rPr>
+              <w:t xml:space="preserve">Cold site</w:t>
             </w:r>
           </w:p>
         </w:tc>
@@ -17083,7 +15070,7 @@
                 <w:sz w:val="16"/>
                 <w:szCs w:val="16"/>
               </w:rPr>
-              <w:t xml:space="preserve">production</w:t>
+              <w:t xml:space="preserve">working</w:t>
             </w:r>
           </w:p>
         </w:tc>
@@ -17109,14 +15096,14 @@
                 <w:sz w:val="16"/>
                 <w:szCs w:val="16"/>
               </w:rPr>
-              <w:t xml:space="preserve">25  </w:t>
-            </w:r>
-            <w:r>
-              <w:rPr>
-                <w:sz w:val="16"/>
-                <w:szCs w:val="16"/>
-              </w:rPr>
-              <w:t xml:space="preserve">technology</w:t>
+              <w:t xml:space="preserve">24  </w:t>
+            </w:r>
+            <w:r>
+              <w:rPr>
+                <w:sz w:val="16"/>
+                <w:szCs w:val="16"/>
+              </w:rPr>
+              <w:t xml:space="preserve">It can take over in minutes to hours, and costs the most</w:t>
             </w:r>
           </w:p>
         </w:tc>
@@ -17151,7 +15138,7 @@
                 <w:sz w:val="16"/>
                 <w:szCs w:val="16"/>
               </w:rPr>
-              <w:t xml:space="preserve">working</w:t>
+              <w:t xml:space="preserve">serious</w:t>
             </w:r>
           </w:p>
         </w:tc>
@@ -17177,14 +15164,14 @@
                 <w:sz w:val="16"/>
                 <w:szCs w:val="16"/>
               </w:rPr>
-              <w:t xml:space="preserve">26  </w:t>
-            </w:r>
-            <w:r>
-              <w:rPr>
-                <w:sz w:val="16"/>
-                <w:szCs w:val="16"/>
-              </w:rPr>
-              <w:t xml:space="preserve">frequency</w:t>
+              <w:t xml:space="preserve">25  </w:t>
+            </w:r>
+            <w:r>
+              <w:rPr>
+                <w:sz w:val="16"/>
+                <w:szCs w:val="16"/>
+              </w:rPr>
+              <w:t xml:space="preserve">analysis</w:t>
             </w:r>
           </w:p>
         </w:tc>
@@ -17219,7 +15206,7 @@
                 <w:sz w:val="16"/>
                 <w:szCs w:val="16"/>
               </w:rPr>
-              <w:t xml:space="preserve">serious</w:t>
+              <w:t xml:space="preserve">month-end</w:t>
             </w:r>
           </w:p>
         </w:tc>
@@ -17245,14 +15232,14 @@
                 <w:sz w:val="16"/>
                 <w:szCs w:val="16"/>
               </w:rPr>
-              <w:t xml:space="preserve">27  </w:t>
-            </w:r>
-            <w:r>
-              <w:rPr>
-                <w:sz w:val="16"/>
-                <w:szCs w:val="16"/>
-              </w:rPr>
-              <w:t xml:space="preserve">protects</w:t>
+              <w:t xml:space="preserve">26  </w:t>
+            </w:r>
+            <w:r>
+              <w:rPr>
+                <w:sz w:val="16"/>
+                <w:szCs w:val="16"/>
+              </w:rPr>
+              <w:t xml:space="preserve">technology</w:t>
             </w:r>
           </w:p>
         </w:tc>
@@ -17287,7 +15274,7 @@
                 <w:sz w:val="16"/>
                 <w:szCs w:val="16"/>
               </w:rPr>
-              <w:t xml:space="preserve">month-end</w:t>
+              <w:t xml:space="preserve">rebuilt</w:t>
             </w:r>
           </w:p>
         </w:tc>
@@ -17313,14 +15300,14 @@
                 <w:sz w:val="16"/>
                 <w:szCs w:val="16"/>
               </w:rPr>
-              <w:t xml:space="preserve">28  </w:t>
-            </w:r>
-            <w:r>
-              <w:rPr>
-                <w:sz w:val="16"/>
-                <w:szCs w:val="16"/>
-              </w:rPr>
-              <w:t xml:space="preserve">question</w:t>
+              <w:t xml:space="preserve">27  </w:t>
+            </w:r>
+            <w:r>
+              <w:rPr>
+                <w:sz w:val="16"/>
+                <w:szCs w:val="16"/>
+              </w:rPr>
+              <w:t xml:space="preserve">protects</w:t>
             </w:r>
           </w:p>
         </w:tc>
@@ -17355,7 +15342,7 @@
                 <w:sz w:val="16"/>
                 <w:szCs w:val="16"/>
               </w:rPr>
-              <w:t xml:space="preserve">rebuilt</w:t>
+              <w:t xml:space="preserve">near-continuous</w:t>
             </w:r>
           </w:p>
         </w:tc>
@@ -17381,14 +15368,14 @@
                 <w:sz w:val="16"/>
                 <w:szCs w:val="16"/>
               </w:rPr>
-              <w:t xml:space="preserve">29  </w:t>
-            </w:r>
-            <w:r>
-              <w:rPr>
-                <w:sz w:val="16"/>
-                <w:szCs w:val="16"/>
-              </w:rPr>
-              <w:t xml:space="preserve">options</w:t>
+              <w:t xml:space="preserve">28  </w:t>
+            </w:r>
+            <w:r>
+              <w:rPr>
+                <w:sz w:val="16"/>
+                <w:szCs w:val="16"/>
+              </w:rPr>
+              <w:t xml:space="preserve">building</w:t>
             </w:r>
           </w:p>
         </w:tc>
@@ -17423,7 +15410,7 @@
                 <w:sz w:val="16"/>
                 <w:szCs w:val="16"/>
               </w:rPr>
-              <w:t xml:space="preserve">fifteen</w:t>
+              <w:t xml:space="preserve">anything</w:t>
             </w:r>
           </w:p>
         </w:tc>
@@ -17449,14 +15436,14 @@
                 <w:sz w:val="16"/>
                 <w:szCs w:val="16"/>
               </w:rPr>
-              <w:t xml:space="preserve">30  </w:t>
-            </w:r>
-            <w:r>
-              <w:rPr>
-                <w:sz w:val="16"/>
-                <w:szCs w:val="16"/>
-              </w:rPr>
-              <w:t xml:space="preserve">minutes</w:t>
+              <w:t xml:space="preserve">29  </w:t>
+            </w:r>
+            <w:r>
+              <w:rPr>
+                <w:sz w:val="16"/>
+                <w:szCs w:val="16"/>
+              </w:rPr>
+              <w:t xml:space="preserve">question</w:t>
             </w:r>
           </w:p>
         </w:tc>
@@ -17491,7 +15478,7 @@
                 <w:sz w:val="16"/>
                 <w:szCs w:val="16"/>
               </w:rPr>
-              <w:t xml:space="preserve">near-continuous</w:t>
+              <w:t xml:space="preserve">hardware</w:t>
             </w:r>
           </w:p>
         </w:tc>
@@ -17517,14 +15504,14 @@
                 <w:sz w:val="16"/>
                 <w:szCs w:val="16"/>
               </w:rPr>
-              <w:t xml:space="preserve">31  </w:t>
-            </w:r>
-            <w:r>
-              <w:rPr>
-                <w:sz w:val="16"/>
-                <w:szCs w:val="16"/>
-              </w:rPr>
-              <w:t xml:space="preserve">frequency</w:t>
+              <w:t xml:space="preserve">30  </w:t>
+            </w:r>
+            <w:r>
+              <w:rPr>
+                <w:sz w:val="16"/>
+                <w:szCs w:val="16"/>
+              </w:rPr>
+              <w:t xml:space="preserve">options</w:t>
             </w:r>
           </w:p>
         </w:tc>
@@ -17559,7 +15546,7 @@
                 <w:sz w:val="16"/>
                 <w:szCs w:val="16"/>
               </w:rPr>
-              <w:t xml:space="preserve">reporting</w:t>
+              <w:t xml:space="preserve">connection</w:t>
             </w:r>
           </w:p>
         </w:tc>
@@ -17585,14 +15572,14 @@
                 <w:sz w:val="16"/>
                 <w:szCs w:val="16"/>
               </w:rPr>
-              <w:t xml:space="preserve">32  </w:t>
-            </w:r>
-            <w:r>
-              <w:rPr>
-                <w:sz w:val="16"/>
-                <w:szCs w:val="16"/>
-              </w:rPr>
-              <w:t xml:space="preserve">recovery point objective</w:t>
+              <w:t xml:space="preserve">31  </w:t>
+            </w:r>
+            <w:r>
+              <w:rPr>
+                <w:sz w:val="16"/>
+                <w:szCs w:val="16"/>
+              </w:rPr>
+              <w:t xml:space="preserve">instead</w:t>
             </w:r>
           </w:p>
         </w:tc>
@@ -17627,7 +15614,7 @@
                 <w:sz w:val="16"/>
                 <w:szCs w:val="16"/>
               </w:rPr>
-              <w:t xml:space="preserve">equipment</w:t>
+              <w:t xml:space="preserve">tolerable</w:t>
             </w:r>
           </w:p>
         </w:tc>
@@ -17653,14 +15640,14 @@
                 <w:sz w:val="16"/>
                 <w:szCs w:val="16"/>
               </w:rPr>
-              <w:t xml:space="preserve">33  </w:t>
-            </w:r>
-            <w:r>
-              <w:rPr>
-                <w:sz w:val="16"/>
-                <w:szCs w:val="16"/>
-              </w:rPr>
-              <w:t xml:space="preserve">minutes</w:t>
+              <w:t xml:space="preserve">32  </w:t>
+            </w:r>
+            <w:r>
+              <w:rPr>
+                <w:sz w:val="16"/>
+                <w:szCs w:val="16"/>
+              </w:rPr>
+              <w:t xml:space="preserve">Warm site</w:t>
             </w:r>
           </w:p>
         </w:tc>
@@ -17695,7 +15682,7 @@
                 <w:sz w:val="16"/>
                 <w:szCs w:val="16"/>
               </w:rPr>
-              <w:t xml:space="preserve">objective</w:t>
+              <w:t xml:space="preserve">rather</w:t>
             </w:r>
           </w:p>
         </w:tc>
@@ -17721,14 +15708,14 @@
                 <w:sz w:val="16"/>
                 <w:szCs w:val="16"/>
               </w:rPr>
-              <w:t xml:space="preserve">34  </w:t>
-            </w:r>
-            <w:r>
-              <w:rPr>
-                <w:sz w:val="16"/>
-                <w:szCs w:val="16"/>
-              </w:rPr>
-              <w:t xml:space="preserve">Warm site</w:t>
+              <w:t xml:space="preserve">33  </w:t>
+            </w:r>
+            <w:r>
+              <w:rPr>
+                <w:sz w:val="16"/>
+                <w:szCs w:val="16"/>
+              </w:rPr>
+              <w:t xml:space="preserve">Cold site</w:t>
             </w:r>
           </w:p>
         </w:tc>
@@ -17763,7 +15750,7 @@
                 <w:sz w:val="16"/>
                 <w:szCs w:val="16"/>
               </w:rPr>
-              <w:t xml:space="preserve">connection</w:t>
+              <w:t xml:space="preserve">several</w:t>
             </w:r>
           </w:p>
         </w:tc>
@@ -17789,14 +15776,14 @@
                 <w:sz w:val="16"/>
                 <w:szCs w:val="16"/>
               </w:rPr>
-              <w:t xml:space="preserve">35  </w:t>
-            </w:r>
-            <w:r>
-              <w:rPr>
-                <w:sz w:val="16"/>
-                <w:szCs w:val="16"/>
-              </w:rPr>
-              <w:t xml:space="preserve">Cold site</w:t>
+              <w:t xml:space="preserve">34  </w:t>
+            </w:r>
+            <w:r>
+              <w:rPr>
+                <w:sz w:val="16"/>
+                <w:szCs w:val="16"/>
+              </w:rPr>
+              <w:t xml:space="preserve">recovery time objective</w:t>
             </w:r>
           </w:p>
         </w:tc>
@@ -17831,7 +15818,7 @@
                 <w:sz w:val="16"/>
                 <w:szCs w:val="16"/>
               </w:rPr>
-              <w:t xml:space="preserve">tolerable</w:t>
+              <w:t xml:space="preserve">currently</w:t>
             </w:r>
           </w:p>
         </w:tc>
@@ -17857,14 +15844,14 @@
                 <w:sz w:val="16"/>
                 <w:szCs w:val="16"/>
               </w:rPr>
-              <w:t xml:space="preserve">36  </w:t>
-            </w:r>
-            <w:r>
-              <w:rPr>
-                <w:sz w:val="16"/>
-                <w:szCs w:val="16"/>
-              </w:rPr>
-              <w:t xml:space="preserve">recovery time objective</w:t>
+              <w:t xml:space="preserve">35  </w:t>
+            </w:r>
+            <w:r>
+              <w:rPr>
+                <w:sz w:val="16"/>
+                <w:szCs w:val="16"/>
+              </w:rPr>
+              <w:t xml:space="preserve">recovery point objective</w:t>
             </w:r>
           </w:p>
         </w:tc>
@@ -17899,75 +15886,7 @@
                 <w:sz w:val="16"/>
                 <w:szCs w:val="16"/>
               </w:rPr>
-              <w:t xml:space="preserve">replication</w:t>
-            </w:r>
-          </w:p>
-        </w:tc>
-        <w:tc>
-          <w:tcPr>
-            <w:tcW w:type="pct" w:w="2500"/>
-            <w:tcMar>
-              <w:top w:type="dxa" w:w="20"/>
-              <w:left w:type="dxa" w:w="80"/>
-              <w:bottom w:type="dxa" w:w="20"/>
-              <w:right w:type="dxa" w:w="80"/>
-            </w:tcMar>
-          </w:tcPr>
-          <w:p>
-            <w:pPr>
-              <w:spacing w:before="12" w:after="12"/>
-            </w:pPr>
-            <w:r>
-              <w:rPr>
-                <w:b/>
-                <w:bCs/>
-                <w:color w:val="8186EF"/>
-                <w:sz w:val="16"/>
-                <w:szCs w:val="16"/>
-              </w:rPr>
-              <w:t xml:space="preserve">37  </w:t>
-            </w:r>
-            <w:r>
-              <w:rPr>
-                <w:sz w:val="16"/>
-                <w:szCs w:val="16"/>
-              </w:rPr>
-              <w:t xml:space="preserve">recovery point objective</w:t>
-            </w:r>
-          </w:p>
-        </w:tc>
-      </w:tr>
-      <w:tr>
-        <w:tc>
-          <w:tcPr>
-            <w:tcW w:type="pct" w:w="2500"/>
-            <w:tcMar>
-              <w:top w:type="dxa" w:w="20"/>
-              <w:left w:type="dxa" w:w="80"/>
-              <w:bottom w:type="dxa" w:w="20"/>
-              <w:right w:type="dxa" w:w="80"/>
-            </w:tcMar>
-          </w:tcPr>
-          <w:p>
-            <w:pPr>
-              <w:spacing w:before="12" w:after="12"/>
-            </w:pPr>
-            <w:r>
-              <w:rPr>
-                <w:b/>
-                <w:bCs/>
-                <w:color w:val="8186EF"/>
-                <w:sz w:val="16"/>
-                <w:szCs w:val="16"/>
-              </w:rPr>
-              <w:t xml:space="preserve">19  </w:t>
-            </w:r>
-            <w:r>
-              <w:rPr>
-                <w:sz w:val="16"/>
-                <w:szCs w:val="16"/>
-              </w:rPr>
-              <w:t xml:space="preserve">several</w:t>
+              <w:t xml:space="preserve">server</w:t>
             </w:r>
           </w:p>
         </w:tc>
